--- a/RF PLAYMATH v3.0.docx
+++ b/RF PLAYMATH v3.0.docx
@@ -33,7 +33,6 @@
     <w:p/>
     <w:tbl>
       <w:tblPr>
-        <w:tblStyle w:val="af1"/>
         <w:tblW w:w="5624" w:type="dxa"/>
         <w:tblInd w:w="2880" w:type="dxa"/>
         <w:tblBorders>
@@ -254,7 +253,6 @@
     </w:p>
     <w:tbl>
       <w:tblPr>
-        <w:tblStyle w:val="af2"/>
         <w:tblW w:w="5804" w:type="dxa"/>
         <w:tblInd w:w="2700" w:type="dxa"/>
         <w:tblBorders>
@@ -388,7 +386,7 @@
           <w:szCs w:val="32"/>
         </w:rPr>
       </w:pPr>
-      <w:bookmarkStart w:id="0" w:name="_heading=h.67h6nnr48j45" w:colFirst="0" w:colLast="0"/>
+      <w:bookmarkStart w:id="0" w:name="_sshu22avkfll" w:colFirst="0" w:colLast="0"/>
       <w:bookmarkEnd w:id="0"/>
       <w:r>
         <w:rPr>
@@ -406,7 +404,6 @@
     <w:p/>
     <w:tbl>
       <w:tblPr>
-        <w:tblStyle w:val="af3"/>
         <w:tblW w:w="8610" w:type="dxa"/>
         <w:tblInd w:w="-120" w:type="dxa"/>
         <w:tblBorders>
@@ -511,23 +508,7 @@
                 <w:b/>
                 <w:bCs/>
               </w:rPr>
-              <w:t xml:space="preserve">Verificado </w:t>
-            </w:r>
-            <w:proofErr w:type="spellStart"/>
-            <w:r>
-              <w:rPr>
-                <w:b/>
-                <w:bCs/>
-              </w:rPr>
-              <w:t>dep</w:t>
-            </w:r>
-            <w:proofErr w:type="spellEnd"/>
-            <w:r>
-              <w:rPr>
-                <w:b/>
-                <w:bCs/>
-              </w:rPr>
-              <w:t>. calidad.</w:t>
+              <w:t>Verificado dep. calidad.</w:t>
             </w:r>
           </w:p>
         </w:tc>
@@ -543,16 +524,7 @@
           </w:tcPr>
           <w:p>
             <w:r>
-              <w:t>22</w:t>
-            </w:r>
-            <w:r>
-              <w:t>/0</w:t>
-            </w:r>
-            <w:r>
-              <w:t>7</w:t>
-            </w:r>
-            <w:r>
-              <w:t>/2026</w:t>
+              <w:t>22/07/2026</w:t>
             </w:r>
           </w:p>
         </w:tc>
@@ -563,10 +535,7 @@
           </w:tcPr>
           <w:p>
             <w:r>
-              <w:t>3</w:t>
-            </w:r>
-            <w:r>
-              <w:t>.0</w:t>
+              <w:t>3.0</w:t>
             </w:r>
           </w:p>
         </w:tc>
@@ -591,13 +560,8 @@
           </w:p>
           <w:p>
             <w:r>
-              <w:t xml:space="preserve">Jesús Ronaldo Cañón </w:t>
-            </w:r>
-            <w:proofErr w:type="spellStart"/>
-            <w:r>
-              <w:t>Gomez</w:t>
-            </w:r>
-            <w:proofErr w:type="spellEnd"/>
+              <w:t>Jesús Ronaldo Cañón Gomez</w:t>
+            </w:r>
           </w:p>
           <w:p>
             <w:r>
@@ -700,25 +664,7 @@
         <w:rPr>
           <w:color w:val="000000"/>
         </w:rPr>
-        <w:t xml:space="preserve">Documento validado por las partes en fecha: Julio </w:t>
-      </w:r>
-      <w:r>
-        <w:rPr>
-          <w:color w:val="000000"/>
-        </w:rPr>
-        <w:t>4</w:t>
-      </w:r>
-      <w:r>
-        <w:rPr>
-          <w:color w:val="000000"/>
-        </w:rPr>
-        <w:t xml:space="preserve"> de 202</w:t>
-      </w:r>
-      <w:r>
-        <w:rPr>
-          <w:color w:val="000000"/>
-        </w:rPr>
-        <w:t>6</w:t>
+        <w:t>Documento validado por las partes en fecha: Julio 4 de 2026</w:t>
       </w:r>
     </w:p>
     <w:p>
@@ -741,10 +687,8 @@
     </w:p>
     <w:tbl>
       <w:tblPr>
-        <w:tblStyle w:val="af4"/>
         <w:tblW w:w="8494" w:type="dxa"/>
         <w:jc w:val="center"/>
-        <w:tblInd w:w="0" w:type="dxa"/>
         <w:tblBorders>
           <w:top w:val="single" w:sz="4" w:space="0" w:color="000000"/>
           <w:left w:val="single" w:sz="4" w:space="0" w:color="000000"/>
@@ -1120,7 +1064,6 @@
         </w:rPr>
       </w:pPr>
     </w:p>
-    <w:p/>
     <w:p>
       <w:pPr>
         <w:sectPr>
@@ -1154,7 +1097,7 @@
           <w:szCs w:val="32"/>
         </w:rPr>
       </w:pPr>
-      <w:bookmarkStart w:id="1" w:name="_heading=h.s8n9e7vwqof3" w:colFirst="0" w:colLast="0"/>
+      <w:bookmarkStart w:id="1" w:name="_cycxt1dpqxl8" w:colFirst="0" w:colLast="0"/>
       <w:bookmarkEnd w:id="1"/>
       <w:r>
         <w:rPr>
@@ -1170,7 +1113,7 @@
     </w:p>
     <w:sdt>
       <w:sdtPr>
-        <w:id w:val="1573442039"/>
+        <w:id w:val="-919934864"/>
         <w:docPartObj>
           <w:docPartGallery w:val="Table of Contents"/>
           <w:docPartUnique/>
@@ -1230,7 +1173,7 @@
             <w:fldChar w:fldCharType="begin"/>
           </w:r>
           <w:r>
-            <w:instrText xml:space="preserve"> PAGEREF _heading=h.67h6nnr48j45 \h </w:instrText>
+            <w:instrText xml:space="preserve"> PAGEREF _sshu22avkfll \h </w:instrText>
           </w:r>
           <w:r>
             <w:fldChar w:fldCharType="separate"/>
@@ -1244,7 +1187,7 @@
             </w:rPr>
             <w:t>3</w:t>
           </w:r>
-          <w:hyperlink w:anchor="_heading=h.67h6nnr48j45" w:history="1"/>
+          <w:hyperlink w:anchor="_sshu22avkfll" w:history="1"/>
         </w:p>
         <w:p>
           <w:pPr>
@@ -1293,7 +1236,7 @@
             <w:fldChar w:fldCharType="begin"/>
           </w:r>
           <w:r>
-            <w:instrText xml:space="preserve"> PAGEREF _heading=h.s8n9e7vwqof3 \h </w:instrText>
+            <w:instrText xml:space="preserve"> PAGEREF _cycxt1dpqxl8 \h </w:instrText>
           </w:r>
           <w:r>
             <w:fldChar w:fldCharType="separate"/>
@@ -1307,7 +1250,7 @@
             </w:rPr>
             <w:t>4</w:t>
           </w:r>
-          <w:hyperlink w:anchor="_heading=h.s8n9e7vwqof3" w:history="1"/>
+          <w:hyperlink w:anchor="_cycxt1dpqxl8" w:history="1"/>
         </w:p>
         <w:p>
           <w:pPr>
@@ -1379,7 +1322,7 @@
             <w:fldChar w:fldCharType="begin"/>
           </w:r>
           <w:r>
-            <w:instrText xml:space="preserve"> PAGEREF _heading=h.evkighu8zj8u \h </w:instrText>
+            <w:instrText xml:space="preserve"> PAGEREF _w1lghla2a2hp \h </w:instrText>
           </w:r>
           <w:r>
             <w:fldChar w:fldCharType="separate"/>
@@ -1393,7 +1336,7 @@
             </w:rPr>
             <w:t>6</w:t>
           </w:r>
-          <w:hyperlink w:anchor="_heading=h.evkighu8zj8u" w:history="1"/>
+          <w:hyperlink w:anchor="_w1lghla2a2hp" w:history="1"/>
         </w:p>
         <w:p>
           <w:pPr>
@@ -1462,7 +1405,7 @@
             <w:fldChar w:fldCharType="begin"/>
           </w:r>
           <w:r>
-            <w:instrText xml:space="preserve"> PAGEREF _heading=h.psfxhxn1vdn1 \h </w:instrText>
+            <w:instrText xml:space="preserve"> PAGEREF _wnby0x8yt32c \h </w:instrText>
           </w:r>
           <w:r>
             <w:fldChar w:fldCharType="separate"/>
@@ -1475,7 +1418,7 @@
             </w:rPr>
             <w:t>6</w:t>
           </w:r>
-          <w:hyperlink w:anchor="_heading=h.psfxhxn1vdn1" w:history="1"/>
+          <w:hyperlink w:anchor="_wnby0x8yt32c" w:history="1"/>
         </w:p>
         <w:p>
           <w:pPr>
@@ -1544,7 +1487,7 @@
             <w:fldChar w:fldCharType="begin"/>
           </w:r>
           <w:r>
-            <w:instrText xml:space="preserve"> PAGEREF _heading=h.lotfq42k26bz \h </w:instrText>
+            <w:instrText xml:space="preserve"> PAGEREF _75r66xrrmbci \h </w:instrText>
           </w:r>
           <w:r>
             <w:fldChar w:fldCharType="separate"/>
@@ -1557,7 +1500,7 @@
             </w:rPr>
             <w:t>6</w:t>
           </w:r>
-          <w:hyperlink w:anchor="_heading=h.lotfq42k26bz" w:history="1"/>
+          <w:hyperlink w:anchor="_75r66xrrmbci" w:history="1"/>
         </w:p>
         <w:p>
           <w:pPr>
@@ -1626,7 +1569,7 @@
             <w:fldChar w:fldCharType="begin"/>
           </w:r>
           <w:r>
-            <w:instrText xml:space="preserve"> PAGEREF _heading=h.u0g9zsi3d5rs \h </w:instrText>
+            <w:instrText xml:space="preserve"> PAGEREF _w7cmcon6c23 \h </w:instrText>
           </w:r>
           <w:r>
             <w:fldChar w:fldCharType="separate"/>
@@ -1639,7 +1582,7 @@
             </w:rPr>
             <w:t>6</w:t>
           </w:r>
-          <w:hyperlink w:anchor="_heading=h.u0g9zsi3d5rs" w:history="1"/>
+          <w:hyperlink w:anchor="_w7cmcon6c23" w:history="1"/>
         </w:p>
         <w:p>
           <w:pPr>
@@ -1708,7 +1651,7 @@
             <w:fldChar w:fldCharType="begin"/>
           </w:r>
           <w:r>
-            <w:instrText xml:space="preserve"> PAGEREF _heading=h.513kdcmc03xk \h </w:instrText>
+            <w:instrText xml:space="preserve"> PAGEREF _c06e7pa4z9w5 \h </w:instrText>
           </w:r>
           <w:r>
             <w:fldChar w:fldCharType="separate"/>
@@ -1721,7 +1664,7 @@
             </w:rPr>
             <w:t>6</w:t>
           </w:r>
-          <w:hyperlink w:anchor="_heading=h.513kdcmc03xk" w:history="1"/>
+          <w:hyperlink w:anchor="_c06e7pa4z9w5" w:history="1"/>
         </w:p>
         <w:p>
           <w:pPr>
@@ -1790,7 +1733,7 @@
             <w:fldChar w:fldCharType="begin"/>
           </w:r>
           <w:r>
-            <w:instrText xml:space="preserve"> PAGEREF _heading=h.n6g4mehd6yhk \h </w:instrText>
+            <w:instrText xml:space="preserve"> PAGEREF _u2kve1r6ocif \h </w:instrText>
           </w:r>
           <w:r>
             <w:fldChar w:fldCharType="separate"/>
@@ -1803,7 +1746,7 @@
             </w:rPr>
             <w:t>6</w:t>
           </w:r>
-          <w:hyperlink w:anchor="_heading=h.n6g4mehd6yhk" w:history="1"/>
+          <w:hyperlink w:anchor="_u2kve1r6ocif" w:history="1"/>
         </w:p>
         <w:p>
           <w:pPr>
@@ -1872,7 +1815,7 @@
             <w:fldChar w:fldCharType="begin"/>
           </w:r>
           <w:r>
-            <w:instrText xml:space="preserve"> PAGEREF _heading=h.ii0z801skj2r \h </w:instrText>
+            <w:instrText xml:space="preserve"> PAGEREF _78xl8wta7mbk \h </w:instrText>
           </w:r>
           <w:r>
             <w:fldChar w:fldCharType="separate"/>
@@ -1885,7 +1828,7 @@
             </w:rPr>
             <w:t>6</w:t>
           </w:r>
-          <w:hyperlink w:anchor="_heading=h.ii0z801skj2r" w:history="1"/>
+          <w:hyperlink w:anchor="_78xl8wta7mbk" w:history="1"/>
         </w:p>
         <w:p>
           <w:pPr>
@@ -1957,7 +1900,7 @@
             <w:fldChar w:fldCharType="begin"/>
           </w:r>
           <w:r>
-            <w:instrText xml:space="preserve"> PAGEREF _heading=h.gcka3081ihae \h </w:instrText>
+            <w:instrText xml:space="preserve"> PAGEREF _u5rboqat771l \h </w:instrText>
           </w:r>
           <w:r>
             <w:fldChar w:fldCharType="separate"/>
@@ -1971,7 +1914,7 @@
             </w:rPr>
             <w:t>7</w:t>
           </w:r>
-          <w:hyperlink w:anchor="_heading=h.gcka3081ihae" w:history="1"/>
+          <w:hyperlink w:anchor="_u5rboqat771l" w:history="1"/>
         </w:p>
         <w:p>
           <w:pPr>
@@ -2040,7 +1983,7 @@
             <w:fldChar w:fldCharType="begin"/>
           </w:r>
           <w:r>
-            <w:instrText xml:space="preserve"> PAGEREF _heading=h.m8f3t49qrieh \h </w:instrText>
+            <w:instrText xml:space="preserve"> PAGEREF _t1j47h5bjcz \h </w:instrText>
           </w:r>
           <w:r>
             <w:fldChar w:fldCharType="separate"/>
@@ -2053,7 +1996,7 @@
             </w:rPr>
             <w:t>7</w:t>
           </w:r>
-          <w:hyperlink w:anchor="_heading=h.m8f3t49qrieh" w:history="1"/>
+          <w:hyperlink w:anchor="_t1j47h5bjcz" w:history="1"/>
         </w:p>
         <w:p>
           <w:pPr>
@@ -2122,7 +2065,7 @@
             <w:fldChar w:fldCharType="begin"/>
           </w:r>
           <w:r>
-            <w:instrText xml:space="preserve"> PAGEREF _heading=h.z7hfe3lhuqrp \h </w:instrText>
+            <w:instrText xml:space="preserve"> PAGEREF _4ste69tz5v99 \h </w:instrText>
           </w:r>
           <w:r>
             <w:fldChar w:fldCharType="separate"/>
@@ -2135,7 +2078,7 @@
             </w:rPr>
             <w:t>7</w:t>
           </w:r>
-          <w:hyperlink w:anchor="_heading=h.z7hfe3lhuqrp" w:history="1"/>
+          <w:hyperlink w:anchor="_4ste69tz5v99" w:history="1"/>
         </w:p>
         <w:p>
           <w:pPr>
@@ -2204,7 +2147,7 @@
             <w:fldChar w:fldCharType="begin"/>
           </w:r>
           <w:r>
-            <w:instrText xml:space="preserve"> PAGEREF _heading=h.pv0v3aubqh23 \h </w:instrText>
+            <w:instrText xml:space="preserve"> PAGEREF _n5hc4kovg4ya \h </w:instrText>
           </w:r>
           <w:r>
             <w:fldChar w:fldCharType="separate"/>
@@ -2217,7 +2160,7 @@
             </w:rPr>
             <w:t>7</w:t>
           </w:r>
-          <w:hyperlink w:anchor="_heading=h.pv0v3aubqh23" w:history="1"/>
+          <w:hyperlink w:anchor="_n5hc4kovg4ya" w:history="1"/>
         </w:p>
         <w:p>
           <w:pPr>
@@ -2286,7 +2229,7 @@
             <w:fldChar w:fldCharType="begin"/>
           </w:r>
           <w:r>
-            <w:instrText xml:space="preserve"> PAGEREF _heading=h.h45wiqrwjjf7 \h </w:instrText>
+            <w:instrText xml:space="preserve"> PAGEREF _b5j3xseolmmz \h </w:instrText>
           </w:r>
           <w:r>
             <w:fldChar w:fldCharType="separate"/>
@@ -2299,7 +2242,7 @@
             </w:rPr>
             <w:t>7</w:t>
           </w:r>
-          <w:hyperlink w:anchor="_heading=h.h45wiqrwjjf7" w:history="1"/>
+          <w:hyperlink w:anchor="_b5j3xseolmmz" w:history="1"/>
         </w:p>
         <w:p>
           <w:pPr>
@@ -2368,7 +2311,7 @@
             <w:fldChar w:fldCharType="begin"/>
           </w:r>
           <w:r>
-            <w:instrText xml:space="preserve"> PAGEREF _heading=h.49704s51918o \h </w:instrText>
+            <w:instrText xml:space="preserve"> PAGEREF _qpi100ob0vj0 \h </w:instrText>
           </w:r>
           <w:r>
             <w:fldChar w:fldCharType="separate"/>
@@ -2381,7 +2324,7 @@
             </w:rPr>
             <w:t>7</w:t>
           </w:r>
-          <w:hyperlink w:anchor="_heading=h.49704s51918o" w:history="1"/>
+          <w:hyperlink w:anchor="_qpi100ob0vj0" w:history="1"/>
         </w:p>
         <w:p>
           <w:pPr>
@@ -2450,7 +2393,7 @@
             <w:fldChar w:fldCharType="begin"/>
           </w:r>
           <w:r>
-            <w:instrText xml:space="preserve"> PAGEREF _heading=h.byimictacta0 \h </w:instrText>
+            <w:instrText xml:space="preserve"> PAGEREF _g8nyb0sbau6y \h </w:instrText>
           </w:r>
           <w:r>
             <w:fldChar w:fldCharType="separate"/>
@@ -2463,7 +2406,7 @@
             </w:rPr>
             <w:t>7</w:t>
           </w:r>
-          <w:hyperlink w:anchor="_heading=h.byimictacta0" w:history="1"/>
+          <w:hyperlink w:anchor="_g8nyb0sbau6y" w:history="1"/>
         </w:p>
         <w:p>
           <w:pPr>
@@ -2535,7 +2478,7 @@
             <w:fldChar w:fldCharType="begin"/>
           </w:r>
           <w:r>
-            <w:instrText xml:space="preserve"> PAGEREF _heading=h.4qjdxfkhjq6g \h </w:instrText>
+            <w:instrText xml:space="preserve"> PAGEREF _wyrcyaruz95f \h </w:instrText>
           </w:r>
           <w:r>
             <w:fldChar w:fldCharType="separate"/>
@@ -2549,7 +2492,7 @@
             </w:rPr>
             <w:t>7</w:t>
           </w:r>
-          <w:hyperlink w:anchor="_heading=h.4qjdxfkhjq6g" w:history="1"/>
+          <w:hyperlink w:anchor="_wyrcyaruz95f" w:history="1"/>
         </w:p>
         <w:p>
           <w:pPr>
@@ -2618,7 +2561,7 @@
             <w:fldChar w:fldCharType="begin"/>
           </w:r>
           <w:r>
-            <w:instrText xml:space="preserve"> PAGEREF _heading=h.378neotzy43w \h </w:instrText>
+            <w:instrText xml:space="preserve"> PAGEREF _lr0dht5742ut \h </w:instrText>
           </w:r>
           <w:r>
             <w:fldChar w:fldCharType="separate"/>
@@ -2631,7 +2574,7 @@
             </w:rPr>
             <w:t>8</w:t>
           </w:r>
-          <w:hyperlink w:anchor="_heading=h.378neotzy43w" w:history="1"/>
+          <w:hyperlink w:anchor="_lr0dht5742ut" w:history="1"/>
         </w:p>
         <w:p>
           <w:pPr>
@@ -2694,7 +2637,7 @@
             <w:fldChar w:fldCharType="begin"/>
           </w:r>
           <w:r>
-            <w:instrText xml:space="preserve"> PAGEREF _heading=h.rogpkpp5f8vh \h </w:instrText>
+            <w:instrText xml:space="preserve"> PAGEREF _3usudfujm5eh \h </w:instrText>
           </w:r>
           <w:r>
             <w:fldChar w:fldCharType="separate"/>
@@ -2705,7 +2648,7 @@
             </w:rPr>
             <w:t>8</w:t>
           </w:r>
-          <w:hyperlink w:anchor="_heading=h.rogpkpp5f8vh" w:history="1"/>
+          <w:hyperlink w:anchor="_3usudfujm5eh" w:history="1"/>
         </w:p>
         <w:p>
           <w:pPr>
@@ -2768,7 +2711,7 @@
             <w:fldChar w:fldCharType="begin"/>
           </w:r>
           <w:r>
-            <w:instrText xml:space="preserve"> PAGEREF _heading=h.n2yx2mkvzpsg \h </w:instrText>
+            <w:instrText xml:space="preserve"> PAGEREF _woy4jqlgrc4g \h </w:instrText>
           </w:r>
           <w:r>
             <w:fldChar w:fldCharType="separate"/>
@@ -2779,7 +2722,7 @@
             </w:rPr>
             <w:t>8</w:t>
           </w:r>
-          <w:hyperlink w:anchor="_heading=h.n2yx2mkvzpsg" w:history="1"/>
+          <w:hyperlink w:anchor="_woy4jqlgrc4g" w:history="1"/>
         </w:p>
         <w:p>
           <w:pPr>
@@ -2842,7 +2785,7 @@
             <w:fldChar w:fldCharType="begin"/>
           </w:r>
           <w:r>
-            <w:instrText xml:space="preserve"> PAGEREF _heading=h.hrl1ztk66ere \h </w:instrText>
+            <w:instrText xml:space="preserve"> PAGEREF _raf03u2xinqx \h </w:instrText>
           </w:r>
           <w:r>
             <w:fldChar w:fldCharType="separate"/>
@@ -2853,7 +2796,7 @@
             </w:rPr>
             <w:t>8</w:t>
           </w:r>
-          <w:hyperlink w:anchor="_heading=h.hrl1ztk66ere" w:history="1"/>
+          <w:hyperlink w:anchor="_raf03u2xinqx" w:history="1"/>
         </w:p>
         <w:p>
           <w:pPr>
@@ -2916,7 +2859,7 @@
             <w:fldChar w:fldCharType="begin"/>
           </w:r>
           <w:r>
-            <w:instrText xml:space="preserve"> PAGEREF _heading=h.v36l9a6ln6zn \h </w:instrText>
+            <w:instrText xml:space="preserve"> PAGEREF _bi1fp0m46w3u \h </w:instrText>
           </w:r>
           <w:r>
             <w:fldChar w:fldCharType="separate"/>
@@ -2927,7 +2870,7 @@
             </w:rPr>
             <w:t>8</w:t>
           </w:r>
-          <w:hyperlink w:anchor="_heading=h.v36l9a6ln6zn" w:history="1"/>
+          <w:hyperlink w:anchor="_bi1fp0m46w3u" w:history="1"/>
         </w:p>
         <w:p>
           <w:pPr>
@@ -2996,7 +2939,7 @@
             <w:fldChar w:fldCharType="begin"/>
           </w:r>
           <w:r>
-            <w:instrText xml:space="preserve"> PAGEREF _heading=h.f3lusmur6xa4 \h </w:instrText>
+            <w:instrText xml:space="preserve"> PAGEREF _fscimoougjrm \h </w:instrText>
           </w:r>
           <w:r>
             <w:fldChar w:fldCharType="separate"/>
@@ -3009,7 +2952,7 @@
             </w:rPr>
             <w:t>8</w:t>
           </w:r>
-          <w:hyperlink w:anchor="_heading=h.f3lusmur6xa4" w:history="1"/>
+          <w:hyperlink w:anchor="_fscimoougjrm" w:history="1"/>
         </w:p>
         <w:p>
           <w:pPr>
@@ -3072,7 +3015,7 @@
             <w:fldChar w:fldCharType="begin"/>
           </w:r>
           <w:r>
-            <w:instrText xml:space="preserve"> PAGEREF _heading=h.r9br3c1eax4u \h </w:instrText>
+            <w:instrText xml:space="preserve"> PAGEREF _81gkjo7fv1cg \h </w:instrText>
           </w:r>
           <w:r>
             <w:fldChar w:fldCharType="separate"/>
@@ -3083,7 +3026,7 @@
             </w:rPr>
             <w:t>9</w:t>
           </w:r>
-          <w:hyperlink w:anchor="_heading=h.r9br3c1eax4u" w:history="1"/>
+          <w:hyperlink w:anchor="_81gkjo7fv1cg" w:history="1"/>
         </w:p>
         <w:p>
           <w:pPr>
@@ -3146,7 +3089,7 @@
             <w:fldChar w:fldCharType="begin"/>
           </w:r>
           <w:r>
-            <w:instrText xml:space="preserve"> PAGEREF _heading=h.4nnsi5kych4y \h </w:instrText>
+            <w:instrText xml:space="preserve"> PAGEREF _bidk03z7yu6h \h </w:instrText>
           </w:r>
           <w:r>
             <w:fldChar w:fldCharType="separate"/>
@@ -3157,7 +3100,7 @@
             </w:rPr>
             <w:t>9</w:t>
           </w:r>
-          <w:hyperlink w:anchor="_heading=h.4nnsi5kych4y" w:history="1"/>
+          <w:hyperlink w:anchor="_bidk03z7yu6h" w:history="1"/>
         </w:p>
         <w:p>
           <w:pPr>
@@ -3220,7 +3163,7 @@
             <w:fldChar w:fldCharType="begin"/>
           </w:r>
           <w:r>
-            <w:instrText xml:space="preserve"> PAGEREF _heading=h.rmx9aahmretb \h </w:instrText>
+            <w:instrText xml:space="preserve"> PAGEREF _6t54u9ni2pjh \h </w:instrText>
           </w:r>
           <w:r>
             <w:fldChar w:fldCharType="separate"/>
@@ -3231,7 +3174,7 @@
             </w:rPr>
             <w:t>9</w:t>
           </w:r>
-          <w:hyperlink w:anchor="_heading=h.rmx9aahmretb" w:history="1"/>
+          <w:hyperlink w:anchor="_6t54u9ni2pjh" w:history="1"/>
         </w:p>
         <w:p>
           <w:pPr>
@@ -3294,7 +3237,7 @@
             <w:fldChar w:fldCharType="begin"/>
           </w:r>
           <w:r>
-            <w:instrText xml:space="preserve"> PAGEREF _heading=h.7ws96xvxaoao \h </w:instrText>
+            <w:instrText xml:space="preserve"> PAGEREF _1h9qm3gdtlce \h </w:instrText>
           </w:r>
           <w:r>
             <w:fldChar w:fldCharType="separate"/>
@@ -3305,7 +3248,7 @@
             </w:rPr>
             <w:t>9</w:t>
           </w:r>
-          <w:hyperlink w:anchor="_heading=h.7ws96xvxaoao" w:history="1"/>
+          <w:hyperlink w:anchor="_1h9qm3gdtlce" w:history="1"/>
         </w:p>
         <w:p>
           <w:pPr>
@@ -3374,7 +3317,7 @@
             <w:fldChar w:fldCharType="begin"/>
           </w:r>
           <w:r>
-            <w:instrText xml:space="preserve"> PAGEREF _heading=h.w6lbyn57pz21 \h </w:instrText>
+            <w:instrText xml:space="preserve"> PAGEREF _etpf6u61igtn \h </w:instrText>
           </w:r>
           <w:r>
             <w:fldChar w:fldCharType="separate"/>
@@ -3387,7 +3330,7 @@
             </w:rPr>
             <w:t>9</w:t>
           </w:r>
-          <w:hyperlink w:anchor="_heading=h.w6lbyn57pz21" w:history="1"/>
+          <w:hyperlink w:anchor="_etpf6u61igtn" w:history="1"/>
         </w:p>
         <w:p>
           <w:pPr>
@@ -3450,7 +3393,7 @@
             <w:fldChar w:fldCharType="begin"/>
           </w:r>
           <w:r>
-            <w:instrText xml:space="preserve"> PAGEREF _heading=h.8dn06iym8mns \h </w:instrText>
+            <w:instrText xml:space="preserve"> PAGEREF _3mfepoak8q4y \h </w:instrText>
           </w:r>
           <w:r>
             <w:fldChar w:fldCharType="separate"/>
@@ -3461,7 +3404,7 @@
             </w:rPr>
             <w:t>9</w:t>
           </w:r>
-          <w:hyperlink w:anchor="_heading=h.8dn06iym8mns" w:history="1"/>
+          <w:hyperlink w:anchor="_3mfepoak8q4y" w:history="1"/>
         </w:p>
         <w:p>
           <w:pPr>
@@ -3524,7 +3467,7 @@
             <w:fldChar w:fldCharType="begin"/>
           </w:r>
           <w:r>
-            <w:instrText xml:space="preserve"> PAGEREF _heading=h.py8afpr7rzw5 \h </w:instrText>
+            <w:instrText xml:space="preserve"> PAGEREF _i2xxhuaecixy \h </w:instrText>
           </w:r>
           <w:r>
             <w:fldChar w:fldCharType="separate"/>
@@ -3535,7 +3478,7 @@
             </w:rPr>
             <w:t>9</w:t>
           </w:r>
-          <w:hyperlink w:anchor="_heading=h.py8afpr7rzw5" w:history="1"/>
+          <w:hyperlink w:anchor="_i2xxhuaecixy" w:history="1"/>
         </w:p>
         <w:p>
           <w:pPr>
@@ -3598,7 +3541,7 @@
             <w:fldChar w:fldCharType="begin"/>
           </w:r>
           <w:r>
-            <w:instrText xml:space="preserve"> PAGEREF _heading=h.qxi6v6hmzeli \h </w:instrText>
+            <w:instrText xml:space="preserve"> PAGEREF _qyiw3x3bbqtl \h </w:instrText>
           </w:r>
           <w:r>
             <w:fldChar w:fldCharType="separate"/>
@@ -3609,7 +3552,7 @@
             </w:rPr>
             <w:t>9</w:t>
           </w:r>
-          <w:hyperlink w:anchor="_heading=h.qxi6v6hmzeli" w:history="1"/>
+          <w:hyperlink w:anchor="_qyiw3x3bbqtl" w:history="1"/>
         </w:p>
         <w:p>
           <w:pPr>
@@ -3672,7 +3615,7 @@
             <w:fldChar w:fldCharType="begin"/>
           </w:r>
           <w:r>
-            <w:instrText xml:space="preserve"> PAGEREF _heading=h.h6garqu33dgr \h </w:instrText>
+            <w:instrText xml:space="preserve"> PAGEREF _ephgw5frd1ii \h </w:instrText>
           </w:r>
           <w:r>
             <w:fldChar w:fldCharType="separate"/>
@@ -3683,7 +3626,7 @@
             </w:rPr>
             <w:t>9</w:t>
           </w:r>
-          <w:hyperlink w:anchor="_heading=h.h6garqu33dgr" w:history="1"/>
+          <w:hyperlink w:anchor="_ephgw5frd1ii" w:history="1"/>
         </w:p>
         <w:p>
           <w:pPr>
@@ -3746,7 +3689,7 @@
             <w:fldChar w:fldCharType="begin"/>
           </w:r>
           <w:r>
-            <w:instrText xml:space="preserve"> PAGEREF _heading=h.9tr5rz3ej7dq \h </w:instrText>
+            <w:instrText xml:space="preserve"> PAGEREF _63iggs9sju7w \h </w:instrText>
           </w:r>
           <w:r>
             <w:fldChar w:fldCharType="separate"/>
@@ -3757,7 +3700,7 @@
             </w:rPr>
             <w:t>10</w:t>
           </w:r>
-          <w:hyperlink w:anchor="_heading=h.9tr5rz3ej7dq" w:history="1"/>
+          <w:hyperlink w:anchor="_63iggs9sju7w" w:history="1"/>
         </w:p>
         <w:p>
           <w:pPr>
@@ -3820,7 +3763,7 @@
             <w:fldChar w:fldCharType="begin"/>
           </w:r>
           <w:r>
-            <w:instrText xml:space="preserve"> PAGEREF _heading=h.6e47x5nujpyk \h </w:instrText>
+            <w:instrText xml:space="preserve"> PAGEREF _k31ngdlfmfo4 \h </w:instrText>
           </w:r>
           <w:r>
             <w:fldChar w:fldCharType="separate"/>
@@ -3831,7 +3774,7 @@
             </w:rPr>
             <w:t>10</w:t>
           </w:r>
-          <w:hyperlink w:anchor="_heading=h.6e47x5nujpyk" w:history="1"/>
+          <w:hyperlink w:anchor="_k31ngdlfmfo4" w:history="1"/>
         </w:p>
         <w:p>
           <w:pPr>
@@ -3901,7 +3844,7 @@
             <w:fldChar w:fldCharType="begin"/>
           </w:r>
           <w:r>
-            <w:instrText xml:space="preserve"> PAGEREF _heading=h.qblp3fsknoiw \h </w:instrText>
+            <w:instrText xml:space="preserve"> PAGEREF _d9zdxmfr7ov4 \h </w:instrText>
           </w:r>
           <w:r>
             <w:fldChar w:fldCharType="separate"/>
@@ -3914,7 +3857,7 @@
             </w:rPr>
             <w:t>10</w:t>
           </w:r>
-          <w:hyperlink w:anchor="_heading=h.qblp3fsknoiw" w:history="1"/>
+          <w:hyperlink w:anchor="_d9zdxmfr7ov4" w:history="1"/>
         </w:p>
         <w:p>
           <w:pPr>
@@ -3969,7 +3912,7 @@
                 <w:bCs/>
                 <w:smallCaps/>
               </w:rPr>
-              <w:t>Apéndices</w:t>
+              <w:t>Apréndices</w:t>
             </w:r>
           </w:hyperlink>
           <w:hyperlink r:id="rId118">
@@ -3987,7 +3930,7 @@
             <w:fldChar w:fldCharType="begin"/>
           </w:r>
           <w:r>
-            <w:instrText xml:space="preserve"> PAGEREF _heading=h.i447qu7e38bm \h </w:instrText>
+            <w:instrText xml:space="preserve"> PAGEREF _xuephmdpap0g \h </w:instrText>
           </w:r>
           <w:r>
             <w:fldChar w:fldCharType="separate"/>
@@ -4001,7 +3944,7 @@
             </w:rPr>
             <w:t>10</w:t>
           </w:r>
-          <w:hyperlink w:anchor="_heading=h.i447qu7e38bm" w:history="1"/>
+          <w:hyperlink w:anchor="_xuephmdpap0g" w:history="1"/>
         </w:p>
         <w:p>
           <w:r>
@@ -4018,10 +3961,10 @@
         <w:pStyle w:val="Ttulo1"/>
         <w:numPr>
           <w:ilvl w:val="0"/>
-          <w:numId w:val="1"/>
+          <w:numId w:val="25"/>
         </w:numPr>
       </w:pPr>
-      <w:bookmarkStart w:id="2" w:name="_heading=h.evkighu8zj8u" w:colFirst="0" w:colLast="0"/>
+      <w:bookmarkStart w:id="2" w:name="_w1lghla2a2hp" w:colFirst="0" w:colLast="0"/>
       <w:bookmarkEnd w:id="2"/>
       <w:r>
         <w:br w:type="page"/>
@@ -4040,7 +3983,7 @@
           <w:szCs w:val="24"/>
         </w:rPr>
       </w:pPr>
-      <w:bookmarkStart w:id="3" w:name="_heading=h.psfxhxn1vdn1" w:colFirst="0" w:colLast="0"/>
+      <w:bookmarkStart w:id="3" w:name="_wnby0x8yt32c" w:colFirst="0" w:colLast="0"/>
       <w:bookmarkEnd w:id="3"/>
       <w:r>
         <w:rPr>
@@ -4066,23 +4009,25 @@
           <w:sz w:val="24"/>
           <w:szCs w:val="24"/>
         </w:rPr>
-        <w:t xml:space="preserve">, una plataforma digital que permitirá gestionar torneos de fútbol. El objetivo es optimizar la organización, programación y comunicación entre organizadores, </w:t>
+        <w:t>, una plataforma digital que permitirá gestionar torneos de fútbol. El objetivo es optimizar la organización, programación y comunicación entre organizadores, jugadores y equipos participantes.</w:t>
       </w:r>
-      <w:r>
+    </w:p>
+    <w:p>
+      <w:pPr>
+        <w:spacing w:before="280" w:after="280"/>
         <w:rPr>
           <w:rFonts w:ascii="Times New Roman" w:eastAsia="Times New Roman" w:hAnsi="Times New Roman" w:cs="Times New Roman"/>
           <w:sz w:val="24"/>
           <w:szCs w:val="24"/>
         </w:rPr>
-        <w:t>jugadores</w:t>
-      </w:r>
+      </w:pPr>
       <w:r>
         <w:rPr>
           <w:rFonts w:ascii="Times New Roman" w:eastAsia="Times New Roman" w:hAnsi="Times New Roman" w:cs="Times New Roman"/>
           <w:sz w:val="24"/>
           <w:szCs w:val="24"/>
         </w:rPr>
-        <w:t xml:space="preserve"> y equipos participantes.</w:t>
+        <w:t>Actualmente, muchos procesos se realizan de forma manual o con herramientas no especializadas, lo que genera desorden y errores. PLAYMATCH busca resolver estos problemas mediante una solución tecnológica integral.</w:t>
       </w:r>
     </w:p>
     <w:p>
@@ -4100,24 +4045,6 @@
           <w:sz w:val="24"/>
           <w:szCs w:val="24"/>
         </w:rPr>
-        <w:t>Actualmente, muchos procesos se realizan de forma manual o con herramientas no especializadas, lo que genera desorden y errores. PLAYMATCH busca resolver estos problemas mediante una solución tecnológica integral.</w:t>
-      </w:r>
-    </w:p>
-    <w:p>
-      <w:pPr>
-        <w:spacing w:before="280" w:after="280"/>
-        <w:rPr>
-          <w:rFonts w:ascii="Times New Roman" w:eastAsia="Times New Roman" w:hAnsi="Times New Roman" w:cs="Times New Roman"/>
-          <w:sz w:val="24"/>
-          <w:szCs w:val="24"/>
-        </w:rPr>
-      </w:pPr>
-      <w:r>
-        <w:rPr>
-          <w:rFonts w:ascii="Times New Roman" w:eastAsia="Times New Roman" w:hAnsi="Times New Roman" w:cs="Times New Roman"/>
-          <w:sz w:val="24"/>
-          <w:szCs w:val="24"/>
-        </w:rPr>
         <w:t>El documento está dirigido al equipo de desarrollo, usuarios finales y partes interesadas, y servirá como base para el diseño, implementación y validación del sistema.</w:t>
       </w:r>
     </w:p>
@@ -4126,7 +4053,7 @@
         <w:pStyle w:val="Ttulo2"/>
         <w:numPr>
           <w:ilvl w:val="1"/>
-          <w:numId w:val="1"/>
+          <w:numId w:val="25"/>
         </w:numPr>
       </w:pPr>
       <w:r>
@@ -4137,7 +4064,7 @@
       <w:pPr>
         <w:numPr>
           <w:ilvl w:val="0"/>
-          <w:numId w:val="21"/>
+          <w:numId w:val="38"/>
         </w:numPr>
         <w:pBdr>
           <w:top w:val="nil"/>
@@ -4172,7 +4099,7 @@
       <w:pPr>
         <w:numPr>
           <w:ilvl w:val="0"/>
-          <w:numId w:val="21"/>
+          <w:numId w:val="38"/>
         </w:numPr>
         <w:pBdr>
           <w:top w:val="nil"/>
@@ -4183,85 +4110,20 @@
         </w:pBdr>
         <w:spacing w:after="280"/>
         <w:rPr>
+          <w:sz w:val="24"/>
+          <w:szCs w:val="24"/>
+        </w:rPr>
+      </w:pPr>
+      <w:bookmarkStart w:id="4" w:name="_75r66xrrmbci" w:colFirst="0" w:colLast="0"/>
+      <w:bookmarkEnd w:id="4"/>
+      <w:r>
+        <w:rPr>
           <w:rFonts w:ascii="Times New Roman" w:eastAsia="Times New Roman" w:hAnsi="Times New Roman" w:cs="Times New Roman"/>
           <w:color w:val="000000"/>
           <w:sz w:val="24"/>
           <w:szCs w:val="24"/>
         </w:rPr>
-      </w:pPr>
-      <w:bookmarkStart w:id="4" w:name="_heading=h.lotfq42k26bz" w:colFirst="0" w:colLast="0"/>
-      <w:bookmarkEnd w:id="4"/>
-      <w:r>
-        <w:rPr>
-          <w:rFonts w:ascii="Times New Roman" w:eastAsia="Times New Roman" w:hAnsi="Times New Roman" w:cs="Times New Roman"/>
-          <w:color w:val="000000"/>
-          <w:sz w:val="24"/>
-          <w:szCs w:val="24"/>
-        </w:rPr>
-        <w:t xml:space="preserve">Está dirigido a los siguientes públicos: Equipo de desarrollo, </w:t>
-      </w:r>
-      <w:r>
-        <w:rPr>
-          <w:rFonts w:ascii="Times New Roman" w:eastAsia="Times New Roman" w:hAnsi="Times New Roman" w:cs="Times New Roman"/>
-          <w:color w:val="000000"/>
-          <w:sz w:val="24"/>
-          <w:szCs w:val="24"/>
-        </w:rPr>
-        <w:t>u</w:t>
-      </w:r>
-      <w:r>
-        <w:rPr>
-          <w:rFonts w:ascii="Times New Roman" w:eastAsia="Times New Roman" w:hAnsi="Times New Roman" w:cs="Times New Roman"/>
-          <w:color w:val="000000"/>
-          <w:sz w:val="24"/>
-          <w:szCs w:val="24"/>
-        </w:rPr>
-        <w:t xml:space="preserve">suarios finales, </w:t>
-      </w:r>
-      <w:r>
-        <w:rPr>
-          <w:rFonts w:ascii="Times New Roman" w:eastAsia="Times New Roman" w:hAnsi="Times New Roman" w:cs="Times New Roman"/>
-          <w:color w:val="000000"/>
-          <w:sz w:val="24"/>
-          <w:szCs w:val="24"/>
-        </w:rPr>
-        <w:t>d</w:t>
-      </w:r>
-      <w:r>
-        <w:rPr>
-          <w:rFonts w:ascii="Times New Roman" w:eastAsia="Times New Roman" w:hAnsi="Times New Roman" w:cs="Times New Roman"/>
-          <w:color w:val="000000"/>
-          <w:sz w:val="24"/>
-          <w:szCs w:val="24"/>
-        </w:rPr>
-        <w:t xml:space="preserve">ocentes o evaluadores, </w:t>
-      </w:r>
-      <w:r>
-        <w:rPr>
-          <w:rFonts w:ascii="Times New Roman" w:eastAsia="Times New Roman" w:hAnsi="Times New Roman" w:cs="Times New Roman"/>
-          <w:color w:val="000000"/>
-          <w:sz w:val="24"/>
-          <w:szCs w:val="24"/>
-        </w:rPr>
-        <w:t>c</w:t>
-      </w:r>
-      <w:r>
-        <w:rPr>
-          <w:rFonts w:ascii="Times New Roman" w:eastAsia="Times New Roman" w:hAnsi="Times New Roman" w:cs="Times New Roman"/>
-          <w:color w:val="000000"/>
-          <w:sz w:val="24"/>
-          <w:szCs w:val="24"/>
-        </w:rPr>
-        <w:t>lientes o partes interesada</w:t>
-      </w:r>
-      <w:r>
-        <w:rPr>
-          <w:rFonts w:ascii="Times New Roman" w:eastAsia="Times New Roman" w:hAnsi="Times New Roman" w:cs="Times New Roman"/>
-          <w:color w:val="000000"/>
-          <w:sz w:val="24"/>
-          <w:szCs w:val="24"/>
-        </w:rPr>
-        <w:t>s.</w:t>
+        <w:t>Está dirigido a los siguientes públicos: Equipo de desarrollo, usuarios finales, docentes o evaluadores, clientes o partes interesadas.</w:t>
       </w:r>
     </w:p>
     <w:p>
@@ -4269,7 +4131,7 @@
         <w:pStyle w:val="Ttulo2"/>
         <w:numPr>
           <w:ilvl w:val="1"/>
-          <w:numId w:val="1"/>
+          <w:numId w:val="25"/>
         </w:numPr>
       </w:pPr>
       <w:r>
@@ -4280,7 +4142,7 @@
       <w:pPr>
         <w:numPr>
           <w:ilvl w:val="0"/>
-          <w:numId w:val="8"/>
+          <w:numId w:val="45"/>
         </w:numPr>
         <w:pBdr>
           <w:top w:val="nil"/>
@@ -4291,29 +4153,18 @@
         </w:pBdr>
         <w:spacing w:before="280"/>
         <w:rPr>
+          <w:sz w:val="24"/>
+          <w:szCs w:val="24"/>
+        </w:rPr>
+      </w:pPr>
+      <w:r>
+        <w:rPr>
           <w:rFonts w:ascii="Times New Roman" w:eastAsia="Times New Roman" w:hAnsi="Times New Roman" w:cs="Times New Roman"/>
           <w:color w:val="000000"/>
           <w:sz w:val="24"/>
           <w:szCs w:val="24"/>
         </w:rPr>
-      </w:pPr>
-      <w:r>
-        <w:rPr>
-          <w:rFonts w:ascii="Times New Roman" w:eastAsia="Times New Roman" w:hAnsi="Times New Roman" w:cs="Times New Roman"/>
-          <w:color w:val="000000"/>
-          <w:sz w:val="24"/>
-          <w:szCs w:val="24"/>
-        </w:rPr>
-        <w:t>El producto por desarrollar</w:t>
-      </w:r>
-      <w:r>
-        <w:rPr>
-          <w:rFonts w:ascii="Times New Roman" w:eastAsia="Times New Roman" w:hAnsi="Times New Roman" w:cs="Times New Roman"/>
-          <w:color w:val="000000"/>
-          <w:sz w:val="24"/>
-          <w:szCs w:val="24"/>
-        </w:rPr>
-        <w:t xml:space="preserve"> se denomina </w:t>
+        <w:t xml:space="preserve">El producto por desarrollar se denomina </w:t>
       </w:r>
       <w:r>
         <w:rPr>
@@ -4332,25 +4183,7 @@
           <w:sz w:val="24"/>
           <w:szCs w:val="24"/>
         </w:rPr>
-        <w:t>, una plataforma web responsiva</w:t>
-      </w:r>
-      <w:r>
-        <w:rPr>
-          <w:rFonts w:ascii="Times New Roman" w:eastAsia="Times New Roman" w:hAnsi="Times New Roman" w:cs="Times New Roman"/>
-          <w:color w:val="000000"/>
-          <w:sz w:val="24"/>
-          <w:szCs w:val="24"/>
-        </w:rPr>
-        <w:t>,</w:t>
-      </w:r>
-      <w:r>
-        <w:rPr>
-          <w:rFonts w:ascii="Times New Roman" w:eastAsia="Times New Roman" w:hAnsi="Times New Roman" w:cs="Times New Roman"/>
-          <w:color w:val="000000"/>
-          <w:sz w:val="24"/>
-          <w:szCs w:val="24"/>
-        </w:rPr>
-        <w:t xml:space="preserve"> diseñada para facilitar la gestión de torneos de fútbol.</w:t>
+        <w:t>, una plataforma web responsiva, diseñada para facilitar la gestión de torneos de fútbol.</w:t>
       </w:r>
     </w:p>
     <w:p>
@@ -4375,7 +4208,7 @@
       <w:pPr>
         <w:numPr>
           <w:ilvl w:val="0"/>
-          <w:numId w:val="8"/>
+          <w:numId w:val="45"/>
         </w:numPr>
         <w:pBdr>
           <w:top w:val="nil"/>
@@ -4386,8 +4219,6 @@
         </w:pBdr>
         <w:spacing w:after="280"/>
         <w:rPr>
-          <w:rFonts w:ascii="Times New Roman" w:eastAsia="Times New Roman" w:hAnsi="Times New Roman" w:cs="Times New Roman"/>
-          <w:color w:val="000000"/>
           <w:sz w:val="24"/>
           <w:szCs w:val="24"/>
         </w:rPr>
@@ -4422,10 +4253,10 @@
         <w:pStyle w:val="Ttulo2"/>
         <w:numPr>
           <w:ilvl w:val="1"/>
-          <w:numId w:val="1"/>
+          <w:numId w:val="25"/>
         </w:numPr>
       </w:pPr>
-      <w:bookmarkStart w:id="5" w:name="_heading=h.u0g9zsi3d5rs" w:colFirst="0" w:colLast="0"/>
+      <w:bookmarkStart w:id="5" w:name="_w7cmcon6c23" w:colFirst="0" w:colLast="0"/>
       <w:bookmarkEnd w:id="5"/>
       <w:r>
         <w:t>Personal involucrado</w:t>
@@ -4433,7 +4264,6 @@
     </w:p>
     <w:tbl>
       <w:tblPr>
-        <w:tblStyle w:val="af5"/>
         <w:tblW w:w="7751" w:type="dxa"/>
         <w:tblInd w:w="743" w:type="dxa"/>
         <w:tblBorders>
@@ -4969,9 +4799,42 @@
         </w:rPr>
       </w:pPr>
     </w:p>
+    <w:p>
+      <w:pPr>
+        <w:pBdr>
+          <w:top w:val="nil"/>
+          <w:left w:val="nil"/>
+          <w:bottom w:val="nil"/>
+          <w:right w:val="nil"/>
+          <w:between w:val="nil"/>
+        </w:pBdr>
+        <w:ind w:left="708"/>
+        <w:rPr>
+          <w:i/>
+          <w:iCs/>
+          <w:color w:val="0000FF"/>
+        </w:rPr>
+      </w:pPr>
+    </w:p>
+    <w:p>
+      <w:pPr>
+        <w:pBdr>
+          <w:top w:val="nil"/>
+          <w:left w:val="nil"/>
+          <w:bottom w:val="nil"/>
+          <w:right w:val="nil"/>
+          <w:between w:val="nil"/>
+        </w:pBdr>
+        <w:ind w:left="708"/>
+        <w:rPr>
+          <w:i/>
+          <w:iCs/>
+          <w:color w:val="0000FF"/>
+        </w:rPr>
+      </w:pPr>
+    </w:p>
     <w:tbl>
       <w:tblPr>
-        <w:tblStyle w:val="af6"/>
         <w:tblW w:w="7751" w:type="dxa"/>
         <w:tblInd w:w="743" w:type="dxa"/>
         <w:tblBorders>
@@ -5025,6 +4888,7 @@
               <w:rPr>
                 <w:color w:val="000000"/>
               </w:rPr>
+              <w:lastRenderedPageBreak/>
               <w:t>Nombre</w:t>
             </w:r>
           </w:p>
@@ -5180,7 +5044,6 @@
               <w:rPr>
                 <w:color w:val="000000"/>
               </w:rPr>
-              <w:lastRenderedPageBreak/>
               <w:t>Categoría profesional</w:t>
             </w:r>
           </w:p>
@@ -5459,7 +5322,6 @@
     </w:p>
     <w:tbl>
       <w:tblPr>
-        <w:tblStyle w:val="af7"/>
         <w:tblW w:w="7751" w:type="dxa"/>
         <w:tblInd w:w="743" w:type="dxa"/>
         <w:tblBorders>
@@ -5952,7 +5814,6 @@
     </w:p>
     <w:tbl>
       <w:tblPr>
-        <w:tblStyle w:val="af8"/>
         <w:tblW w:w="7751" w:type="dxa"/>
         <w:tblInd w:w="743" w:type="dxa"/>
         <w:tblBorders>
@@ -6465,10 +6326,10 @@
         <w:pStyle w:val="Ttulo2"/>
         <w:numPr>
           <w:ilvl w:val="1"/>
-          <w:numId w:val="1"/>
+          <w:numId w:val="25"/>
         </w:numPr>
       </w:pPr>
-      <w:bookmarkStart w:id="6" w:name="_heading=h.513kdcmc03xk" w:colFirst="0" w:colLast="0"/>
+      <w:bookmarkStart w:id="6" w:name="_c06e7pa4z9w5" w:colFirst="0" w:colLast="0"/>
       <w:bookmarkEnd w:id="6"/>
       <w:r>
         <w:t>Definiciones, acrónimos y abreviaturas</w:t>
@@ -6478,7 +6339,7 @@
       <w:pPr>
         <w:numPr>
           <w:ilvl w:val="0"/>
-          <w:numId w:val="17"/>
+          <w:numId w:val="33"/>
         </w:numPr>
         <w:pBdr>
           <w:top w:val="nil"/>
@@ -6499,7 +6360,7 @@
       <w:pPr>
         <w:numPr>
           <w:ilvl w:val="0"/>
-          <w:numId w:val="17"/>
+          <w:numId w:val="33"/>
         </w:numPr>
         <w:pBdr>
           <w:top w:val="nil"/>
@@ -6520,7 +6381,7 @@
       <w:pPr>
         <w:numPr>
           <w:ilvl w:val="0"/>
-          <w:numId w:val="17"/>
+          <w:numId w:val="33"/>
         </w:numPr>
         <w:pBdr>
           <w:top w:val="nil"/>
@@ -6541,7 +6402,7 @@
       <w:pPr>
         <w:numPr>
           <w:ilvl w:val="0"/>
-          <w:numId w:val="17"/>
+          <w:numId w:val="33"/>
         </w:numPr>
         <w:pBdr>
           <w:top w:val="nil"/>
@@ -6562,7 +6423,7 @@
       <w:pPr>
         <w:numPr>
           <w:ilvl w:val="0"/>
-          <w:numId w:val="17"/>
+          <w:numId w:val="33"/>
         </w:numPr>
         <w:pBdr>
           <w:top w:val="nil"/>
@@ -6576,28 +6437,14 @@
         <w:rPr>
           <w:color w:val="000000"/>
         </w:rPr>
-        <w:t xml:space="preserve">Notificación en tiempo real: Mensaje que llega al instante mediante web o </w:t>
-      </w:r>
-      <w:proofErr w:type="gramStart"/>
-      <w:r>
-        <w:rPr>
-          <w:color w:val="000000"/>
-        </w:rPr>
-        <w:t>app</w:t>
-      </w:r>
-      <w:proofErr w:type="gramEnd"/>
-      <w:r>
-        <w:rPr>
-          <w:color w:val="000000"/>
-        </w:rPr>
-        <w:t>.</w:t>
+        <w:t>Notificación en tiempo real: Mensaje que llega al instante mediante web o app.</w:t>
       </w:r>
     </w:p>
     <w:p>
       <w:pPr>
         <w:numPr>
           <w:ilvl w:val="0"/>
-          <w:numId w:val="17"/>
+          <w:numId w:val="33"/>
         </w:numPr>
         <w:pBdr>
           <w:top w:val="nil"/>
@@ -6618,7 +6465,7 @@
       <w:pPr>
         <w:numPr>
           <w:ilvl w:val="0"/>
-          <w:numId w:val="17"/>
+          <w:numId w:val="33"/>
         </w:numPr>
         <w:pBdr>
           <w:top w:val="nil"/>
@@ -6639,7 +6486,7 @@
       <w:pPr>
         <w:numPr>
           <w:ilvl w:val="0"/>
-          <w:numId w:val="17"/>
+          <w:numId w:val="33"/>
         </w:numPr>
         <w:pBdr>
           <w:top w:val="nil"/>
@@ -6660,7 +6507,7 @@
       <w:pPr>
         <w:numPr>
           <w:ilvl w:val="0"/>
-          <w:numId w:val="17"/>
+          <w:numId w:val="33"/>
         </w:numPr>
         <w:pBdr>
           <w:top w:val="nil"/>
@@ -6682,10 +6529,10 @@
         <w:pStyle w:val="Ttulo2"/>
         <w:numPr>
           <w:ilvl w:val="1"/>
-          <w:numId w:val="1"/>
+          <w:numId w:val="25"/>
         </w:numPr>
       </w:pPr>
-      <w:bookmarkStart w:id="7" w:name="_heading=h.n6g4mehd6yhk" w:colFirst="0" w:colLast="0"/>
+      <w:bookmarkStart w:id="7" w:name="_u2kve1r6ocif" w:colFirst="0" w:colLast="0"/>
       <w:bookmarkEnd w:id="7"/>
       <w:r>
         <w:t>Referencias</w:t>
@@ -6693,7 +6540,6 @@
     </w:p>
     <w:tbl>
       <w:tblPr>
-        <w:tblStyle w:val="af9"/>
         <w:tblW w:w="7751" w:type="dxa"/>
         <w:tblInd w:w="743" w:type="dxa"/>
         <w:tblBorders>
@@ -7188,10 +7034,10 @@
         <w:pStyle w:val="Ttulo2"/>
         <w:numPr>
           <w:ilvl w:val="1"/>
-          <w:numId w:val="1"/>
+          <w:numId w:val="25"/>
         </w:numPr>
       </w:pPr>
-      <w:bookmarkStart w:id="8" w:name="_heading=h.ii0z801skj2r" w:colFirst="0" w:colLast="0"/>
+      <w:bookmarkStart w:id="8" w:name="_78xl8wta7mbk" w:colFirst="0" w:colLast="0"/>
       <w:bookmarkEnd w:id="8"/>
       <w:r>
         <w:t>Resumen</w:t>
@@ -7201,7 +7047,7 @@
       <w:pPr>
         <w:numPr>
           <w:ilvl w:val="0"/>
-          <w:numId w:val="18"/>
+          <w:numId w:val="34"/>
         </w:numPr>
         <w:pBdr>
           <w:top w:val="nil"/>
@@ -7213,7 +7059,6 @@
         <w:rPr>
           <w:b/>
           <w:bCs/>
-          <w:color w:val="000000"/>
         </w:rPr>
       </w:pPr>
       <w:r>
@@ -7222,55 +7067,21 @@
           <w:bCs/>
           <w:color w:val="000000"/>
         </w:rPr>
-        <w:t xml:space="preserve">La presente define las funcionalidades y restricciones del sistema web para la gestión de torneos de fútbol. El sistema permitirá a interactuar mediante módulos de registro, </w:t>
+        <w:t xml:space="preserve">La presente define las funcionalidades y restricciones del sistema web para la gestión de torneos de fútbol. El sistema permitirá a interactuar mediante módulos de registro, programación de partidos, gestión de roles, siempre y cuando; cuente con los permisos necesarios asignados al usuario que quiera interactuar con estos </w:t>
       </w:r>
       <w:r>
         <w:rPr>
           <w:b/>
           <w:bCs/>
-          <w:color w:val="000000"/>
-        </w:rPr>
-        <w:t>programación</w:t>
-      </w:r>
-      <w:r>
-        <w:rPr>
-          <w:b/>
-          <w:bCs/>
-          <w:color w:val="000000"/>
-        </w:rPr>
-        <w:t xml:space="preserve"> de partidos, gestión de roles</w:t>
-      </w:r>
-      <w:r>
-        <w:rPr>
-          <w:b/>
-          <w:bCs/>
-          <w:color w:val="000000"/>
-        </w:rPr>
-        <w:t xml:space="preserve">, siempre y cuando; cuente con los permisos necesarios asignados al usuario que quiera interactuar con estos </w:t>
-      </w:r>
-      <w:proofErr w:type="spellStart"/>
-      <w:r>
-        <w:rPr>
-          <w:b/>
-          <w:bCs/>
-          <w:color w:val="000000"/>
-        </w:rPr>
-        <w:t>modulos</w:t>
-      </w:r>
-      <w:proofErr w:type="spellEnd"/>
-      <w:r>
-        <w:rPr>
-          <w:b/>
-          <w:bCs/>
-        </w:rPr>
-        <w:t>.</w:t>
+        </w:rPr>
+        <w:t>módulos.</w:t>
       </w:r>
     </w:p>
     <w:p>
       <w:pPr>
         <w:numPr>
           <w:ilvl w:val="0"/>
-          <w:numId w:val="18"/>
+          <w:numId w:val="34"/>
         </w:numPr>
         <w:pBdr>
           <w:top w:val="nil"/>
@@ -7282,7 +7093,6 @@
         <w:rPr>
           <w:b/>
           <w:bCs/>
-          <w:color w:val="000000"/>
         </w:rPr>
       </w:pPr>
       <w:r>
@@ -7313,10 +7123,10 @@
         <w:pStyle w:val="Ttulo1"/>
         <w:numPr>
           <w:ilvl w:val="0"/>
-          <w:numId w:val="1"/>
+          <w:numId w:val="25"/>
         </w:numPr>
       </w:pPr>
-      <w:bookmarkStart w:id="9" w:name="_heading=h.gcka3081ihae" w:colFirst="0" w:colLast="0"/>
+      <w:bookmarkStart w:id="9" w:name="_u5rboqat771l" w:colFirst="0" w:colLast="0"/>
       <w:bookmarkEnd w:id="9"/>
       <w:r>
         <w:lastRenderedPageBreak/>
@@ -7328,10 +7138,10 @@
         <w:pStyle w:val="Ttulo2"/>
         <w:numPr>
           <w:ilvl w:val="1"/>
-          <w:numId w:val="1"/>
+          <w:numId w:val="25"/>
         </w:numPr>
       </w:pPr>
-      <w:bookmarkStart w:id="10" w:name="_heading=h.m8f3t49qrieh" w:colFirst="0" w:colLast="0"/>
+      <w:bookmarkStart w:id="10" w:name="_t1j47h5bjcz" w:colFirst="0" w:colLast="0"/>
       <w:bookmarkEnd w:id="10"/>
       <w:r>
         <w:t>Perspectiva del producto</w:t>
@@ -7377,13 +7187,7 @@
         <w:rPr>
           <w:color w:val="000000"/>
         </w:rPr>
-        <w:t xml:space="preserve"> es un sistema de información web responsivo y multiplataforma, desarrollado como una solución independiente para la gestión integral de torneos de fútbol. El sistema está orientado a facilitar y automatizar procesos clave como el registro de participantes, la programación de partidos, la asignación de roles, la difusión de resultados</w:t>
-      </w:r>
-      <w:r>
-        <w:rPr>
-          <w:color w:val="000000"/>
-        </w:rPr>
-        <w:t>, etcétera.</w:t>
+        <w:t xml:space="preserve"> es un sistema de información web responsivo y multiplataforma, desarrollado como una solución independiente para la gestión integral de torneos de fútbol. El sistema está orientado a facilitar y automatizar procesos clave como el registro de participantes, la programación de partidos, la asignación de roles, la difusión de resultados, etcétera.</w:t>
       </w:r>
     </w:p>
     <w:p>
@@ -7407,25 +7211,7 @@
         <w:rPr>
           <w:color w:val="000000"/>
         </w:rPr>
-        <w:t xml:space="preserve"> se basa en una arquitectura cliente-servidor, con una interfaz amigable accesible desde dispositivos móviles y de escritorio. Está dirigido principalmente a </w:t>
-      </w:r>
-      <w:r>
-        <w:rPr>
-          <w:color w:val="000000"/>
-        </w:rPr>
-        <w:t>organizadores,</w:t>
-      </w:r>
-      <w:r>
-        <w:rPr>
-          <w:color w:val="000000"/>
-        </w:rPr>
-        <w:t xml:space="preserve"> jugadores y visitantes, permitiendo a cada usuario acceder a funcionalidades específicas según su rol</w:t>
-      </w:r>
-      <w:r>
-        <w:rPr>
-          <w:color w:val="000000"/>
-        </w:rPr>
-        <w:t>.</w:t>
+        <w:t xml:space="preserve"> se basa en una arquitectura cliente-servidor, con una interfaz amigable accesible desde dispositivos móviles y de escritorio. Está dirigido principalmente a organizadores, jugadores, entrenadores y visitantes, permitiendo a cada usuario acceder a funcionalidades específicas según su rol.</w:t>
       </w:r>
     </w:p>
     <w:p>
@@ -7447,10 +7233,10 @@
         <w:pStyle w:val="Ttulo2"/>
         <w:numPr>
           <w:ilvl w:val="1"/>
-          <w:numId w:val="1"/>
+          <w:numId w:val="25"/>
         </w:numPr>
       </w:pPr>
-      <w:bookmarkStart w:id="11" w:name="_heading=h.z7hfe3lhuqrp" w:colFirst="0" w:colLast="0"/>
+      <w:bookmarkStart w:id="11" w:name="_4ste69tz5v99" w:colFirst="0" w:colLast="0"/>
       <w:bookmarkEnd w:id="11"/>
       <w:r>
         <w:t>Funcionalidad del producto</w:t>
@@ -7513,7 +7299,7 @@
       <w:pPr>
         <w:numPr>
           <w:ilvl w:val="0"/>
-          <w:numId w:val="19"/>
+          <w:numId w:val="35"/>
         </w:numPr>
         <w:pBdr>
           <w:top w:val="nil"/>
@@ -7538,39 +7324,14 @@
         <w:rPr>
           <w:color w:val="000000"/>
         </w:rPr>
-        <w:t>: Los organizadores pueden crear</w:t>
+        <w:t xml:space="preserve">: Los organizadores pueden crear, modificar e inactivar: </w:t>
       </w:r>
-      <w:r>
-        <w:rPr>
-          <w:color w:val="000000"/>
-        </w:rPr>
-        <w:t>,</w:t>
-      </w:r>
-      <w:r>
-        <w:rPr>
-          <w:color w:val="000000"/>
-        </w:rPr>
-        <w:t xml:space="preserve"> </w:t>
-      </w:r>
-      <w:r>
-        <w:rPr>
-          <w:color w:val="000000"/>
-        </w:rPr>
-        <w:t xml:space="preserve">modificar </w:t>
-      </w:r>
-      <w:r>
-        <w:rPr>
-          <w:color w:val="000000"/>
-        </w:rPr>
-        <w:t xml:space="preserve">e inactivar: </w:t>
-      </w:r>
-    </w:p>
-    <w:p>
-      <w:pPr>
-        <w:pStyle w:val="Prrafodelista"/>
+    </w:p>
+    <w:p>
+      <w:pPr>
         <w:numPr>
           <w:ilvl w:val="0"/>
-          <w:numId w:val="22"/>
+          <w:numId w:val="39"/>
         </w:numPr>
         <w:pBdr>
           <w:top w:val="nil"/>
@@ -7592,10 +7353,9 @@
     </w:p>
     <w:p>
       <w:pPr>
-        <w:pStyle w:val="Prrafodelista"/>
         <w:numPr>
           <w:ilvl w:val="0"/>
-          <w:numId w:val="22"/>
+          <w:numId w:val="39"/>
         </w:numPr>
         <w:pBdr>
           <w:top w:val="nil"/>
@@ -7612,33 +7372,14 @@
         <w:rPr>
           <w:color w:val="000000"/>
         </w:rPr>
-        <w:t xml:space="preserve">Partidos </w:t>
+        <w:t>Partidos con fechas, horarios y sedes de los torneos creados por el mismo organizador.</w:t>
       </w:r>
-      <w:r>
-        <w:rPr>
-          <w:color w:val="000000"/>
-        </w:rPr>
-        <w:t xml:space="preserve">con fechas, horarios y sedes </w:t>
-      </w:r>
-      <w:r>
-        <w:rPr>
-          <w:color w:val="000000"/>
-        </w:rPr>
-        <w:t xml:space="preserve">de los torneos creados por el </w:t>
-      </w:r>
-      <w:r>
-        <w:rPr>
-          <w:color w:val="000000"/>
-        </w:rPr>
-        <w:t>mismo organizador.</w:t>
-      </w:r>
-    </w:p>
-    <w:p>
-      <w:pPr>
-        <w:pStyle w:val="Prrafodelista"/>
+    </w:p>
+    <w:p>
+      <w:pPr>
         <w:numPr>
           <w:ilvl w:val="0"/>
-          <w:numId w:val="22"/>
+          <w:numId w:val="39"/>
         </w:numPr>
         <w:pBdr>
           <w:top w:val="nil"/>
@@ -7668,13 +7409,7 @@
         <w:rPr>
           <w:color w:val="000000"/>
         </w:rPr>
-        <w:t xml:space="preserve"> de los partidos creado</w:t>
-      </w:r>
-      <w:r>
-        <w:rPr>
-          <w:color w:val="000000"/>
-        </w:rPr>
-        <w:t>s por el mismo organizador.</w:t>
+        <w:t xml:space="preserve"> de los partidos creados por el mismo organizador.</w:t>
       </w:r>
     </w:p>
     <w:p>
@@ -7732,7 +7467,7 @@
       <w:pPr>
         <w:numPr>
           <w:ilvl w:val="0"/>
-          <w:numId w:val="19"/>
+          <w:numId w:val="35"/>
         </w:numPr>
         <w:pBdr>
           <w:top w:val="nil"/>
@@ -7751,39 +7486,13 @@
           <w:bCs/>
           <w:color w:val="000000"/>
         </w:rPr>
-        <w:t xml:space="preserve">Gestión de equipos y </w:t>
+        <w:t>Gestión de equipos y jugadores</w:t>
       </w:r>
       <w:r>
         <w:rPr>
-          <w:b/>
-          <w:bCs/>
           <w:color w:val="000000"/>
         </w:rPr>
-        <w:t>jugadores</w:t>
-      </w:r>
-      <w:r>
-        <w:rPr>
-          <w:color w:val="000000"/>
-        </w:rPr>
-        <w:t>: S</w:t>
-      </w:r>
-      <w:r>
-        <w:rPr>
-          <w:color w:val="000000"/>
-        </w:rPr>
-        <w:t>e permite la inscripción de jugadores a un equipo determinado</w:t>
-      </w:r>
-      <w:r>
-        <w:rPr>
-          <w:color w:val="000000"/>
-        </w:rPr>
-        <w:t>,</w:t>
-      </w:r>
-      <w:r>
-        <w:rPr>
-          <w:color w:val="000000"/>
-        </w:rPr>
-        <w:t xml:space="preserve"> así mismo, se permite que el equipo inscriba o seleccione a un jugador para su plantilla.</w:t>
+        <w:t>: Se permite la inscripción de jugadores a un equipo determinado, así mismo, se permite que el equipo inscriba o seleccione a un jugador para su plantilla.</w:t>
       </w:r>
     </w:p>
     <w:p>
@@ -7805,7 +7514,7 @@
       <w:pPr>
         <w:numPr>
           <w:ilvl w:val="0"/>
-          <w:numId w:val="19"/>
+          <w:numId w:val="35"/>
         </w:numPr>
         <w:pBdr>
           <w:top w:val="nil"/>
@@ -7830,13 +7539,7 @@
         <w:rPr>
           <w:color w:val="000000"/>
         </w:rPr>
-        <w:t xml:space="preserve">: Cada usuario accede al sistema con credenciales únicas y tiene funciones específicas según </w:t>
-      </w:r>
-      <w:r>
-        <w:rPr>
-          <w:color w:val="000000"/>
-        </w:rPr>
-        <w:t>su rol</w:t>
+        <w:t>: Cada usuario accede al sistema con credenciales únicas y tiene funciones específicas según su rol</w:t>
       </w:r>
       <w:r>
         <w:t>.</w:t>
@@ -7861,7 +7564,7 @@
       <w:pPr>
         <w:numPr>
           <w:ilvl w:val="0"/>
-          <w:numId w:val="19"/>
+          <w:numId w:val="35"/>
         </w:numPr>
         <w:pBdr>
           <w:top w:val="nil"/>
@@ -7909,10 +7612,10 @@
         <w:pStyle w:val="Ttulo2"/>
         <w:numPr>
           <w:ilvl w:val="1"/>
-          <w:numId w:val="1"/>
+          <w:numId w:val="25"/>
         </w:numPr>
       </w:pPr>
-      <w:bookmarkStart w:id="12" w:name="_heading=h.pv0v3aubqh23" w:colFirst="0" w:colLast="0"/>
+      <w:bookmarkStart w:id="12" w:name="_n5hc4kovg4ya" w:colFirst="0" w:colLast="0"/>
       <w:bookmarkEnd w:id="12"/>
       <w:r>
         <w:t>Características de los usuarios</w:t>
@@ -7930,7 +7633,6 @@
     </w:p>
     <w:tbl>
       <w:tblPr>
-        <w:tblStyle w:val="afa"/>
         <w:tblW w:w="7960" w:type="dxa"/>
         <w:tblInd w:w="743" w:type="dxa"/>
         <w:tblBorders>
@@ -8278,7 +7980,6 @@
     </w:p>
     <w:tbl>
       <w:tblPr>
-        <w:tblStyle w:val="afb"/>
         <w:tblW w:w="7960" w:type="dxa"/>
         <w:tblInd w:w="743" w:type="dxa"/>
         <w:tblBorders>
@@ -8659,7 +8360,6 @@
     </w:p>
     <w:tbl>
       <w:tblPr>
-        <w:tblStyle w:val="afc"/>
         <w:tblW w:w="7960" w:type="dxa"/>
         <w:tblInd w:w="743" w:type="dxa"/>
         <w:tblBorders>
@@ -9006,15 +8706,362 @@
         </w:rPr>
       </w:pPr>
     </w:p>
+    <w:tbl>
+      <w:tblPr>
+        <w:tblW w:w="7960" w:type="dxa"/>
+        <w:tblInd w:w="743" w:type="dxa"/>
+        <w:tblBorders>
+          <w:top w:val="single" w:sz="4" w:space="0" w:color="C0C0C0"/>
+          <w:left w:val="single" w:sz="4" w:space="0" w:color="C0C0C0"/>
+          <w:bottom w:val="single" w:sz="4" w:space="0" w:color="C0C0C0"/>
+          <w:right w:val="single" w:sz="4" w:space="0" w:color="C0C0C0"/>
+          <w:insideH w:val="single" w:sz="4" w:space="0" w:color="C0C0C0"/>
+          <w:insideV w:val="single" w:sz="4" w:space="0" w:color="C0C0C0"/>
+        </w:tblBorders>
+        <w:tblLayout w:type="fixed"/>
+        <w:tblLook w:val="0000" w:firstRow="0" w:lastRow="0" w:firstColumn="0" w:lastColumn="0" w:noHBand="0" w:noVBand="0"/>
+      </w:tblPr>
+      <w:tblGrid>
+        <w:gridCol w:w="2517"/>
+        <w:gridCol w:w="5443"/>
+      </w:tblGrid>
+      <w:tr>
+        <w:tc>
+          <w:tcPr>
+            <w:tcW w:w="2517" w:type="dxa"/>
+            <w:tcBorders>
+              <w:top w:val="single" w:sz="4" w:space="0" w:color="292929"/>
+              <w:left w:val="single" w:sz="4" w:space="0" w:color="292929"/>
+              <w:bottom w:val="single" w:sz="4" w:space="0" w:color="292929"/>
+              <w:right w:val="single" w:sz="6" w:space="0" w:color="292929"/>
+            </w:tcBorders>
+            <w:shd w:val="clear" w:color="auto" w:fill="EAEAEA"/>
+            <w:tcMar>
+              <w:top w:w="17" w:type="dxa"/>
+              <w:left w:w="40" w:type="dxa"/>
+              <w:bottom w:w="0" w:type="dxa"/>
+              <w:right w:w="40" w:type="dxa"/>
+            </w:tcMar>
+            <w:vAlign w:val="bottom"/>
+          </w:tcPr>
+          <w:p>
+            <w:pPr>
+              <w:pBdr>
+                <w:top w:val="nil"/>
+                <w:left w:val="nil"/>
+                <w:bottom w:val="nil"/>
+                <w:right w:val="nil"/>
+                <w:between w:val="nil"/>
+              </w:pBdr>
+              <w:rPr>
+                <w:color w:val="000000"/>
+              </w:rPr>
+            </w:pPr>
+            <w:r>
+              <w:rPr>
+                <w:color w:val="000000"/>
+              </w:rPr>
+              <w:t>Tipo de usuario</w:t>
+            </w:r>
+          </w:p>
+        </w:tc>
+        <w:tc>
+          <w:tcPr>
+            <w:tcW w:w="5443" w:type="dxa"/>
+            <w:tcBorders>
+              <w:top w:val="single" w:sz="4" w:space="0" w:color="292929"/>
+              <w:left w:val="single" w:sz="6" w:space="0" w:color="292929"/>
+              <w:bottom w:val="single" w:sz="4" w:space="0" w:color="292929"/>
+              <w:right w:val="single" w:sz="4" w:space="0" w:color="292929"/>
+            </w:tcBorders>
+            <w:tcMar>
+              <w:top w:w="17" w:type="dxa"/>
+              <w:left w:w="40" w:type="dxa"/>
+              <w:bottom w:w="0" w:type="dxa"/>
+              <w:right w:w="40" w:type="dxa"/>
+            </w:tcMar>
+            <w:vAlign w:val="bottom"/>
+          </w:tcPr>
+          <w:p>
+            <w:pPr>
+              <w:pBdr>
+                <w:top w:val="nil"/>
+                <w:left w:val="nil"/>
+                <w:bottom w:val="nil"/>
+                <w:right w:val="nil"/>
+                <w:between w:val="nil"/>
+              </w:pBdr>
+              <w:rPr>
+                <w:color w:val="000000"/>
+              </w:rPr>
+            </w:pPr>
+            <w:r>
+              <w:rPr>
+                <w:color w:val="000000"/>
+              </w:rPr>
+              <w:t>Entrenador</w:t>
+            </w:r>
+          </w:p>
+        </w:tc>
+      </w:tr>
+      <w:tr>
+        <w:tc>
+          <w:tcPr>
+            <w:tcW w:w="2517" w:type="dxa"/>
+            <w:tcBorders>
+              <w:top w:val="single" w:sz="4" w:space="0" w:color="292929"/>
+              <w:left w:val="single" w:sz="4" w:space="0" w:color="292929"/>
+              <w:bottom w:val="single" w:sz="4" w:space="0" w:color="292929"/>
+              <w:right w:val="single" w:sz="6" w:space="0" w:color="292929"/>
+            </w:tcBorders>
+            <w:shd w:val="clear" w:color="auto" w:fill="EAEAEA"/>
+            <w:tcMar>
+              <w:top w:w="17" w:type="dxa"/>
+              <w:left w:w="40" w:type="dxa"/>
+              <w:bottom w:w="0" w:type="dxa"/>
+              <w:right w:w="40" w:type="dxa"/>
+            </w:tcMar>
+          </w:tcPr>
+          <w:p>
+            <w:pPr>
+              <w:pBdr>
+                <w:top w:val="nil"/>
+                <w:left w:val="nil"/>
+                <w:bottom w:val="nil"/>
+                <w:right w:val="nil"/>
+                <w:between w:val="nil"/>
+              </w:pBdr>
+              <w:rPr>
+                <w:color w:val="000000"/>
+              </w:rPr>
+            </w:pPr>
+            <w:r>
+              <w:rPr>
+                <w:color w:val="000000"/>
+              </w:rPr>
+              <w:t>Formación</w:t>
+            </w:r>
+          </w:p>
+        </w:tc>
+        <w:tc>
+          <w:tcPr>
+            <w:tcW w:w="5443" w:type="dxa"/>
+            <w:tcBorders>
+              <w:top w:val="single" w:sz="4" w:space="0" w:color="292929"/>
+              <w:left w:val="single" w:sz="6" w:space="0" w:color="292929"/>
+              <w:bottom w:val="single" w:sz="4" w:space="0" w:color="292929"/>
+              <w:right w:val="single" w:sz="4" w:space="0" w:color="292929"/>
+            </w:tcBorders>
+            <w:tcMar>
+              <w:top w:w="17" w:type="dxa"/>
+              <w:left w:w="40" w:type="dxa"/>
+              <w:bottom w:w="0" w:type="dxa"/>
+              <w:right w:w="40" w:type="dxa"/>
+            </w:tcMar>
+          </w:tcPr>
+          <w:p>
+            <w:pPr>
+              <w:pBdr>
+                <w:top w:val="nil"/>
+                <w:left w:val="nil"/>
+                <w:bottom w:val="nil"/>
+                <w:right w:val="nil"/>
+                <w:between w:val="nil"/>
+              </w:pBdr>
+              <w:rPr>
+                <w:color w:val="000000"/>
+              </w:rPr>
+            </w:pPr>
+            <w:r>
+              <w:rPr>
+                <w:color w:val="000000"/>
+              </w:rPr>
+              <w:t>Media a alta, formación técnica</w:t>
+            </w:r>
+          </w:p>
+        </w:tc>
+      </w:tr>
+      <w:tr>
+        <w:tc>
+          <w:tcPr>
+            <w:tcW w:w="2517" w:type="dxa"/>
+            <w:tcBorders>
+              <w:top w:val="single" w:sz="4" w:space="0" w:color="292929"/>
+              <w:left w:val="single" w:sz="4" w:space="0" w:color="292929"/>
+              <w:bottom w:val="single" w:sz="4" w:space="0" w:color="292929"/>
+              <w:right w:val="single" w:sz="6" w:space="0" w:color="292929"/>
+            </w:tcBorders>
+            <w:shd w:val="clear" w:color="auto" w:fill="EAEAEA"/>
+            <w:tcMar>
+              <w:top w:w="17" w:type="dxa"/>
+              <w:left w:w="40" w:type="dxa"/>
+              <w:bottom w:w="0" w:type="dxa"/>
+              <w:right w:w="40" w:type="dxa"/>
+            </w:tcMar>
+          </w:tcPr>
+          <w:p>
+            <w:pPr>
+              <w:pBdr>
+                <w:top w:val="nil"/>
+                <w:left w:val="nil"/>
+                <w:bottom w:val="nil"/>
+                <w:right w:val="nil"/>
+                <w:between w:val="nil"/>
+              </w:pBdr>
+              <w:rPr>
+                <w:color w:val="000000"/>
+              </w:rPr>
+            </w:pPr>
+            <w:r>
+              <w:rPr>
+                <w:color w:val="000000"/>
+              </w:rPr>
+              <w:t>Habilidades</w:t>
+            </w:r>
+          </w:p>
+        </w:tc>
+        <w:tc>
+          <w:tcPr>
+            <w:tcW w:w="5443" w:type="dxa"/>
+            <w:tcBorders>
+              <w:top w:val="single" w:sz="4" w:space="0" w:color="292929"/>
+              <w:left w:val="single" w:sz="6" w:space="0" w:color="292929"/>
+              <w:bottom w:val="single" w:sz="4" w:space="0" w:color="292929"/>
+              <w:right w:val="single" w:sz="4" w:space="0" w:color="292929"/>
+            </w:tcBorders>
+            <w:tcMar>
+              <w:top w:w="17" w:type="dxa"/>
+              <w:left w:w="40" w:type="dxa"/>
+              <w:bottom w:w="0" w:type="dxa"/>
+              <w:right w:w="40" w:type="dxa"/>
+            </w:tcMar>
+          </w:tcPr>
+          <w:p>
+            <w:pPr>
+              <w:pBdr>
+                <w:top w:val="nil"/>
+                <w:left w:val="nil"/>
+                <w:bottom w:val="nil"/>
+                <w:right w:val="nil"/>
+                <w:between w:val="nil"/>
+              </w:pBdr>
+              <w:rPr>
+                <w:color w:val="000000"/>
+              </w:rPr>
+            </w:pPr>
+            <w:r>
+              <w:rPr>
+                <w:color w:val="000000"/>
+              </w:rPr>
+              <w:t>Uso de aplicaciones web y móviles</w:t>
+            </w:r>
+          </w:p>
+        </w:tc>
+      </w:tr>
+      <w:tr>
+        <w:tc>
+          <w:tcPr>
+            <w:tcW w:w="2517" w:type="dxa"/>
+            <w:tcBorders>
+              <w:top w:val="single" w:sz="4" w:space="0" w:color="292929"/>
+              <w:left w:val="single" w:sz="4" w:space="0" w:color="292929"/>
+              <w:bottom w:val="single" w:sz="4" w:space="0" w:color="292929"/>
+              <w:right w:val="single" w:sz="6" w:space="0" w:color="292929"/>
+            </w:tcBorders>
+            <w:shd w:val="clear" w:color="auto" w:fill="EAEAEA"/>
+            <w:tcMar>
+              <w:top w:w="17" w:type="dxa"/>
+              <w:left w:w="40" w:type="dxa"/>
+              <w:bottom w:w="0" w:type="dxa"/>
+              <w:right w:w="40" w:type="dxa"/>
+            </w:tcMar>
+          </w:tcPr>
+          <w:p>
+            <w:pPr>
+              <w:pBdr>
+                <w:top w:val="nil"/>
+                <w:left w:val="nil"/>
+                <w:bottom w:val="nil"/>
+                <w:right w:val="nil"/>
+                <w:between w:val="nil"/>
+              </w:pBdr>
+              <w:rPr>
+                <w:color w:val="000000"/>
+              </w:rPr>
+            </w:pPr>
+            <w:r>
+              <w:rPr>
+                <w:color w:val="000000"/>
+              </w:rPr>
+              <w:t>Actividades</w:t>
+            </w:r>
+          </w:p>
+        </w:tc>
+        <w:tc>
+          <w:tcPr>
+            <w:tcW w:w="5443" w:type="dxa"/>
+            <w:tcBorders>
+              <w:top w:val="single" w:sz="4" w:space="0" w:color="292929"/>
+              <w:left w:val="single" w:sz="6" w:space="0" w:color="292929"/>
+              <w:bottom w:val="single" w:sz="4" w:space="0" w:color="292929"/>
+              <w:right w:val="single" w:sz="4" w:space="0" w:color="292929"/>
+            </w:tcBorders>
+            <w:tcMar>
+              <w:top w:w="17" w:type="dxa"/>
+              <w:left w:w="40" w:type="dxa"/>
+              <w:bottom w:w="0" w:type="dxa"/>
+              <w:right w:w="40" w:type="dxa"/>
+            </w:tcMar>
+          </w:tcPr>
+          <w:p>
+            <w:pPr>
+              <w:pBdr>
+                <w:top w:val="nil"/>
+                <w:left w:val="nil"/>
+                <w:bottom w:val="nil"/>
+                <w:right w:val="nil"/>
+                <w:between w:val="nil"/>
+              </w:pBdr>
+              <w:rPr>
+                <w:color w:val="000000"/>
+              </w:rPr>
+            </w:pPr>
+            <w:r>
+              <w:rPr>
+                <w:color w:val="000000"/>
+              </w:rPr>
+              <w:t>Inscripción a torneos, gestión de equipos, seleccionar jugadores</w:t>
+            </w:r>
+          </w:p>
+        </w:tc>
+      </w:tr>
+    </w:tbl>
+    <w:p>
+      <w:pPr>
+        <w:pBdr>
+          <w:top w:val="nil"/>
+          <w:left w:val="nil"/>
+          <w:bottom w:val="nil"/>
+          <w:right w:val="nil"/>
+          <w:between w:val="nil"/>
+        </w:pBdr>
+        <w:ind w:left="708"/>
+        <w:rPr>
+          <w:i/>
+          <w:iCs/>
+          <w:color w:val="0000FF"/>
+        </w:rPr>
+      </w:pPr>
+    </w:p>
     <w:p>
       <w:pPr>
         <w:pStyle w:val="Ttulo2"/>
         <w:numPr>
           <w:ilvl w:val="1"/>
-          <w:numId w:val="1"/>
+          <w:numId w:val="25"/>
         </w:numPr>
       </w:pPr>
-      <w:bookmarkStart w:id="13" w:name="_heading=h.h45wiqrwjjf7" w:colFirst="0" w:colLast="0"/>
+      <w:bookmarkStart w:id="13" w:name="_b5j3xseolmmz" w:colFirst="0" w:colLast="0"/>
       <w:bookmarkEnd w:id="13"/>
       <w:r>
         <w:t>Restricciones</w:t>
@@ -9039,7 +9086,7 @@
       <w:pPr>
         <w:numPr>
           <w:ilvl w:val="0"/>
-          <w:numId w:val="2"/>
+          <w:numId w:val="36"/>
         </w:numPr>
         <w:spacing w:after="160" w:line="278" w:lineRule="auto"/>
       </w:pPr>
@@ -9051,35 +9098,19 @@
       <w:pPr>
         <w:numPr>
           <w:ilvl w:val="0"/>
-          <w:numId w:val="2"/>
+          <w:numId w:val="36"/>
         </w:numPr>
         <w:spacing w:after="160" w:line="278" w:lineRule="auto"/>
       </w:pPr>
       <w:r>
-        <w:t xml:space="preserve">El lenguaje de programación principal será JavaScript (Node.js para el </w:t>
-      </w:r>
-      <w:proofErr w:type="spellStart"/>
-      <w:r>
-        <w:t>backend</w:t>
-      </w:r>
-      <w:proofErr w:type="spellEnd"/>
-      <w:r>
-        <w:t xml:space="preserve"> y React.js o Vue.js para el </w:t>
-      </w:r>
-      <w:proofErr w:type="spellStart"/>
-      <w:r>
-        <w:t>frontend</w:t>
-      </w:r>
-      <w:proofErr w:type="spellEnd"/>
-      <w:r>
-        <w:t>).</w:t>
+        <w:t>El lenguaje de programación principal será JavaScript (Node.js para el backend y React.js o Vue.js para el frontend).</w:t>
       </w:r>
     </w:p>
     <w:p>
       <w:pPr>
         <w:numPr>
           <w:ilvl w:val="0"/>
-          <w:numId w:val="2"/>
+          <w:numId w:val="36"/>
         </w:numPr>
         <w:spacing w:after="160" w:line="278" w:lineRule="auto"/>
       </w:pPr>
@@ -9099,7 +9130,7 @@
       <w:pPr>
         <w:numPr>
           <w:ilvl w:val="0"/>
-          <w:numId w:val="3"/>
+          <w:numId w:val="40"/>
         </w:numPr>
         <w:spacing w:after="160" w:line="278" w:lineRule="auto"/>
       </w:pPr>
@@ -9111,7 +9142,7 @@
       <w:pPr>
         <w:numPr>
           <w:ilvl w:val="0"/>
-          <w:numId w:val="3"/>
+          <w:numId w:val="40"/>
         </w:numPr>
         <w:spacing w:after="160" w:line="278" w:lineRule="auto"/>
       </w:pPr>
@@ -9131,7 +9162,7 @@
       <w:pPr>
         <w:numPr>
           <w:ilvl w:val="0"/>
-          <w:numId w:val="4"/>
+          <w:numId w:val="41"/>
         </w:numPr>
         <w:spacing w:after="160" w:line="278" w:lineRule="auto"/>
       </w:pPr>
@@ -9143,7 +9174,7 @@
       <w:pPr>
         <w:numPr>
           <w:ilvl w:val="0"/>
-          <w:numId w:val="4"/>
+          <w:numId w:val="41"/>
         </w:numPr>
         <w:spacing w:after="160" w:line="278" w:lineRule="auto"/>
       </w:pPr>
@@ -9162,7 +9193,7 @@
         <w:pStyle w:val="Ttulo2"/>
         <w:numPr>
           <w:ilvl w:val="1"/>
-          <w:numId w:val="1"/>
+          <w:numId w:val="25"/>
         </w:numPr>
       </w:pPr>
       <w:r>
@@ -9219,7 +9250,7 @@
       <w:pPr>
         <w:numPr>
           <w:ilvl w:val="1"/>
-          <w:numId w:val="6"/>
+          <w:numId w:val="43"/>
         </w:numPr>
         <w:pBdr>
           <w:top w:val="nil"/>
@@ -9258,7 +9289,7 @@
       <w:pPr>
         <w:numPr>
           <w:ilvl w:val="1"/>
-          <w:numId w:val="5"/>
+          <w:numId w:val="42"/>
         </w:numPr>
         <w:pBdr>
           <w:top w:val="nil"/>
@@ -9296,7 +9327,7 @@
       <w:pPr>
         <w:numPr>
           <w:ilvl w:val="1"/>
-          <w:numId w:val="5"/>
+          <w:numId w:val="42"/>
         </w:numPr>
         <w:pBdr>
           <w:top w:val="nil"/>
@@ -9321,18 +9352,10 @@
           <w:bCs/>
           <w:color w:val="000000"/>
         </w:rPr>
-        <w:t xml:space="preserve">navegadores </w:t>
+        <w:t>navegadores como:</w:t>
       </w:r>
       <w:r>
         <w:rPr>
-          <w:b/>
-          <w:bCs/>
-          <w:color w:val="000000"/>
-        </w:rPr>
-        <w:t>como:</w:t>
-      </w:r>
-      <w:r>
-        <w:rPr>
           <w:color w:val="000000"/>
         </w:rPr>
         <w:t xml:space="preserve"> (Google Chrome o Mozilla Firefox) para acceder al sistema.</w:t>
@@ -9342,7 +9365,7 @@
       <w:pPr>
         <w:numPr>
           <w:ilvl w:val="1"/>
-          <w:numId w:val="5"/>
+          <w:numId w:val="42"/>
         </w:numPr>
         <w:pBdr>
           <w:top w:val="nil"/>
@@ -9359,21 +9382,14 @@
         <w:rPr>
           <w:color w:val="000000"/>
         </w:rPr>
-        <w:t xml:space="preserve">Los usuarios ficticios del sistema </w:t>
-      </w:r>
-      <w:r>
-        <w:rPr>
-          <w:color w:val="000000"/>
-          <w:highlight w:val="yellow"/>
-        </w:rPr>
-        <w:t>(jugadores, jueces, organizadores) actuarán según los flujos definidos para efectos de pruebas.</w:t>
+        <w:t>Los usuarios ficticios del sistema (jugadores, entrenadores, organizadores) actuarán según los flujos definidos para efectos de pruebas.</w:t>
       </w:r>
     </w:p>
     <w:p>
       <w:pPr>
         <w:numPr>
           <w:ilvl w:val="1"/>
-          <w:numId w:val="5"/>
+          <w:numId w:val="42"/>
         </w:numPr>
         <w:pBdr>
           <w:top w:val="nil"/>
@@ -9411,7 +9427,7 @@
       <w:pPr>
         <w:numPr>
           <w:ilvl w:val="1"/>
-          <w:numId w:val="5"/>
+          <w:numId w:val="42"/>
         </w:numPr>
         <w:pBdr>
           <w:top w:val="nil"/>
@@ -9500,7 +9516,7 @@
       <w:pPr>
         <w:numPr>
           <w:ilvl w:val="1"/>
-          <w:numId w:val="7"/>
+          <w:numId w:val="44"/>
         </w:numPr>
         <w:pBdr>
           <w:top w:val="nil"/>
@@ -9517,42 +9533,14 @@
         <w:rPr>
           <w:color w:val="000000"/>
         </w:rPr>
-        <w:t xml:space="preserve">Dependencia del lenguaje y herramientas elegidas, como JavaScript y algún </w:t>
-      </w:r>
-      <w:proofErr w:type="spellStart"/>
-      <w:r>
-        <w:rPr>
-          <w:color w:val="000000"/>
-        </w:rPr>
-        <w:t>framework</w:t>
-      </w:r>
-      <w:proofErr w:type="spellEnd"/>
-      <w:r>
-        <w:rPr>
-          <w:color w:val="000000"/>
-        </w:rPr>
-        <w:t xml:space="preserve"> (</w:t>
-      </w:r>
-      <w:proofErr w:type="spellStart"/>
-      <w:r>
-        <w:rPr>
-          <w:color w:val="000000"/>
-        </w:rPr>
-        <w:t>React</w:t>
-      </w:r>
-      <w:proofErr w:type="spellEnd"/>
-      <w:r>
-        <w:rPr>
-          <w:color w:val="000000"/>
-        </w:rPr>
-        <w:t>, Node.js).</w:t>
+        <w:t>Dependencia del lenguaje y herramientas elegidas, como JavaScript y algún framework (React, Node.js).</w:t>
       </w:r>
     </w:p>
     <w:p>
       <w:pPr>
         <w:numPr>
           <w:ilvl w:val="1"/>
-          <w:numId w:val="7"/>
+          <w:numId w:val="44"/>
         </w:numPr>
         <w:pBdr>
           <w:top w:val="nil"/>
@@ -9569,26 +9557,14 @@
         <w:rPr>
           <w:color w:val="000000"/>
         </w:rPr>
-        <w:t xml:space="preserve">Dependencia de plataformas gratuitas o de uso académico, como GitHub para control de versiones y </w:t>
-      </w:r>
-      <w:r>
-        <w:rPr>
-          <w:color w:val="000000"/>
-        </w:rPr>
-        <w:t>Jira</w:t>
-      </w:r>
-      <w:r>
-        <w:rPr>
-          <w:color w:val="000000"/>
-        </w:rPr>
-        <w:t xml:space="preserve"> para gestión de tareas.</w:t>
+        <w:t>Dependencia de plataformas gratuitas o de uso académico, como GitHub para control de versiones y Jira para gestión de tareas.</w:t>
       </w:r>
     </w:p>
     <w:p>
       <w:pPr>
         <w:numPr>
           <w:ilvl w:val="1"/>
-          <w:numId w:val="7"/>
+          <w:numId w:val="44"/>
         </w:numPr>
         <w:pBdr>
           <w:top w:val="nil"/>
@@ -9605,7 +9581,6 @@
         <w:rPr>
           <w:color w:val="000000"/>
         </w:rPr>
-        <w:lastRenderedPageBreak/>
         <w:t>Dependencia del tiempo disponible de los integrantes del equipo para cumplir con las entregas del curso.</w:t>
       </w:r>
     </w:p>
@@ -9613,7 +9588,7 @@
       <w:pPr>
         <w:numPr>
           <w:ilvl w:val="1"/>
-          <w:numId w:val="7"/>
+          <w:numId w:val="44"/>
         </w:numPr>
         <w:pBdr>
           <w:top w:val="nil"/>
@@ -9637,7 +9612,7 @@
       <w:pPr>
         <w:numPr>
           <w:ilvl w:val="1"/>
-          <w:numId w:val="7"/>
+          <w:numId w:val="44"/>
         </w:numPr>
         <w:pBdr>
           <w:top w:val="nil"/>
@@ -9724,10 +9699,10 @@
         <w:pStyle w:val="Ttulo2"/>
         <w:numPr>
           <w:ilvl w:val="1"/>
-          <w:numId w:val="1"/>
+          <w:numId w:val="25"/>
         </w:numPr>
       </w:pPr>
-      <w:bookmarkStart w:id="14" w:name="_heading=h.byimictacta0" w:colFirst="0" w:colLast="0"/>
+      <w:bookmarkStart w:id="14" w:name="_g8nyb0sbau6y" w:colFirst="0" w:colLast="0"/>
       <w:bookmarkEnd w:id="14"/>
       <w:r>
         <w:t>Evolución previsible del sistema</w:t>
@@ -9737,7 +9712,7 @@
       <w:pPr>
         <w:numPr>
           <w:ilvl w:val="0"/>
-          <w:numId w:val="9"/>
+          <w:numId w:val="46"/>
         </w:numPr>
         <w:pBdr>
           <w:top w:val="nil"/>
@@ -9762,7 +9737,7 @@
       <w:pPr>
         <w:numPr>
           <w:ilvl w:val="0"/>
-          <w:numId w:val="9"/>
+          <w:numId w:val="46"/>
         </w:numPr>
         <w:pBdr>
           <w:top w:val="nil"/>
@@ -9784,7 +9759,7 @@
       <w:pPr>
         <w:numPr>
           <w:ilvl w:val="0"/>
-          <w:numId w:val="9"/>
+          <w:numId w:val="46"/>
         </w:numPr>
         <w:pBdr>
           <w:top w:val="nil"/>
@@ -9808,7 +9783,7 @@
       <w:pPr>
         <w:numPr>
           <w:ilvl w:val="0"/>
-          <w:numId w:val="9"/>
+          <w:numId w:val="46"/>
         </w:numPr>
         <w:pBdr>
           <w:top w:val="nil"/>
@@ -9861,10 +9836,10 @@
         <w:pStyle w:val="Ttulo1"/>
         <w:numPr>
           <w:ilvl w:val="0"/>
-          <w:numId w:val="1"/>
+          <w:numId w:val="25"/>
         </w:numPr>
       </w:pPr>
-      <w:bookmarkStart w:id="15" w:name="_heading=h.4qjdxfkhjq6g" w:colFirst="0" w:colLast="0"/>
+      <w:bookmarkStart w:id="15" w:name="_wyrcyaruz95f" w:colFirst="0" w:colLast="0"/>
       <w:bookmarkEnd w:id="15"/>
       <w:r>
         <w:t>Requisitos específicos</w:t>
@@ -9875,10 +9850,10 @@
         <w:pStyle w:val="Ttulo2"/>
         <w:numPr>
           <w:ilvl w:val="1"/>
-          <w:numId w:val="1"/>
+          <w:numId w:val="25"/>
         </w:numPr>
       </w:pPr>
-      <w:bookmarkStart w:id="16" w:name="_heading=h.378neotzy43w" w:colFirst="0" w:colLast="0"/>
+      <w:bookmarkStart w:id="16" w:name="_lr0dht5742ut" w:colFirst="0" w:colLast="0"/>
       <w:bookmarkEnd w:id="16"/>
       <w:r>
         <w:t>Requisitos comunes de los interfaces</w:t>
@@ -9933,7 +9908,7 @@
       <w:pPr>
         <w:numPr>
           <w:ilvl w:val="0"/>
-          <w:numId w:val="10"/>
+          <w:numId w:val="26"/>
         </w:numPr>
         <w:pBdr>
           <w:top w:val="nil"/>
@@ -9955,7 +9930,7 @@
       <w:pPr>
         <w:numPr>
           <w:ilvl w:val="1"/>
-          <w:numId w:val="10"/>
+          <w:numId w:val="26"/>
         </w:numPr>
         <w:pBdr>
           <w:top w:val="nil"/>
@@ -9977,7 +9952,7 @@
       <w:pPr>
         <w:numPr>
           <w:ilvl w:val="0"/>
-          <w:numId w:val="10"/>
+          <w:numId w:val="26"/>
         </w:numPr>
         <w:pBdr>
           <w:top w:val="nil"/>
@@ -9999,7 +9974,7 @@
       <w:pPr>
         <w:numPr>
           <w:ilvl w:val="1"/>
-          <w:numId w:val="10"/>
+          <w:numId w:val="26"/>
         </w:numPr>
         <w:pBdr>
           <w:top w:val="nil"/>
@@ -10021,7 +9996,7 @@
       <w:pPr>
         <w:numPr>
           <w:ilvl w:val="0"/>
-          <w:numId w:val="10"/>
+          <w:numId w:val="26"/>
         </w:numPr>
         <w:pBdr>
           <w:top w:val="nil"/>
@@ -10043,7 +10018,7 @@
       <w:pPr>
         <w:numPr>
           <w:ilvl w:val="1"/>
-          <w:numId w:val="10"/>
+          <w:numId w:val="26"/>
         </w:numPr>
         <w:pBdr>
           <w:top w:val="nil"/>
@@ -10065,7 +10040,7 @@
       <w:pPr>
         <w:numPr>
           <w:ilvl w:val="0"/>
-          <w:numId w:val="10"/>
+          <w:numId w:val="26"/>
         </w:numPr>
         <w:pBdr>
           <w:top w:val="nil"/>
@@ -10087,7 +10062,7 @@
       <w:pPr>
         <w:numPr>
           <w:ilvl w:val="1"/>
-          <w:numId w:val="10"/>
+          <w:numId w:val="26"/>
         </w:numPr>
         <w:pBdr>
           <w:top w:val="nil"/>
@@ -10109,7 +10084,7 @@
       <w:pPr>
         <w:numPr>
           <w:ilvl w:val="0"/>
-          <w:numId w:val="10"/>
+          <w:numId w:val="26"/>
         </w:numPr>
         <w:pBdr>
           <w:top w:val="nil"/>
@@ -10131,7 +10106,7 @@
       <w:pPr>
         <w:numPr>
           <w:ilvl w:val="1"/>
-          <w:numId w:val="10"/>
+          <w:numId w:val="26"/>
         </w:numPr>
         <w:pBdr>
           <w:top w:val="nil"/>
@@ -10153,7 +10128,7 @@
       <w:pPr>
         <w:numPr>
           <w:ilvl w:val="0"/>
-          <w:numId w:val="10"/>
+          <w:numId w:val="26"/>
         </w:numPr>
         <w:pBdr>
           <w:top w:val="nil"/>
@@ -10175,7 +10150,7 @@
       <w:pPr>
         <w:numPr>
           <w:ilvl w:val="1"/>
-          <w:numId w:val="10"/>
+          <w:numId w:val="26"/>
         </w:numPr>
         <w:pBdr>
           <w:top w:val="nil"/>
@@ -10197,7 +10172,7 @@
       <w:pPr>
         <w:numPr>
           <w:ilvl w:val="0"/>
-          <w:numId w:val="10"/>
+          <w:numId w:val="26"/>
         </w:numPr>
         <w:pBdr>
           <w:top w:val="nil"/>
@@ -10219,7 +10194,7 @@
       <w:pPr>
         <w:numPr>
           <w:ilvl w:val="1"/>
-          <w:numId w:val="10"/>
+          <w:numId w:val="26"/>
         </w:numPr>
         <w:pBdr>
           <w:top w:val="nil"/>
@@ -10241,7 +10216,7 @@
       <w:pPr>
         <w:numPr>
           <w:ilvl w:val="0"/>
-          <w:numId w:val="10"/>
+          <w:numId w:val="26"/>
         </w:numPr>
         <w:pBdr>
           <w:top w:val="nil"/>
@@ -10263,7 +10238,7 @@
       <w:pPr>
         <w:numPr>
           <w:ilvl w:val="1"/>
-          <w:numId w:val="10"/>
+          <w:numId w:val="26"/>
         </w:numPr>
         <w:pBdr>
           <w:top w:val="nil"/>
@@ -10278,6 +10253,7 @@
         <w:rPr>
           <w:color w:val="000000"/>
         </w:rPr>
+        <w:lastRenderedPageBreak/>
         <w:t>Descripción: Permite a un juez aceptar o rechazar su participación en un partido asignado.</w:t>
       </w:r>
     </w:p>
@@ -10285,7 +10261,7 @@
       <w:pPr>
         <w:numPr>
           <w:ilvl w:val="0"/>
-          <w:numId w:val="10"/>
+          <w:numId w:val="26"/>
         </w:numPr>
         <w:pBdr>
           <w:top w:val="nil"/>
@@ -10307,7 +10283,7 @@
       <w:pPr>
         <w:numPr>
           <w:ilvl w:val="1"/>
-          <w:numId w:val="10"/>
+          <w:numId w:val="26"/>
         </w:numPr>
         <w:pBdr>
           <w:top w:val="nil"/>
@@ -10322,7 +10298,6 @@
         <w:rPr>
           <w:color w:val="000000"/>
         </w:rPr>
-        <w:lastRenderedPageBreak/>
         <w:t>Descripción: Entrada de texto o selección de filtros para consultar resultados, torneos o calendarios.</w:t>
       </w:r>
     </w:p>
@@ -10383,7 +10358,7 @@
       <w:pPr>
         <w:numPr>
           <w:ilvl w:val="0"/>
-          <w:numId w:val="11"/>
+          <w:numId w:val="27"/>
         </w:numPr>
         <w:pBdr>
           <w:top w:val="nil"/>
@@ -10426,7 +10401,7 @@
       <w:pPr>
         <w:numPr>
           <w:ilvl w:val="0"/>
-          <w:numId w:val="11"/>
+          <w:numId w:val="27"/>
         </w:numPr>
         <w:pBdr>
           <w:top w:val="nil"/>
@@ -10450,17 +10425,14 @@
         <w:ind w:left="1440"/>
       </w:pPr>
       <w:r>
-        <w:t>++</w:t>
-      </w:r>
-      <w:r>
-        <w:t>Descripción: Mensajes que confirman el éxito en la creación, modificación o eliminación de datos.</w:t>
+        <w:t>++Descripción: Mensajes que confirman el éxito en la creación, modificación o eliminación de datos.</w:t>
       </w:r>
     </w:p>
     <w:p>
       <w:pPr>
         <w:numPr>
           <w:ilvl w:val="0"/>
-          <w:numId w:val="11"/>
+          <w:numId w:val="27"/>
         </w:numPr>
         <w:pBdr>
           <w:top w:val="nil"/>
@@ -10491,7 +10463,7 @@
       <w:pPr>
         <w:numPr>
           <w:ilvl w:val="0"/>
-          <w:numId w:val="11"/>
+          <w:numId w:val="27"/>
         </w:numPr>
         <w:pBdr>
           <w:top w:val="nil"/>
@@ -10522,7 +10494,7 @@
       <w:pPr>
         <w:numPr>
           <w:ilvl w:val="0"/>
-          <w:numId w:val="11"/>
+          <w:numId w:val="27"/>
         </w:numPr>
         <w:pBdr>
           <w:top w:val="nil"/>
@@ -10562,7 +10534,7 @@
       <w:pPr>
         <w:numPr>
           <w:ilvl w:val="0"/>
-          <w:numId w:val="11"/>
+          <w:numId w:val="27"/>
         </w:numPr>
         <w:pBdr>
           <w:top w:val="nil"/>
@@ -10602,7 +10574,7 @@
       <w:pPr>
         <w:numPr>
           <w:ilvl w:val="0"/>
-          <w:numId w:val="11"/>
+          <w:numId w:val="27"/>
         </w:numPr>
         <w:pBdr>
           <w:top w:val="nil"/>
@@ -10642,7 +10614,7 @@
       <w:pPr>
         <w:numPr>
           <w:ilvl w:val="0"/>
-          <w:numId w:val="11"/>
+          <w:numId w:val="27"/>
         </w:numPr>
         <w:pBdr>
           <w:top w:val="nil"/>
@@ -10732,7 +10704,7 @@
         <w:pStyle w:val="Ttulo3"/>
         <w:numPr>
           <w:ilvl w:val="2"/>
-          <w:numId w:val="1"/>
+          <w:numId w:val="25"/>
         </w:numPr>
       </w:pPr>
       <w:r>
@@ -10776,12 +10748,11 @@
       <w:pPr>
         <w:numPr>
           <w:ilvl w:val="0"/>
-          <w:numId w:val="12"/>
+          <w:numId w:val="28"/>
         </w:numPr>
         <w:spacing w:after="160" w:line="278" w:lineRule="auto"/>
       </w:pPr>
       <w:r>
-        <w:lastRenderedPageBreak/>
         <w:t>Colores predominantes: Verde pasto, blanco y gris oscuro en alusión al entorno futbolístico.</w:t>
       </w:r>
     </w:p>
@@ -10789,7 +10760,7 @@
       <w:pPr>
         <w:numPr>
           <w:ilvl w:val="0"/>
-          <w:numId w:val="12"/>
+          <w:numId w:val="28"/>
         </w:numPr>
         <w:spacing w:after="160" w:line="278" w:lineRule="auto"/>
       </w:pPr>
@@ -10801,7 +10772,7 @@
       <w:pPr>
         <w:numPr>
           <w:ilvl w:val="0"/>
-          <w:numId w:val="12"/>
+          <w:numId w:val="28"/>
         </w:numPr>
         <w:spacing w:after="160" w:line="278" w:lineRule="auto"/>
       </w:pPr>
@@ -10836,7 +10807,7 @@
       <w:pPr>
         <w:numPr>
           <w:ilvl w:val="1"/>
-          <w:numId w:val="13"/>
+          <w:numId w:val="29"/>
         </w:numPr>
         <w:spacing w:after="160" w:line="278" w:lineRule="auto"/>
       </w:pPr>
@@ -10848,7 +10819,7 @@
       <w:pPr>
         <w:numPr>
           <w:ilvl w:val="1"/>
-          <w:numId w:val="13"/>
+          <w:numId w:val="29"/>
         </w:numPr>
         <w:spacing w:after="160" w:line="278" w:lineRule="auto"/>
       </w:pPr>
@@ -10860,7 +10831,7 @@
       <w:pPr>
         <w:numPr>
           <w:ilvl w:val="1"/>
-          <w:numId w:val="13"/>
+          <w:numId w:val="29"/>
         </w:numPr>
         <w:spacing w:after="160" w:line="278" w:lineRule="auto"/>
       </w:pPr>
@@ -10872,7 +10843,7 @@
       <w:pPr>
         <w:numPr>
           <w:ilvl w:val="1"/>
-          <w:numId w:val="13"/>
+          <w:numId w:val="29"/>
         </w:numPr>
         <w:spacing w:after="160" w:line="278" w:lineRule="auto"/>
       </w:pPr>
@@ -10893,7 +10864,7 @@
       <w:pPr>
         <w:numPr>
           <w:ilvl w:val="1"/>
-          <w:numId w:val="13"/>
+          <w:numId w:val="29"/>
         </w:numPr>
         <w:spacing w:after="160" w:line="278" w:lineRule="auto"/>
       </w:pPr>
@@ -10905,7 +10876,7 @@
       <w:pPr>
         <w:numPr>
           <w:ilvl w:val="1"/>
-          <w:numId w:val="13"/>
+          <w:numId w:val="29"/>
         </w:numPr>
         <w:spacing w:after="160" w:line="278" w:lineRule="auto"/>
       </w:pPr>
@@ -10917,7 +10888,7 @@
       <w:pPr>
         <w:numPr>
           <w:ilvl w:val="1"/>
-          <w:numId w:val="13"/>
+          <w:numId w:val="29"/>
         </w:numPr>
         <w:spacing w:after="160" w:line="278" w:lineRule="auto"/>
       </w:pPr>
@@ -10938,7 +10909,7 @@
       <w:pPr>
         <w:numPr>
           <w:ilvl w:val="1"/>
-          <w:numId w:val="13"/>
+          <w:numId w:val="29"/>
         </w:numPr>
         <w:spacing w:after="160" w:line="278" w:lineRule="auto"/>
       </w:pPr>
@@ -10950,7 +10921,7 @@
       <w:pPr>
         <w:numPr>
           <w:ilvl w:val="1"/>
-          <w:numId w:val="13"/>
+          <w:numId w:val="29"/>
         </w:numPr>
         <w:spacing w:after="160" w:line="278" w:lineRule="auto"/>
       </w:pPr>
@@ -10971,7 +10942,7 @@
       <w:pPr>
         <w:numPr>
           <w:ilvl w:val="1"/>
-          <w:numId w:val="13"/>
+          <w:numId w:val="29"/>
         </w:numPr>
         <w:spacing w:after="160" w:line="278" w:lineRule="auto"/>
       </w:pPr>
@@ -11057,13 +11028,24 @@
           <w:right w:val="nil"/>
           <w:between w:val="nil"/>
         </w:pBdr>
-        <w:ind w:left="1200"/>
         <w:rPr>
           <w:i/>
           <w:iCs/>
           <w:color w:val="0000FF"/>
         </w:rPr>
       </w:pPr>
+    </w:p>
+    <w:p>
+      <w:pPr>
+        <w:pStyle w:val="Ttulo3"/>
+        <w:numPr>
+          <w:ilvl w:val="2"/>
+          <w:numId w:val="25"/>
+        </w:numPr>
+      </w:pPr>
+      <w:r>
+        <w:t>Interfaces de hardware</w:t>
+      </w:r>
     </w:p>
     <w:p>
       <w:pPr>
@@ -11076,9 +11058,140 @@
         </w:pBdr>
         <w:ind w:left="1200"/>
         <w:rPr>
-          <w:i/>
-          <w:iCs/>
-          <w:color w:val="0000FF"/>
+          <w:color w:val="000000"/>
+        </w:rPr>
+      </w:pPr>
+    </w:p>
+    <w:p>
+      <w:r>
+        <w:t>Los usuarios accederán a la plataforma mediante navegadores web desde distintos dispositivos. No se requiere la instalación de software adicional.</w:t>
+      </w:r>
+    </w:p>
+    <w:p/>
+    <w:p>
+      <w:pPr>
+        <w:rPr>
+          <w:b/>
+          <w:bCs/>
+        </w:rPr>
+      </w:pPr>
+      <w:r>
+        <w:rPr>
+          <w:b/>
+          <w:bCs/>
+        </w:rPr>
+        <w:t>Características mínimas recomendadas:</w:t>
+      </w:r>
+    </w:p>
+    <w:p>
+      <w:pPr>
+        <w:rPr>
+          <w:b/>
+          <w:bCs/>
+        </w:rPr>
+      </w:pPr>
+    </w:p>
+    <w:p>
+      <w:r>
+        <w:t>PC / Laptop: Procesador de doble núcleo, 12 GB RAM, navegador actualizado</w:t>
+      </w:r>
+    </w:p>
+    <w:p/>
+    <w:p>
+      <w:r>
+        <w:t>Smartphone:  Android 8+ / iOS 12+, resolución mínima 720p, conexión a internet</w:t>
+      </w:r>
+    </w:p>
+    <w:p>
+      <w:pPr>
+        <w:spacing w:after="160" w:line="278" w:lineRule="auto"/>
+      </w:pPr>
+      <w:r>
+        <w:rPr>
+          <w:b/>
+          <w:bCs/>
+        </w:rPr>
+        <w:t>Requisitos de navegador compatibles:</w:t>
+      </w:r>
+    </w:p>
+    <w:p>
+      <w:pPr>
+        <w:numPr>
+          <w:ilvl w:val="0"/>
+          <w:numId w:val="30"/>
+        </w:numPr>
+        <w:spacing w:after="160" w:line="278" w:lineRule="auto"/>
+        <w:rPr>
+          <w:highlight w:val="white"/>
+        </w:rPr>
+      </w:pPr>
+      <w:r>
+        <w:rPr>
+          <w:highlight w:val="white"/>
+        </w:rPr>
+        <w:lastRenderedPageBreak/>
+        <w:t>Google Chrome (versión 90 o superior)</w:t>
+      </w:r>
+    </w:p>
+    <w:p>
+      <w:pPr>
+        <w:numPr>
+          <w:ilvl w:val="0"/>
+          <w:numId w:val="30"/>
+        </w:numPr>
+        <w:spacing w:after="160" w:line="278" w:lineRule="auto"/>
+        <w:rPr>
+          <w:highlight w:val="white"/>
+        </w:rPr>
+      </w:pPr>
+      <w:r>
+        <w:rPr>
+          <w:highlight w:val="white"/>
+        </w:rPr>
+        <w:t>Mozilla Firefox (versión 80 o superior)</w:t>
+      </w:r>
+    </w:p>
+    <w:p>
+      <w:pPr>
+        <w:numPr>
+          <w:ilvl w:val="0"/>
+          <w:numId w:val="30"/>
+        </w:numPr>
+        <w:spacing w:after="160" w:line="278" w:lineRule="auto"/>
+        <w:rPr>
+          <w:highlight w:val="white"/>
+        </w:rPr>
+      </w:pPr>
+      <w:r>
+        <w:rPr>
+          <w:highlight w:val="white"/>
+        </w:rPr>
+        <w:t>Safari (versión 12 o superior)</w:t>
+      </w:r>
+    </w:p>
+    <w:p>
+      <w:pPr>
+        <w:numPr>
+          <w:ilvl w:val="0"/>
+          <w:numId w:val="30"/>
+        </w:numPr>
+        <w:spacing w:after="160" w:line="278" w:lineRule="auto"/>
+        <w:rPr>
+          <w:highlight w:val="white"/>
+        </w:rPr>
+      </w:pPr>
+      <w:r>
+        <w:rPr>
+          <w:highlight w:val="white"/>
+        </w:rPr>
+        <w:t>Microsoft Edge (versión 90 o superior)</w:t>
+      </w:r>
+    </w:p>
+    <w:p>
+      <w:pPr>
+        <w:spacing w:after="160" w:line="278" w:lineRule="auto"/>
+        <w:rPr>
+          <w:highlight w:val="white"/>
         </w:rPr>
       </w:pPr>
     </w:p>
@@ -11093,25 +11206,7 @@
         </w:pBdr>
         <w:ind w:left="1200"/>
         <w:rPr>
-          <w:i/>
-          <w:iCs/>
-          <w:color w:val="0000FF"/>
-        </w:rPr>
-      </w:pPr>
-    </w:p>
-    <w:p>
-      <w:pPr>
-        <w:pBdr>
-          <w:top w:val="nil"/>
-          <w:left w:val="nil"/>
-          <w:bottom w:val="nil"/>
-          <w:right w:val="nil"/>
-          <w:between w:val="nil"/>
-        </w:pBdr>
-        <w:rPr>
-          <w:i/>
-          <w:iCs/>
-          <w:color w:val="0000FF"/>
+          <w:color w:val="000000"/>
         </w:rPr>
       </w:pPr>
     </w:p>
@@ -11120,185 +11215,10 @@
         <w:pStyle w:val="Ttulo3"/>
         <w:numPr>
           <w:ilvl w:val="2"/>
-          <w:numId w:val="1"/>
+          <w:numId w:val="25"/>
         </w:numPr>
       </w:pPr>
-      <w:r>
-        <w:t>Interfaces de hardware</w:t>
-      </w:r>
-    </w:p>
-    <w:p>
-      <w:pPr>
-        <w:pBdr>
-          <w:top w:val="nil"/>
-          <w:left w:val="nil"/>
-          <w:bottom w:val="nil"/>
-          <w:right w:val="nil"/>
-          <w:between w:val="nil"/>
-        </w:pBdr>
-        <w:ind w:left="1200"/>
-        <w:rPr>
-          <w:color w:val="000000"/>
-        </w:rPr>
-      </w:pPr>
-    </w:p>
-    <w:p>
-      <w:r>
-        <w:t>Los usuarios accederán a la plataforma mediante navegadores web desde distintos dispositivos. No se requiere la instalación de software adicional.</w:t>
-      </w:r>
-    </w:p>
-    <w:p/>
-    <w:p>
-      <w:pPr>
-        <w:rPr>
-          <w:b/>
-          <w:bCs/>
-        </w:rPr>
-      </w:pPr>
-      <w:r>
-        <w:rPr>
-          <w:b/>
-          <w:bCs/>
-        </w:rPr>
-        <w:t>Características mínimas recomendadas:</w:t>
-      </w:r>
-    </w:p>
-    <w:p>
-      <w:pPr>
-        <w:rPr>
-          <w:b/>
-          <w:bCs/>
-        </w:rPr>
-      </w:pPr>
-    </w:p>
-    <w:p>
-      <w:r>
-        <w:t>PC / Laptop: Procesador de doble núcleo, 12 GB RAM, navegador actualizado</w:t>
-      </w:r>
-    </w:p>
-    <w:p/>
-    <w:p>
-      <w:r>
-        <w:t>Smartphone:  Android 8+ / iOS 12+, resolución mínima 720p, conexión a internet</w:t>
-      </w:r>
-    </w:p>
-    <w:p>
-      <w:pPr>
-        <w:spacing w:after="160" w:line="278" w:lineRule="auto"/>
-      </w:pPr>
-      <w:r>
-        <w:rPr>
-          <w:b/>
-          <w:bCs/>
-        </w:rPr>
-        <w:t>Requisitos de navegador compatibles:</w:t>
-      </w:r>
-    </w:p>
-    <w:p>
-      <w:pPr>
-        <w:numPr>
-          <w:ilvl w:val="0"/>
-          <w:numId w:val="14"/>
-        </w:numPr>
-        <w:spacing w:after="160" w:line="278" w:lineRule="auto"/>
-        <w:rPr>
-          <w:highlight w:val="white"/>
-        </w:rPr>
-      </w:pPr>
-      <w:r>
-        <w:rPr>
-          <w:highlight w:val="white"/>
-        </w:rPr>
-        <w:lastRenderedPageBreak/>
-        <w:t>Google Chrome (versión 90 o superior)</w:t>
-      </w:r>
-    </w:p>
-    <w:p>
-      <w:pPr>
-        <w:numPr>
-          <w:ilvl w:val="0"/>
-          <w:numId w:val="14"/>
-        </w:numPr>
-        <w:spacing w:after="160" w:line="278" w:lineRule="auto"/>
-        <w:rPr>
-          <w:highlight w:val="white"/>
-        </w:rPr>
-      </w:pPr>
-      <w:r>
-        <w:rPr>
-          <w:highlight w:val="white"/>
-        </w:rPr>
-        <w:t>Mozilla Firefox (versión 80 o superior)</w:t>
-      </w:r>
-    </w:p>
-    <w:p>
-      <w:pPr>
-        <w:numPr>
-          <w:ilvl w:val="0"/>
-          <w:numId w:val="14"/>
-        </w:numPr>
-        <w:spacing w:after="160" w:line="278" w:lineRule="auto"/>
-        <w:rPr>
-          <w:highlight w:val="white"/>
-        </w:rPr>
-      </w:pPr>
-      <w:r>
-        <w:rPr>
-          <w:highlight w:val="white"/>
-        </w:rPr>
-        <w:t>Safari (versión 12 o superior)</w:t>
-      </w:r>
-    </w:p>
-    <w:p>
-      <w:pPr>
-        <w:numPr>
-          <w:ilvl w:val="0"/>
-          <w:numId w:val="14"/>
-        </w:numPr>
-        <w:spacing w:after="160" w:line="278" w:lineRule="auto"/>
-        <w:rPr>
-          <w:highlight w:val="white"/>
-        </w:rPr>
-      </w:pPr>
-      <w:r>
-        <w:rPr>
-          <w:highlight w:val="white"/>
-        </w:rPr>
-        <w:t>Microsoft Edge (versión 90 o superior)</w:t>
-      </w:r>
-    </w:p>
-    <w:p>
-      <w:pPr>
-        <w:spacing w:after="160" w:line="278" w:lineRule="auto"/>
-        <w:rPr>
-          <w:highlight w:val="white"/>
-        </w:rPr>
-      </w:pPr>
-    </w:p>
-    <w:p>
-      <w:pPr>
-        <w:pBdr>
-          <w:top w:val="nil"/>
-          <w:left w:val="nil"/>
-          <w:bottom w:val="nil"/>
-          <w:right w:val="nil"/>
-          <w:between w:val="nil"/>
-        </w:pBdr>
-        <w:ind w:left="1200"/>
-        <w:rPr>
-          <w:color w:val="000000"/>
-        </w:rPr>
-      </w:pPr>
-    </w:p>
-    <w:p>
-      <w:pPr>
-        <w:pStyle w:val="Ttulo3"/>
-        <w:numPr>
-          <w:ilvl w:val="2"/>
-          <w:numId w:val="1"/>
-        </w:numPr>
-      </w:pPr>
-      <w:bookmarkStart w:id="17" w:name="_heading=h.hrl1ztk66ere" w:colFirst="0" w:colLast="0"/>
+      <w:bookmarkStart w:id="17" w:name="_raf03u2xinqx" w:colFirst="0" w:colLast="0"/>
       <w:bookmarkEnd w:id="17"/>
       <w:r>
         <w:t>Interfaces de software</w:t>
@@ -11307,7 +11227,6 @@
     <w:p/>
     <w:tbl>
       <w:tblPr>
-        <w:tblStyle w:val="afd"/>
         <w:tblW w:w="7470" w:type="dxa"/>
         <w:tblInd w:w="859" w:type="dxa"/>
         <w:tblBorders>
@@ -11486,21 +11405,7 @@
               <w:rPr>
                 <w:highlight w:val="white"/>
               </w:rPr>
-              <w:t xml:space="preserve">Se utilizará como entorno de ejecución del </w:t>
-            </w:r>
-            <w:proofErr w:type="spellStart"/>
-            <w:r>
-              <w:rPr>
-                <w:highlight w:val="white"/>
-              </w:rPr>
-              <w:t>backend</w:t>
-            </w:r>
-            <w:proofErr w:type="spellEnd"/>
-            <w:r>
-              <w:rPr>
-                <w:highlight w:val="white"/>
-              </w:rPr>
-              <w:t>. Su función principal será gestionar la lógica de negocio del sistema, así como el manejo de la autenticación y la comunicación con la base de datos.</w:t>
+              <w:t>Se utilizará como entorno de ejecución del backend. Su función principal será gestionar la lógica de negocio del sistema, así como el manejo de la autenticación y la comunicación con la base de datos.</w:t>
             </w:r>
           </w:p>
         </w:tc>
@@ -11517,61 +11422,31 @@
                 <w:highlight w:val="white"/>
               </w:rPr>
             </w:pPr>
-            <w:proofErr w:type="spellStart"/>
             <w:r>
               <w:rPr>
                 <w:highlight w:val="white"/>
               </w:rPr>
-              <w:t>Frontend</w:t>
-            </w:r>
-            <w:proofErr w:type="spellEnd"/>
-            <w:r>
+              <w:t>Frontend (React, o Vue.js)</w:t>
+            </w:r>
+          </w:p>
+        </w:tc>
+        <w:tc>
+          <w:tcPr>
+            <w:tcW w:w="4590" w:type="dxa"/>
+          </w:tcPr>
+          <w:p>
+            <w:pPr>
+              <w:jc w:val="center"/>
               <w:rPr>
                 <w:highlight w:val="white"/>
               </w:rPr>
-              <w:t xml:space="preserve"> (</w:t>
-            </w:r>
-            <w:proofErr w:type="spellStart"/>
+            </w:pPr>
             <w:r>
               <w:rPr>
                 <w:highlight w:val="white"/>
               </w:rPr>
-              <w:t>React</w:t>
-            </w:r>
-            <w:proofErr w:type="spellEnd"/>
-            <w:r>
-              <w:rPr>
-                <w:highlight w:val="white"/>
-              </w:rPr>
-              <w:t>, o Vue.js)</w:t>
-            </w:r>
-          </w:p>
-        </w:tc>
-        <w:tc>
-          <w:tcPr>
-            <w:tcW w:w="4590" w:type="dxa"/>
-          </w:tcPr>
-          <w:p>
-            <w:pPr>
-              <w:jc w:val="center"/>
-              <w:rPr>
-                <w:highlight w:val="white"/>
-              </w:rPr>
-            </w:pPr>
-            <w:r>
-              <w:rPr>
-                <w:highlight w:val="white"/>
-              </w:rPr>
-              <w:t xml:space="preserve">Proporcionará la interfaz visual del sistema. Permitirá la interacción del usuario final con las distintas funcionalidades del sistema de forma dinámica e </w:t>
-            </w:r>
-            <w:proofErr w:type="gramStart"/>
-            <w:r>
-              <w:rPr>
-                <w:highlight w:val="white"/>
-              </w:rPr>
-              <w:t>intuitiva..</w:t>
-            </w:r>
-            <w:proofErr w:type="gramEnd"/>
+              <w:t>Proporcionará la interfaz visual del sistema. Permitirá la interacción del usuario final con las distintas funcionalidades del sistema de forma dinámica e intuitiva..</w:t>
+            </w:r>
           </w:p>
         </w:tc>
       </w:tr>
@@ -11600,79 +11475,13 @@
     </w:p>
     <w:p>
       <w:pPr>
-        <w:pBdr>
-          <w:top w:val="nil"/>
-          <w:left w:val="nil"/>
-          <w:bottom w:val="nil"/>
-          <w:right w:val="nil"/>
-          <w:between w:val="nil"/>
-        </w:pBdr>
-      </w:pPr>
-    </w:p>
-    <w:p>
-      <w:pPr>
-        <w:pBdr>
-          <w:top w:val="nil"/>
-          <w:left w:val="nil"/>
-          <w:bottom w:val="nil"/>
-          <w:right w:val="nil"/>
-          <w:between w:val="nil"/>
-        </w:pBdr>
-      </w:pPr>
-    </w:p>
-    <w:p>
-      <w:pPr>
-        <w:pBdr>
-          <w:top w:val="nil"/>
-          <w:left w:val="nil"/>
-          <w:bottom w:val="nil"/>
-          <w:right w:val="nil"/>
-          <w:between w:val="nil"/>
-        </w:pBdr>
-      </w:pPr>
-    </w:p>
-    <w:p>
-      <w:pPr>
-        <w:pBdr>
-          <w:top w:val="nil"/>
-          <w:left w:val="nil"/>
-          <w:bottom w:val="nil"/>
-          <w:right w:val="nil"/>
-          <w:between w:val="nil"/>
-        </w:pBdr>
-      </w:pPr>
-    </w:p>
-    <w:p>
-      <w:pPr>
-        <w:pBdr>
-          <w:top w:val="nil"/>
-          <w:left w:val="nil"/>
-          <w:bottom w:val="nil"/>
-          <w:right w:val="nil"/>
-          <w:between w:val="nil"/>
-        </w:pBdr>
-      </w:pPr>
-    </w:p>
-    <w:p>
-      <w:pPr>
-        <w:pBdr>
-          <w:top w:val="nil"/>
-          <w:left w:val="nil"/>
-          <w:bottom w:val="nil"/>
-          <w:right w:val="nil"/>
-          <w:between w:val="nil"/>
-        </w:pBdr>
-      </w:pPr>
-    </w:p>
-    <w:p>
-      <w:pPr>
         <w:pStyle w:val="Ttulo3"/>
         <w:numPr>
           <w:ilvl w:val="2"/>
-          <w:numId w:val="1"/>
+          <w:numId w:val="25"/>
         </w:numPr>
       </w:pPr>
-      <w:bookmarkStart w:id="18" w:name="_heading=h.v36l9a6ln6zn" w:colFirst="0" w:colLast="0"/>
+      <w:bookmarkStart w:id="18" w:name="_bi1fp0m46w3u" w:colFirst="0" w:colLast="0"/>
       <w:bookmarkEnd w:id="18"/>
       <w:r>
         <w:rPr>
@@ -11683,269 +11492,253 @@
     </w:p>
     <w:p/>
     <w:p/>
-    <w:sdt>
-      <w:sdtPr>
-        <w:tag w:val="goog_rdk_0"/>
-        <w:id w:val="429326349"/>
-        <w:lock w:val="contentLocked"/>
-      </w:sdtPr>
-      <w:sdtContent>
-        <w:tbl>
-          <w:tblPr>
-            <w:tblStyle w:val="afe"/>
-            <w:tblW w:w="8504" w:type="dxa"/>
-            <w:tblInd w:w="0" w:type="dxa"/>
-            <w:tblBorders>
-              <w:top w:val="single" w:sz="8" w:space="0" w:color="000000"/>
-              <w:left w:val="single" w:sz="8" w:space="0" w:color="000000"/>
-              <w:bottom w:val="single" w:sz="8" w:space="0" w:color="000000"/>
-              <w:right w:val="single" w:sz="8" w:space="0" w:color="000000"/>
-              <w:insideH w:val="single" w:sz="8" w:space="0" w:color="000000"/>
-              <w:insideV w:val="single" w:sz="8" w:space="0" w:color="000000"/>
-            </w:tblBorders>
-            <w:tblLayout w:type="fixed"/>
-            <w:tblLook w:val="0600" w:firstRow="0" w:lastRow="0" w:firstColumn="0" w:lastColumn="0" w:noHBand="1" w:noVBand="1"/>
-          </w:tblPr>
-          <w:tblGrid>
-            <w:gridCol w:w="4252"/>
-            <w:gridCol w:w="4252"/>
-          </w:tblGrid>
-          <w:tr>
-            <w:tc>
-              <w:tcPr>
-                <w:tcW w:w="4252" w:type="dxa"/>
-                <w:tcMar>
-                  <w:top w:w="100" w:type="dxa"/>
-                  <w:left w:w="100" w:type="dxa"/>
-                  <w:bottom w:w="100" w:type="dxa"/>
-                  <w:right w:w="100" w:type="dxa"/>
-                </w:tcMar>
-              </w:tcPr>
-              <w:p>
-                <w:r>
-                  <w:t>Aspecto</w:t>
-                </w:r>
-              </w:p>
-            </w:tc>
-            <w:tc>
-              <w:tcPr>
-                <w:tcW w:w="4252" w:type="dxa"/>
-                <w:tcMar>
-                  <w:top w:w="100" w:type="dxa"/>
-                  <w:left w:w="100" w:type="dxa"/>
-                  <w:bottom w:w="100" w:type="dxa"/>
-                  <w:right w:w="100" w:type="dxa"/>
-                </w:tcMar>
-              </w:tcPr>
-              <w:p>
-                <w:r>
-                  <w:t>Descripción</w:t>
-                </w:r>
-              </w:p>
-            </w:tc>
-          </w:tr>
-          <w:tr>
-            <w:tc>
-              <w:tcPr>
-                <w:tcW w:w="4252" w:type="dxa"/>
-                <w:tcMar>
-                  <w:top w:w="100" w:type="dxa"/>
-                  <w:left w:w="100" w:type="dxa"/>
-                  <w:bottom w:w="100" w:type="dxa"/>
-                  <w:right w:w="100" w:type="dxa"/>
-                </w:tcMar>
-              </w:tcPr>
-              <w:p>
-                <w:r>
-                  <w:t>Medio de interacción</w:t>
-                </w:r>
-              </w:p>
-            </w:tc>
-            <w:tc>
-              <w:tcPr>
-                <w:tcW w:w="4252" w:type="dxa"/>
-                <w:tcMar>
-                  <w:top w:w="100" w:type="dxa"/>
-                  <w:left w:w="100" w:type="dxa"/>
-                  <w:bottom w:w="100" w:type="dxa"/>
-                  <w:right w:w="100" w:type="dxa"/>
-                </w:tcMar>
-              </w:tcPr>
-              <w:p>
-                <w:r>
-                  <w:t>Interfaz web accesible desde navegadores modernos.</w:t>
-                </w:r>
-              </w:p>
-            </w:tc>
-          </w:tr>
-          <w:tr>
-            <w:tc>
-              <w:tcPr>
-                <w:tcW w:w="4252" w:type="dxa"/>
-                <w:tcMar>
-                  <w:top w:w="100" w:type="dxa"/>
-                  <w:left w:w="100" w:type="dxa"/>
-                  <w:bottom w:w="100" w:type="dxa"/>
-                  <w:right w:w="100" w:type="dxa"/>
-                </w:tcMar>
-              </w:tcPr>
-              <w:p>
-                <w:r>
-                  <w:t>Diseño</w:t>
-                </w:r>
-              </w:p>
-            </w:tc>
-            <w:tc>
-              <w:tcPr>
-                <w:tcW w:w="4252" w:type="dxa"/>
-                <w:tcMar>
-                  <w:top w:w="100" w:type="dxa"/>
-                  <w:left w:w="100" w:type="dxa"/>
-                  <w:bottom w:w="100" w:type="dxa"/>
-                  <w:right w:w="100" w:type="dxa"/>
-                </w:tcMar>
-              </w:tcPr>
-              <w:p>
-                <w:r>
-                  <w:t>Usabilidad y accesibilidad, completamente responsiva para dispositivos móviles y de escritorio.</w:t>
-                </w:r>
-              </w:p>
-            </w:tc>
-          </w:tr>
-          <w:tr>
-            <w:tc>
-              <w:tcPr>
-                <w:tcW w:w="4252" w:type="dxa"/>
-                <w:tcMar>
-                  <w:top w:w="100" w:type="dxa"/>
-                  <w:left w:w="100" w:type="dxa"/>
-                  <w:bottom w:w="100" w:type="dxa"/>
-                  <w:right w:w="100" w:type="dxa"/>
-                </w:tcMar>
-              </w:tcPr>
-              <w:p>
-                <w:r>
-                  <w:t>Funciones principales</w:t>
-                </w:r>
-              </w:p>
-              <w:p>
-                <w:pPr>
-                  <w:widowControl w:val="0"/>
-                  <w:pBdr>
-                    <w:top w:val="nil"/>
-                    <w:left w:val="nil"/>
-                    <w:bottom w:val="nil"/>
-                    <w:right w:val="nil"/>
-                    <w:between w:val="nil"/>
-                  </w:pBdr>
-                </w:pPr>
-              </w:p>
-            </w:tc>
-            <w:tc>
-              <w:tcPr>
-                <w:tcW w:w="4252" w:type="dxa"/>
-                <w:tcMar>
-                  <w:top w:w="100" w:type="dxa"/>
-                  <w:left w:w="100" w:type="dxa"/>
-                  <w:bottom w:w="100" w:type="dxa"/>
-                  <w:right w:w="100" w:type="dxa"/>
-                </w:tcMar>
-              </w:tcPr>
-              <w:p>
-                <w:r>
-                  <w:t xml:space="preserve">Registro e inicio de sesión, gestión de torneos y partidos, visualización de </w:t>
-                </w:r>
-                <w:r>
-                  <w:lastRenderedPageBreak/>
-                  <w:t>estadísticas, recepción de mensajes del sistema</w:t>
-                </w:r>
-              </w:p>
-            </w:tc>
-          </w:tr>
-          <w:tr>
-            <w:tc>
-              <w:tcPr>
-                <w:tcW w:w="4252" w:type="dxa"/>
-                <w:tcMar>
-                  <w:top w:w="100" w:type="dxa"/>
-                  <w:left w:w="100" w:type="dxa"/>
-                  <w:bottom w:w="100" w:type="dxa"/>
-                  <w:right w:w="100" w:type="dxa"/>
-                </w:tcMar>
-              </w:tcPr>
-              <w:p>
-                <w:r>
-                  <w:lastRenderedPageBreak/>
-                  <w:t>Tecnologías de desarrollo</w:t>
-                </w:r>
-              </w:p>
-              <w:p>
-                <w:pPr>
-                  <w:widowControl w:val="0"/>
-                  <w:pBdr>
-                    <w:top w:val="nil"/>
-                    <w:left w:val="nil"/>
-                    <w:bottom w:val="nil"/>
-                    <w:right w:val="nil"/>
-                    <w:between w:val="nil"/>
-                  </w:pBdr>
-                </w:pPr>
-              </w:p>
-            </w:tc>
-            <w:tc>
-              <w:tcPr>
-                <w:tcW w:w="4252" w:type="dxa"/>
-                <w:tcMar>
-                  <w:top w:w="100" w:type="dxa"/>
-                  <w:left w:w="100" w:type="dxa"/>
-                  <w:bottom w:w="100" w:type="dxa"/>
-                  <w:right w:w="100" w:type="dxa"/>
-                </w:tcMar>
-              </w:tcPr>
-              <w:p>
-                <w:r>
-                  <w:t>HTML5, CSS3, JavaScript.</w:t>
-                </w:r>
-              </w:p>
-            </w:tc>
-          </w:tr>
-          <w:tr>
-            <w:tc>
-              <w:tcPr>
-                <w:tcW w:w="4252" w:type="dxa"/>
-                <w:tcMar>
-                  <w:top w:w="100" w:type="dxa"/>
-                  <w:left w:w="100" w:type="dxa"/>
-                  <w:bottom w:w="100" w:type="dxa"/>
-                  <w:right w:w="100" w:type="dxa"/>
-                </w:tcMar>
-              </w:tcPr>
-              <w:p>
-                <w:r>
-                  <w:t>Frameworks de integración</w:t>
-                </w:r>
-              </w:p>
-            </w:tc>
-            <w:tc>
-              <w:tcPr>
-                <w:tcW w:w="4252" w:type="dxa"/>
-                <w:tcMar>
-                  <w:top w:w="100" w:type="dxa"/>
-                  <w:left w:w="100" w:type="dxa"/>
-                  <w:bottom w:w="100" w:type="dxa"/>
-                  <w:right w:w="100" w:type="dxa"/>
-                </w:tcMar>
-              </w:tcPr>
-              <w:p>
-                <w:r>
-                  <w:t>React o Vue.js.</w:t>
-                </w:r>
-              </w:p>
-            </w:tc>
-          </w:tr>
-        </w:tbl>
-      </w:sdtContent>
-    </w:sdt>
+    <w:tbl>
+      <w:tblPr>
+        <w:tblW w:w="8504" w:type="dxa"/>
+        <w:tblBorders>
+          <w:top w:val="single" w:sz="8" w:space="0" w:color="000000"/>
+          <w:left w:val="single" w:sz="8" w:space="0" w:color="000000"/>
+          <w:bottom w:val="single" w:sz="8" w:space="0" w:color="000000"/>
+          <w:right w:val="single" w:sz="8" w:space="0" w:color="000000"/>
+          <w:insideH w:val="single" w:sz="8" w:space="0" w:color="000000"/>
+          <w:insideV w:val="single" w:sz="8" w:space="0" w:color="000000"/>
+        </w:tblBorders>
+        <w:tblLayout w:type="fixed"/>
+        <w:tblLook w:val="0600" w:firstRow="0" w:lastRow="0" w:firstColumn="0" w:lastColumn="0" w:noHBand="1" w:noVBand="1"/>
+      </w:tblPr>
+      <w:tblGrid>
+        <w:gridCol w:w="4252"/>
+        <w:gridCol w:w="4252"/>
+      </w:tblGrid>
+      <w:tr>
+        <w:tc>
+          <w:tcPr>
+            <w:tcW w:w="4252" w:type="dxa"/>
+            <w:tcMar>
+              <w:top w:w="100" w:type="dxa"/>
+              <w:left w:w="100" w:type="dxa"/>
+              <w:bottom w:w="100" w:type="dxa"/>
+              <w:right w:w="100" w:type="dxa"/>
+            </w:tcMar>
+          </w:tcPr>
+          <w:p>
+            <w:r>
+              <w:t>Aspecto</w:t>
+            </w:r>
+          </w:p>
+        </w:tc>
+        <w:tc>
+          <w:tcPr>
+            <w:tcW w:w="4252" w:type="dxa"/>
+            <w:tcMar>
+              <w:top w:w="100" w:type="dxa"/>
+              <w:left w:w="100" w:type="dxa"/>
+              <w:bottom w:w="100" w:type="dxa"/>
+              <w:right w:w="100" w:type="dxa"/>
+            </w:tcMar>
+          </w:tcPr>
+          <w:p>
+            <w:r>
+              <w:t>Descripción</w:t>
+            </w:r>
+          </w:p>
+        </w:tc>
+      </w:tr>
+      <w:tr>
+        <w:tc>
+          <w:tcPr>
+            <w:tcW w:w="4252" w:type="dxa"/>
+            <w:tcMar>
+              <w:top w:w="100" w:type="dxa"/>
+              <w:left w:w="100" w:type="dxa"/>
+              <w:bottom w:w="100" w:type="dxa"/>
+              <w:right w:w="100" w:type="dxa"/>
+            </w:tcMar>
+          </w:tcPr>
+          <w:p>
+            <w:r>
+              <w:t>Medio de interacción</w:t>
+            </w:r>
+          </w:p>
+        </w:tc>
+        <w:tc>
+          <w:tcPr>
+            <w:tcW w:w="4252" w:type="dxa"/>
+            <w:tcMar>
+              <w:top w:w="100" w:type="dxa"/>
+              <w:left w:w="100" w:type="dxa"/>
+              <w:bottom w:w="100" w:type="dxa"/>
+              <w:right w:w="100" w:type="dxa"/>
+            </w:tcMar>
+          </w:tcPr>
+          <w:p>
+            <w:r>
+              <w:t>Interfaz web accesible desde navegadores modernos.</w:t>
+            </w:r>
+          </w:p>
+        </w:tc>
+      </w:tr>
+      <w:tr>
+        <w:tc>
+          <w:tcPr>
+            <w:tcW w:w="4252" w:type="dxa"/>
+            <w:tcMar>
+              <w:top w:w="100" w:type="dxa"/>
+              <w:left w:w="100" w:type="dxa"/>
+              <w:bottom w:w="100" w:type="dxa"/>
+              <w:right w:w="100" w:type="dxa"/>
+            </w:tcMar>
+          </w:tcPr>
+          <w:p>
+            <w:r>
+              <w:t>Diseño</w:t>
+            </w:r>
+          </w:p>
+        </w:tc>
+        <w:tc>
+          <w:tcPr>
+            <w:tcW w:w="4252" w:type="dxa"/>
+            <w:tcMar>
+              <w:top w:w="100" w:type="dxa"/>
+              <w:left w:w="100" w:type="dxa"/>
+              <w:bottom w:w="100" w:type="dxa"/>
+              <w:right w:w="100" w:type="dxa"/>
+            </w:tcMar>
+          </w:tcPr>
+          <w:p>
+            <w:r>
+              <w:t>Usabilidad y accesibilidad, completamente responsiva para dispositivos móviles y de escritorio.</w:t>
+            </w:r>
+          </w:p>
+        </w:tc>
+      </w:tr>
+      <w:tr>
+        <w:tc>
+          <w:tcPr>
+            <w:tcW w:w="4252" w:type="dxa"/>
+            <w:tcMar>
+              <w:top w:w="100" w:type="dxa"/>
+              <w:left w:w="100" w:type="dxa"/>
+              <w:bottom w:w="100" w:type="dxa"/>
+              <w:right w:w="100" w:type="dxa"/>
+            </w:tcMar>
+          </w:tcPr>
+          <w:p>
+            <w:r>
+              <w:t>Funciones principales</w:t>
+            </w:r>
+          </w:p>
+          <w:p>
+            <w:pPr>
+              <w:widowControl w:val="0"/>
+              <w:pBdr>
+                <w:top w:val="nil"/>
+                <w:left w:val="nil"/>
+                <w:bottom w:val="nil"/>
+                <w:right w:val="nil"/>
+                <w:between w:val="nil"/>
+              </w:pBdr>
+            </w:pPr>
+          </w:p>
+        </w:tc>
+        <w:tc>
+          <w:tcPr>
+            <w:tcW w:w="4252" w:type="dxa"/>
+            <w:tcMar>
+              <w:top w:w="100" w:type="dxa"/>
+              <w:left w:w="100" w:type="dxa"/>
+              <w:bottom w:w="100" w:type="dxa"/>
+              <w:right w:w="100" w:type="dxa"/>
+            </w:tcMar>
+          </w:tcPr>
+          <w:p>
+            <w:r>
+              <w:t>Registro e inicio de sesión, gestión de torneos y partidos, visualización de estadísticas, recepción de mensajes del sistema</w:t>
+            </w:r>
+          </w:p>
+        </w:tc>
+      </w:tr>
+      <w:tr>
+        <w:tc>
+          <w:tcPr>
+            <w:tcW w:w="4252" w:type="dxa"/>
+            <w:tcMar>
+              <w:top w:w="100" w:type="dxa"/>
+              <w:left w:w="100" w:type="dxa"/>
+              <w:bottom w:w="100" w:type="dxa"/>
+              <w:right w:w="100" w:type="dxa"/>
+            </w:tcMar>
+          </w:tcPr>
+          <w:p>
+            <w:r>
+              <w:t>Tecnologías de desarrollo</w:t>
+            </w:r>
+          </w:p>
+          <w:p>
+            <w:pPr>
+              <w:widowControl w:val="0"/>
+              <w:pBdr>
+                <w:top w:val="nil"/>
+                <w:left w:val="nil"/>
+                <w:bottom w:val="nil"/>
+                <w:right w:val="nil"/>
+                <w:between w:val="nil"/>
+              </w:pBdr>
+            </w:pPr>
+          </w:p>
+        </w:tc>
+        <w:tc>
+          <w:tcPr>
+            <w:tcW w:w="4252" w:type="dxa"/>
+            <w:tcMar>
+              <w:top w:w="100" w:type="dxa"/>
+              <w:left w:w="100" w:type="dxa"/>
+              <w:bottom w:w="100" w:type="dxa"/>
+              <w:right w:w="100" w:type="dxa"/>
+            </w:tcMar>
+          </w:tcPr>
+          <w:p>
+            <w:r>
+              <w:t>HTML5, CSS3, JavaScript.</w:t>
+            </w:r>
+          </w:p>
+        </w:tc>
+      </w:tr>
+      <w:tr>
+        <w:tc>
+          <w:tcPr>
+            <w:tcW w:w="4252" w:type="dxa"/>
+            <w:tcMar>
+              <w:top w:w="100" w:type="dxa"/>
+              <w:left w:w="100" w:type="dxa"/>
+              <w:bottom w:w="100" w:type="dxa"/>
+              <w:right w:w="100" w:type="dxa"/>
+            </w:tcMar>
+          </w:tcPr>
+          <w:p>
+            <w:r>
+              <w:t>Frameworks de integración</w:t>
+            </w:r>
+          </w:p>
+        </w:tc>
+        <w:tc>
+          <w:tcPr>
+            <w:tcW w:w="4252" w:type="dxa"/>
+            <w:tcMar>
+              <w:top w:w="100" w:type="dxa"/>
+              <w:left w:w="100" w:type="dxa"/>
+              <w:bottom w:w="100" w:type="dxa"/>
+              <w:right w:w="100" w:type="dxa"/>
+            </w:tcMar>
+          </w:tcPr>
+          <w:p>
+            <w:r>
+              <w:t>React o Vue.js.</w:t>
+            </w:r>
+          </w:p>
+        </w:tc>
+      </w:tr>
+    </w:tbl>
     <w:p/>
     <w:p/>
     <w:p/>
@@ -11955,7 +11748,7 @@
       <w:pPr>
         <w:numPr>
           <w:ilvl w:val="2"/>
-          <w:numId w:val="1"/>
+          <w:numId w:val="25"/>
         </w:numPr>
         <w:rPr>
           <w:b/>
@@ -11991,7 +11784,6 @@
     </w:p>
     <w:tbl>
       <w:tblPr>
-        <w:tblStyle w:val="aff"/>
         <w:tblW w:w="8494" w:type="dxa"/>
         <w:tblInd w:w="694" w:type="dxa"/>
         <w:tblBorders>
@@ -12059,15 +11851,7 @@
           </w:tcPr>
           <w:p>
             <w:r>
-              <w:t xml:space="preserve">Interacción entre la interfaz de usuario y el </w:t>
-            </w:r>
-            <w:proofErr w:type="spellStart"/>
-            <w:r>
-              <w:t>backend</w:t>
-            </w:r>
-            <w:proofErr w:type="spellEnd"/>
-            <w:r>
-              <w:t xml:space="preserve"> del sistema.</w:t>
+              <w:t>Interacción entre la interfaz de usuario y el backend del sistema.</w:t>
             </w:r>
           </w:p>
         </w:tc>
@@ -12099,31 +11883,7 @@
           </w:tcPr>
           <w:p>
             <w:r>
-              <w:t xml:space="preserve">Consumo de servicios desde el </w:t>
-            </w:r>
-            <w:proofErr w:type="spellStart"/>
-            <w:r>
-              <w:t>frontend</w:t>
-            </w:r>
-            <w:proofErr w:type="spellEnd"/>
-            <w:r>
-              <w:t xml:space="preserve"> hacia el </w:t>
-            </w:r>
-            <w:proofErr w:type="spellStart"/>
-            <w:r>
-              <w:t>backend</w:t>
-            </w:r>
-            <w:proofErr w:type="spellEnd"/>
-            <w:r>
-              <w:t xml:space="preserve"> (consultas, envíos de formularios, </w:t>
-            </w:r>
-            <w:proofErr w:type="spellStart"/>
-            <w:r>
-              <w:t>etc</w:t>
-            </w:r>
-            <w:proofErr w:type="spellEnd"/>
-            <w:r>
-              <w:t>).</w:t>
+              <w:t>Consumo de servicios desde el frontend hacia el backend (consultas, envíos de formularios, etc.…).</w:t>
             </w:r>
           </w:p>
         </w:tc>
@@ -12144,13 +11904,8 @@
             <w:tcW w:w="2834" w:type="dxa"/>
           </w:tcPr>
           <w:p>
-            <w:proofErr w:type="spellStart"/>
-            <w:r>
-              <w:t>Backend</w:t>
-            </w:r>
-            <w:proofErr w:type="spellEnd"/>
-            <w:r>
-              <w:t xml:space="preserve"> - Base de datos</w:t>
+            <w:r>
+              <w:t>Backend - Base de datos</w:t>
             </w:r>
           </w:p>
         </w:tc>
@@ -12181,13 +11936,8 @@
             <w:tcW w:w="2834" w:type="dxa"/>
           </w:tcPr>
           <w:p>
-            <w:proofErr w:type="spellStart"/>
-            <w:r>
-              <w:t>Backend</w:t>
-            </w:r>
-            <w:proofErr w:type="spellEnd"/>
-            <w:r>
-              <w:t xml:space="preserve"> - API de correo</w:t>
+            <w:r>
+              <w:t>Backend - API de correo</w:t>
             </w:r>
           </w:p>
         </w:tc>
@@ -12291,115 +12041,13 @@
     </w:p>
     <w:p>
       <w:pPr>
-        <w:pBdr>
-          <w:top w:val="nil"/>
-          <w:left w:val="nil"/>
-          <w:bottom w:val="nil"/>
-          <w:right w:val="nil"/>
-          <w:between w:val="nil"/>
-        </w:pBdr>
-        <w:ind w:left="1200"/>
-        <w:rPr>
-          <w:i/>
-          <w:iCs/>
-          <w:color w:val="0000FF"/>
-        </w:rPr>
-      </w:pPr>
-    </w:p>
-    <w:p>
-      <w:pPr>
-        <w:pBdr>
-          <w:top w:val="nil"/>
-          <w:left w:val="nil"/>
-          <w:bottom w:val="nil"/>
-          <w:right w:val="nil"/>
-          <w:between w:val="nil"/>
-        </w:pBdr>
-        <w:ind w:left="1200"/>
-        <w:rPr>
-          <w:i/>
-          <w:iCs/>
-          <w:color w:val="0000FF"/>
-        </w:rPr>
-      </w:pPr>
-    </w:p>
-    <w:p>
-      <w:pPr>
-        <w:pBdr>
-          <w:top w:val="nil"/>
-          <w:left w:val="nil"/>
-          <w:bottom w:val="nil"/>
-          <w:right w:val="nil"/>
-          <w:between w:val="nil"/>
-        </w:pBdr>
-        <w:ind w:left="1200"/>
-        <w:rPr>
-          <w:i/>
-          <w:iCs/>
-          <w:color w:val="0000FF"/>
-        </w:rPr>
-      </w:pPr>
-    </w:p>
-    <w:p>
-      <w:pPr>
-        <w:pBdr>
-          <w:top w:val="nil"/>
-          <w:left w:val="nil"/>
-          <w:bottom w:val="nil"/>
-          <w:right w:val="nil"/>
-          <w:between w:val="nil"/>
-        </w:pBdr>
-        <w:ind w:left="1200"/>
-        <w:rPr>
-          <w:i/>
-          <w:iCs/>
-          <w:color w:val="0000FF"/>
-        </w:rPr>
-      </w:pPr>
-    </w:p>
-    <w:p>
-      <w:pPr>
-        <w:pBdr>
-          <w:top w:val="nil"/>
-          <w:left w:val="nil"/>
-          <w:bottom w:val="nil"/>
-          <w:right w:val="nil"/>
-          <w:between w:val="nil"/>
-        </w:pBdr>
-        <w:ind w:left="1200"/>
-        <w:rPr>
-          <w:i/>
-          <w:iCs/>
-          <w:color w:val="0000FF"/>
-        </w:rPr>
-      </w:pPr>
-    </w:p>
-    <w:p>
-      <w:pPr>
-        <w:pBdr>
-          <w:top w:val="nil"/>
-          <w:left w:val="nil"/>
-          <w:bottom w:val="nil"/>
-          <w:right w:val="nil"/>
-          <w:between w:val="nil"/>
-        </w:pBdr>
-        <w:ind w:left="1200"/>
-        <w:rPr>
-          <w:i/>
-          <w:iCs/>
-          <w:color w:val="0000FF"/>
-        </w:rPr>
-      </w:pPr>
-    </w:p>
-    <w:p>
-      <w:pPr>
         <w:pStyle w:val="Ttulo2"/>
         <w:numPr>
           <w:ilvl w:val="1"/>
-          <w:numId w:val="1"/>
+          <w:numId w:val="25"/>
         </w:numPr>
       </w:pPr>
-      <w:bookmarkStart w:id="19" w:name="_heading=h.f3lusmur6xa4" w:colFirst="0" w:colLast="0"/>
+      <w:bookmarkStart w:id="19" w:name="_fscimoougjrm" w:colFirst="0" w:colLast="0"/>
       <w:bookmarkEnd w:id="19"/>
       <w:r>
         <w:t>Requisitos funcionales</w:t>
@@ -12409,9 +12057,7 @@
     <w:p/>
     <w:tbl>
       <w:tblPr>
-        <w:tblStyle w:val="aff0"/>
         <w:tblW w:w="8274" w:type="dxa"/>
-        <w:tblInd w:w="0" w:type="dxa"/>
         <w:tblBorders>
           <w:top w:val="single" w:sz="4" w:space="0" w:color="000000"/>
           <w:left w:val="single" w:sz="4" w:space="0" w:color="000000"/>
@@ -12572,7 +12218,7 @@
           </w:tcPr>
           <w:p>
             <w:r>
-              <w:t>Permite crear cuenta</w:t>
+              <w:t>Creación y validación de cuentas de usuario</w:t>
             </w:r>
           </w:p>
         </w:tc>
@@ -12607,9 +12253,46 @@
           </w:tcPr>
           <w:p>
             <w:r>
-              <w:t>El sistema debe permitir que un nuevo usuario cree una cuenta ingresando información personal como nombre completo, correo electrónico y contraseña. Además, debe validar que los datos no estén duplicados en la base de datos y enviar un correo de confirmación para activar la cuenta.</w:t>
-            </w:r>
-          </w:p>
+              <w:t xml:space="preserve">El sistema debe permitir que los usuarios no registrados creen una cuenta mediante un formulario de registro. El formulario debe solicitar los siguientes datos: nombres, apellidos, correo, tipo de documento,  número de documento, contraseña  y confirmación de contraseña. </w:t>
+            </w:r>
+          </w:p>
+          <w:p/>
+          <w:p>
+            <w:r>
+              <w:t>Al seleccionar la opción “Registrar”, el sistema debe validar que los campos obligatorios se encuentren diligenciados, que el correo electrónico tenga un formato válido, que no exista una cuenta asociada con este mismo correo electrónico.</w:t>
+            </w:r>
+          </w:p>
+          <w:p/>
+          <w:p>
+            <w:r>
+              <w:t xml:space="preserve">El sistema debe validar las características de seguridad de la contraseña, estableciendo una longitud mínima de 8 caracteres y exigiendo mínimo </w:t>
+            </w:r>
+            <w:r>
+              <w:rPr>
+                <w:b/>
+                <w:bCs/>
+              </w:rPr>
+              <w:t>una letra mayúscula, una letra minúscula, un carácter especial y un número</w:t>
+            </w:r>
+            <w:r>
+              <w:t>. Además, deberá comprobar que la contraseña y la validación de contraseña coinciden.</w:t>
+            </w:r>
+          </w:p>
+          <w:p/>
+          <w:p>
+            <w:r>
+              <w:t xml:space="preserve">Si alguna de las validaciones falla, el sistema deberá mostrar al usuario un mensaje indicado claramente el motivo del error y deberá permitir al usuario corregir la información antes de realizar un nuevo intento de registro </w:t>
+            </w:r>
+          </w:p>
+          <w:p/>
+          <w:p>
+            <w:r>
+              <w:lastRenderedPageBreak/>
+              <w:t xml:space="preserve">una vez superadas todas las validaciones, el sistema deberá registrar al usuario en la base de datos y establecer el estado de la cuenta con el estado definido  por el sistema </w:t>
+            </w:r>
+          </w:p>
+          <w:p/>
+          <w:p/>
         </w:tc>
       </w:tr>
       <w:tr>
@@ -12633,6 +12316,7 @@
                 <w:b/>
                 <w:bCs/>
               </w:rPr>
+              <w:lastRenderedPageBreak/>
               <w:t>Requerimiento NO funcional:</w:t>
             </w:r>
           </w:p>
@@ -12792,9 +12476,7 @@
     <w:p/>
     <w:tbl>
       <w:tblPr>
-        <w:tblStyle w:val="aff1"/>
         <w:tblW w:w="8272" w:type="dxa"/>
-        <w:tblInd w:w="0" w:type="dxa"/>
         <w:tblBorders>
           <w:top w:val="single" w:sz="4" w:space="0" w:color="000000"/>
           <w:left w:val="single" w:sz="4" w:space="0" w:color="000000"/>
@@ -12922,6 +12604,9 @@
                 <w:between w:val="nil"/>
               </w:pBdr>
               <w:spacing w:line="276" w:lineRule="auto"/>
+              <w:rPr>
+                <w:highlight w:val="white"/>
+              </w:rPr>
             </w:pPr>
           </w:p>
         </w:tc>
@@ -12941,6 +12626,9 @@
                 <w:between w:val="nil"/>
               </w:pBdr>
               <w:spacing w:line="276" w:lineRule="auto"/>
+              <w:rPr>
+                <w:highlight w:val="white"/>
+              </w:rPr>
             </w:pPr>
           </w:p>
         </w:tc>
@@ -13101,6 +12789,9 @@
                 <w:between w:val="nil"/>
               </w:pBdr>
               <w:spacing w:line="276" w:lineRule="auto"/>
+              <w:rPr>
+                <w:highlight w:val="white"/>
+              </w:rPr>
             </w:pPr>
           </w:p>
         </w:tc>
@@ -13143,6 +12834,9 @@
                 <w:between w:val="nil"/>
               </w:pBdr>
               <w:spacing w:line="276" w:lineRule="auto"/>
+              <w:rPr>
+                <w:highlight w:val="white"/>
+              </w:rPr>
             </w:pPr>
           </w:p>
         </w:tc>
@@ -13185,6 +12879,9 @@
                 <w:between w:val="nil"/>
               </w:pBdr>
               <w:spacing w:line="276" w:lineRule="auto"/>
+              <w:rPr>
+                <w:highlight w:val="white"/>
+              </w:rPr>
             </w:pPr>
           </w:p>
         </w:tc>
@@ -13263,9 +12960,7 @@
     <w:p/>
     <w:tbl>
       <w:tblPr>
-        <w:tblStyle w:val="aff2"/>
         <w:tblW w:w="8272" w:type="dxa"/>
-        <w:tblInd w:w="0" w:type="dxa"/>
         <w:tblBorders>
           <w:top w:val="single" w:sz="4" w:space="0" w:color="000000"/>
           <w:left w:val="single" w:sz="4" w:space="0" w:color="000000"/>
@@ -13624,6 +13319,7 @@
                 <w:b/>
                 <w:bCs/>
               </w:rPr>
+              <w:lastRenderedPageBreak/>
               <w:t xml:space="preserve">Prioridad del requerimiento: </w:t>
             </w:r>
           </w:p>
@@ -13646,9 +13342,7 @@
     <w:p/>
     <w:tbl>
       <w:tblPr>
-        <w:tblStyle w:val="aff3"/>
         <w:tblW w:w="8272" w:type="dxa"/>
-        <w:tblInd w:w="0" w:type="dxa"/>
         <w:tblBorders>
           <w:top w:val="single" w:sz="4" w:space="0" w:color="000000"/>
           <w:left w:val="single" w:sz="4" w:space="0" w:color="000000"/>
@@ -13728,7 +13422,6 @@
                 <w:b/>
                 <w:bCs/>
               </w:rPr>
-              <w:lastRenderedPageBreak/>
               <w:t>Nombre del Requerimiento:</w:t>
             </w:r>
           </w:p>
@@ -13853,13 +13546,7 @@
           </w:tcPr>
           <w:p>
             <w:r>
-              <w:t>El sistema debe permitir al administrador asignar un rol específico (jugador, organizador, administrador) a cada usuario registrado. Cada rol determinará las funcionalidades disponibles dentro de la plataforma. Por ejemplo, los jueces podrán registrar resultados</w:t>
-            </w:r>
-            <w:r>
-              <w:t xml:space="preserve"> </w:t>
-            </w:r>
-            <w:r>
-              <w:t>y los jugadores consultar partidos y estadísticas. El sistema debe garantizar que un usuario solo pueda desempeñar las acciones permitidas por su rol asignado.</w:t>
+              <w:t>El sistema debe permitir al administrador asignar un rol específico (jugador, organizador, administrador) a cada usuario registrado. Cada rol determinará las funcionalidades disponibles dentro de la plataforma. Por ejemplo, los jueces podrán registrar resultados y los jugadores consultar partidos y estadísticas. El sistema debe garantizar que un usuario solo pueda desempeñar las acciones permitidas por su rol asignado.</w:t>
             </w:r>
           </w:p>
         </w:tc>
@@ -14042,9 +13729,7 @@
     <w:p/>
     <w:tbl>
       <w:tblPr>
-        <w:tblStyle w:val="aff4"/>
         <w:tblW w:w="8272" w:type="dxa"/>
-        <w:tblInd w:w="0" w:type="dxa"/>
         <w:tblBorders>
           <w:top w:val="single" w:sz="4" w:space="0" w:color="000000"/>
           <w:left w:val="single" w:sz="4" w:space="0" w:color="000000"/>
@@ -14422,9 +14107,7 @@
     <w:p/>
     <w:tbl>
       <w:tblPr>
-        <w:tblStyle w:val="aff5"/>
         <w:tblW w:w="8272" w:type="dxa"/>
-        <w:tblInd w:w="0" w:type="dxa"/>
         <w:tblBorders>
           <w:top w:val="single" w:sz="4" w:space="0" w:color="000000"/>
           <w:left w:val="single" w:sz="4" w:space="0" w:color="000000"/>
@@ -14807,9 +14490,7 @@
     <w:p/>
     <w:tbl>
       <w:tblPr>
-        <w:tblStyle w:val="aff6"/>
         <w:tblW w:w="8272" w:type="dxa"/>
-        <w:tblInd w:w="0" w:type="dxa"/>
         <w:tblBorders>
           <w:top w:val="single" w:sz="4" w:space="0" w:color="000000"/>
           <w:left w:val="single" w:sz="4" w:space="0" w:color="000000"/>
@@ -14899,6 +14580,9 @@
             <w:vMerge w:val="restart"/>
           </w:tcPr>
           <w:p>
+            <w:pPr>
+              <w:ind w:left="720" w:hanging="720"/>
+            </w:pPr>
             <w:r>
               <w:t>Creación y gestión de torneos</w:t>
             </w:r>
@@ -15013,15 +14697,7 @@
           </w:tcPr>
           <w:p>
             <w:r>
-              <w:t xml:space="preserve">El sistema debe permitir a los usuarios con rol </w:t>
-            </w:r>
-            <w:proofErr w:type="gramStart"/>
-            <w:r>
-              <w:t>de  organizadores</w:t>
-            </w:r>
-            <w:proofErr w:type="gramEnd"/>
-            <w:r>
-              <w:t xml:space="preserve"> crear nuevos torneos especificando nombre, categoría, reglas, número de equipos participantes y fechas. Además, debe ofrecer la posibilidad de editar la información en caso de cambios o eliminar torneos que no se lleven a cabo.</w:t>
+              <w:t>El sistema debe permitir a los usuarios con rol de  organizadores crear nuevos torneos especificando nombre, categoría, reglas, número de equipos participantes y fechas. Además, debe ofrecer la posibilidad de editar la información en caso de cambios o eliminar torneos que no se lleven a cabo.</w:t>
             </w:r>
           </w:p>
         </w:tc>
@@ -15203,9 +14879,7 @@
     <w:p/>
     <w:tbl>
       <w:tblPr>
-        <w:tblStyle w:val="aff7"/>
         <w:tblW w:w="8272" w:type="dxa"/>
-        <w:tblInd w:w="0" w:type="dxa"/>
         <w:tblBorders>
           <w:top w:val="single" w:sz="4" w:space="0" w:color="000000"/>
           <w:left w:val="single" w:sz="4" w:space="0" w:color="000000"/>
@@ -15415,15 +15089,7 @@
           </w:tcPr>
           <w:p>
             <w:r>
-              <w:t xml:space="preserve">El sistema debe permitir a los organizadores programar partidos indicando fecha, hora, sede, </w:t>
-            </w:r>
-            <w:proofErr w:type="gramStart"/>
-            <w:r>
-              <w:t>equipos  y</w:t>
-            </w:r>
-            <w:proofErr w:type="gramEnd"/>
-            <w:r>
-              <w:t xml:space="preserve"> participantes también podrá validar el desarrollo del encuentro, suspenderlo por incidentes o cancelarlo si es necesario, registrando una justificación para cada acción.</w:t>
+              <w:t>El sistema debe permitir a los organizadores programar partidos indicando fecha, hora, sede, equipos  y participantes también podrá validar el desarrollo del encuentro, suspenderlo por incidentes o cancelarlo si es necesario, registrando una justificación para cada acción.</w:t>
             </w:r>
           </w:p>
         </w:tc>
@@ -15605,9 +15271,7 @@
     <w:p/>
     <w:tbl>
       <w:tblPr>
-        <w:tblStyle w:val="aff8"/>
         <w:tblW w:w="8272" w:type="dxa"/>
-        <w:tblInd w:w="0" w:type="dxa"/>
         <w:tblBorders>
           <w:top w:val="single" w:sz="4" w:space="0" w:color="000000"/>
           <w:left w:val="single" w:sz="4" w:space="0" w:color="000000"/>
@@ -15803,7 +15467,11 @@
           </w:tcPr>
           <w:p>
             <w:r>
-              <w:t>El sistema debe permitir a los organizadores crear y administrar convocatorias de jugadores para los partidos. Los jugadores podrán consultar las convocatorias a través de la plataforma y confirmar su asistencia o disponibilidad.</w:t>
+              <w:t xml:space="preserve">El sistema debe permitir a los organizadores crear y administrar convocatorias de jugadores para los partidos. Los jugadores </w:t>
+            </w:r>
+            <w:r>
+              <w:lastRenderedPageBreak/>
+              <w:t>podrán consultar las convocatorias a través de la plataforma y confirmar su asistencia o disponibilidad.</w:t>
             </w:r>
           </w:p>
         </w:tc>
@@ -15829,6 +15497,7 @@
                 <w:b/>
                 <w:bCs/>
               </w:rPr>
+              <w:lastRenderedPageBreak/>
               <w:t>Requerimiento NO funcional:</w:t>
             </w:r>
           </w:p>
@@ -15986,9 +15655,7 @@
     <w:p/>
     <w:tbl>
       <w:tblPr>
-        <w:tblStyle w:val="aff9"/>
         <w:tblW w:w="8272" w:type="dxa"/>
-        <w:tblInd w:w="0" w:type="dxa"/>
         <w:tblBorders>
           <w:top w:val="single" w:sz="4" w:space="0" w:color="000000"/>
           <w:left w:val="single" w:sz="4" w:space="0" w:color="000000"/>
@@ -16366,9 +16033,7 @@
     <w:p/>
     <w:tbl>
       <w:tblPr>
-        <w:tblStyle w:val="affa"/>
         <w:tblW w:w="8272" w:type="dxa"/>
-        <w:tblInd w:w="0" w:type="dxa"/>
         <w:tblBorders>
           <w:top w:val="single" w:sz="4" w:space="0" w:color="000000"/>
           <w:left w:val="single" w:sz="4" w:space="0" w:color="000000"/>
@@ -16744,11 +16409,10 @@
       </w:tr>
     </w:tbl>
     <w:p/>
+    <w:p/>
     <w:tbl>
       <w:tblPr>
-        <w:tblStyle w:val="affb"/>
         <w:tblW w:w="8272" w:type="dxa"/>
-        <w:tblInd w:w="0" w:type="dxa"/>
         <w:tblBorders>
           <w:top w:val="single" w:sz="4" w:space="0" w:color="000000"/>
           <w:left w:val="single" w:sz="4" w:space="0" w:color="000000"/>
@@ -16779,13 +16443,24 @@
                 <w:bCs/>
               </w:rPr>
             </w:pPr>
+            <w:r>
+              <w:rPr>
+                <w:b/>
+                <w:bCs/>
+              </w:rPr>
+              <w:t>Identificación del requerimiento:</w:t>
+            </w:r>
           </w:p>
         </w:tc>
         <w:tc>
           <w:tcPr>
             <w:tcW w:w="5879" w:type="dxa"/>
           </w:tcPr>
-          <w:p/>
+          <w:p>
+            <w:r>
+              <w:t>RF12</w:t>
+            </w:r>
+          </w:p>
         </w:tc>
       </w:tr>
       <w:tr>
@@ -16804,6 +16479,13 @@
                 <w:bCs/>
               </w:rPr>
             </w:pPr>
+            <w:r>
+              <w:rPr>
+                <w:b/>
+                <w:bCs/>
+              </w:rPr>
+              <w:t>Nombre del Requerimiento:</w:t>
+            </w:r>
           </w:p>
         </w:tc>
         <w:tc>
@@ -16811,7 +16493,11 @@
             <w:tcW w:w="5879" w:type="dxa"/>
             <w:vMerge w:val="restart"/>
           </w:tcPr>
-          <w:p/>
+          <w:p>
+            <w:r>
+              <w:t>Consulta pública de resultados</w:t>
+            </w:r>
+          </w:p>
         </w:tc>
       </w:tr>
       <w:tr>
@@ -16872,13 +16558,24 @@
                 <w:bCs/>
               </w:rPr>
             </w:pPr>
+            <w:r>
+              <w:rPr>
+                <w:b/>
+                <w:bCs/>
+              </w:rPr>
+              <w:t>Características:</w:t>
+            </w:r>
           </w:p>
         </w:tc>
         <w:tc>
           <w:tcPr>
             <w:tcW w:w="5879" w:type="dxa"/>
           </w:tcPr>
-          <w:p/>
+          <w:p>
+            <w:r>
+              <w:t>Transparencia de torneos</w:t>
+            </w:r>
+          </w:p>
         </w:tc>
       </w:tr>
       <w:tr>
@@ -16896,13 +16593,28 @@
                 <w:bCs/>
               </w:rPr>
             </w:pPr>
+            <w:r>
+              <w:rPr>
+                <w:b/>
+                <w:bCs/>
+              </w:rPr>
+              <w:t>Descripción del requerimiento:</w:t>
+            </w:r>
           </w:p>
         </w:tc>
         <w:tc>
           <w:tcPr>
             <w:tcW w:w="5879" w:type="dxa"/>
           </w:tcPr>
-          <w:p/>
+          <w:p>
+            <w:r>
+              <w:t xml:space="preserve">El sistema debe permitir que cualquier usuario, incluso sin estar registrado, pueda consultar los resultados de los partidos, las tablas de posiciones y los equipos participantes. Esta </w:t>
+            </w:r>
+            <w:r>
+              <w:lastRenderedPageBreak/>
+              <w:t>funcionalidad garantiza transparencia y acceso a la información.</w:t>
+            </w:r>
+          </w:p>
         </w:tc>
       </w:tr>
       <w:tr>
@@ -16921,13 +16633,25 @@
                 <w:bCs/>
               </w:rPr>
             </w:pPr>
+            <w:r>
+              <w:rPr>
+                <w:b/>
+                <w:bCs/>
+              </w:rPr>
+              <w:lastRenderedPageBreak/>
+              <w:t>Requerimiento NO funcional:</w:t>
+            </w:r>
           </w:p>
         </w:tc>
         <w:tc>
           <w:tcPr>
             <w:tcW w:w="5879" w:type="dxa"/>
           </w:tcPr>
-          <w:p/>
+          <w:p>
+            <w:r>
+              <w:t>RNF02</w:t>
+            </w:r>
+          </w:p>
         </w:tc>
       </w:tr>
       <w:tr>
@@ -16957,7 +16681,11 @@
           <w:tcPr>
             <w:tcW w:w="5879" w:type="dxa"/>
           </w:tcPr>
-          <w:p/>
+          <w:p>
+            <w:r>
+              <w:t>RNF06</w:t>
+            </w:r>
+          </w:p>
         </w:tc>
       </w:tr>
       <w:tr>
@@ -16987,7 +16715,11 @@
           <w:tcPr>
             <w:tcW w:w="5879" w:type="dxa"/>
           </w:tcPr>
-          <w:p/>
+          <w:p>
+            <w:r>
+              <w:t> </w:t>
+            </w:r>
+          </w:p>
         </w:tc>
       </w:tr>
       <w:tr>
@@ -17017,7 +16749,11 @@
           <w:tcPr>
             <w:tcW w:w="5879" w:type="dxa"/>
           </w:tcPr>
-          <w:p/>
+          <w:p>
+            <w:r>
+              <w:t> </w:t>
+            </w:r>
+          </w:p>
         </w:tc>
       </w:tr>
       <w:tr>
@@ -17035,22 +16771,32 @@
                 <w:bCs/>
               </w:rPr>
             </w:pPr>
+            <w:r>
+              <w:rPr>
+                <w:b/>
+                <w:bCs/>
+              </w:rPr>
+              <w:t xml:space="preserve">Prioridad del requerimiento: </w:t>
+            </w:r>
           </w:p>
         </w:tc>
         <w:tc>
           <w:tcPr>
             <w:tcW w:w="5879" w:type="dxa"/>
           </w:tcPr>
-          <w:p/>
+          <w:p>
+            <w:r>
+              <w:t>Media</w:t>
+            </w:r>
+          </w:p>
         </w:tc>
       </w:tr>
     </w:tbl>
     <w:p/>
+    <w:p/>
     <w:tbl>
       <w:tblPr>
-        <w:tblStyle w:val="affc"/>
         <w:tblW w:w="8272" w:type="dxa"/>
-        <w:tblInd w:w="0" w:type="dxa"/>
         <w:tblBorders>
           <w:top w:val="single" w:sz="4" w:space="0" w:color="000000"/>
           <w:left w:val="single" w:sz="4" w:space="0" w:color="000000"/>
@@ -17096,7 +16842,7 @@
           </w:tcPr>
           <w:p>
             <w:r>
-              <w:t>RF12</w:t>
+              <w:t>RF13</w:t>
             </w:r>
           </w:p>
         </w:tc>
@@ -17122,7 +16868,6 @@
                 <w:b/>
                 <w:bCs/>
               </w:rPr>
-              <w:lastRenderedPageBreak/>
               <w:t>Nombre del Requerimiento:</w:t>
             </w:r>
           </w:p>
@@ -17134,7 +16879,7 @@
           </w:tcPr>
           <w:p>
             <w:r>
-              <w:t>Consulta pública de resultados</w:t>
+              <w:t>Visualización de estadísticas</w:t>
             </w:r>
           </w:p>
         </w:tc>
@@ -17212,7 +16957,7 @@
           </w:tcPr>
           <w:p>
             <w:r>
-              <w:t>Transparencia de torneos</w:t>
+              <w:t>Registro de incidentes</w:t>
             </w:r>
           </w:p>
         </w:tc>
@@ -17247,7 +16992,7 @@
           </w:tcPr>
           <w:p>
             <w:r>
-              <w:t>El sistema debe permitir que cualquier usuario, incluso sin estar registrado, pueda consultar los resultados de los partidos, las tablas de posiciones y los equipos participantes. Esta funcionalidad garantiza transparencia y acceso a la información.</w:t>
+              <w:t>El sistema debe generar estadísticas de equipos y jugadores, como número de partidos jugados, victorias, derrotas, goles anotados y tarjetas recibidas. Estas estadísticas podrán ser consultadas por cualquier rol.</w:t>
             </w:r>
           </w:p>
         </w:tc>
@@ -17317,7 +17062,7 @@
           </w:tcPr>
           <w:p>
             <w:r>
-              <w:t>RNF06</w:t>
+              <w:t>RNF07</w:t>
             </w:r>
           </w:p>
         </w:tc>
@@ -17420,7 +17165,7 @@
           </w:tcPr>
           <w:p>
             <w:r>
-              <w:t>Media</w:t>
+              <w:t>Alta</w:t>
             </w:r>
           </w:p>
         </w:tc>
@@ -17430,9 +17175,7 @@
     <w:p/>
     <w:tbl>
       <w:tblPr>
-        <w:tblStyle w:val="affd"/>
         <w:tblW w:w="8272" w:type="dxa"/>
-        <w:tblInd w:w="0" w:type="dxa"/>
         <w:tblBorders>
           <w:top w:val="single" w:sz="4" w:space="0" w:color="000000"/>
           <w:left w:val="single" w:sz="4" w:space="0" w:color="000000"/>
@@ -17478,7 +17221,7 @@
           </w:tcPr>
           <w:p>
             <w:r>
-              <w:t>RF13</w:t>
+              <w:t>RF14</w:t>
             </w:r>
           </w:p>
         </w:tc>
@@ -17515,7 +17258,7 @@
           </w:tcPr>
           <w:p>
             <w:r>
-              <w:t>Visualización de estadísticas</w:t>
+              <w:t>Reporte de incidencias y suspensiones</w:t>
             </w:r>
           </w:p>
         </w:tc>
@@ -17593,7 +17336,7 @@
           </w:tcPr>
           <w:p>
             <w:r>
-              <w:t>Registro de incidentes</w:t>
+              <w:t>Gestión de participación</w:t>
             </w:r>
           </w:p>
         </w:tc>
@@ -17628,7 +17371,7 @@
           </w:tcPr>
           <w:p>
             <w:r>
-              <w:t>El sistema debe generar estadísticas de equipos y jugadores, como número de partidos jugados, victorias, derrotas, goles anotados y tarjetas recibidas. Estas estadísticas podrán ser consultadas por cualquier rol.</w:t>
+              <w:t>El sistema debe permitir a los organizadores reportar incidencias ocurridas en los partidos, como suspensiones por lluvia, expulsiones por conducta antideportiva o cualquier situación relevante. Dichos reportes quedarán registrados y visibles para administradores demás roles.</w:t>
             </w:r>
           </w:p>
         </w:tc>
@@ -17664,7 +17407,7 @@
           </w:tcPr>
           <w:p>
             <w:r>
-              <w:t>RNF02</w:t>
+              <w:t>RNF01</w:t>
             </w:r>
           </w:p>
         </w:tc>
@@ -17698,7 +17441,7 @@
           </w:tcPr>
           <w:p>
             <w:r>
-              <w:t>RNF07</w:t>
+              <w:t>RNF02</w:t>
             </w:r>
           </w:p>
         </w:tc>
@@ -17801,7 +17544,7 @@
           </w:tcPr>
           <w:p>
             <w:r>
-              <w:t>Alta</w:t>
+              <w:t>Media</w:t>
             </w:r>
           </w:p>
         </w:tc>
@@ -17809,11 +17552,12 @@
     </w:tbl>
     <w:p/>
     <w:p/>
+    <w:p/>
+    <w:p/>
+    <w:p/>
     <w:tbl>
       <w:tblPr>
-        <w:tblStyle w:val="affe"/>
         <w:tblW w:w="8272" w:type="dxa"/>
-        <w:tblInd w:w="0" w:type="dxa"/>
         <w:tblBorders>
           <w:top w:val="single" w:sz="4" w:space="0" w:color="000000"/>
           <w:left w:val="single" w:sz="4" w:space="0" w:color="000000"/>
@@ -17859,7 +17603,7 @@
           </w:tcPr>
           <w:p>
             <w:r>
-              <w:t>RF14</w:t>
+              <w:t>RF15</w:t>
             </w:r>
           </w:p>
         </w:tc>
@@ -17896,7 +17640,7 @@
           </w:tcPr>
           <w:p>
             <w:r>
-              <w:t>Reporte de incidencias y suspensiones</w:t>
+              <w:t>Historial de torneos y partidos</w:t>
             </w:r>
           </w:p>
         </w:tc>
@@ -17964,6 +17708,7 @@
                 <w:b/>
                 <w:bCs/>
               </w:rPr>
+              <w:lastRenderedPageBreak/>
               <w:t>Características:</w:t>
             </w:r>
           </w:p>
@@ -17974,7 +17719,7 @@
           </w:tcPr>
           <w:p>
             <w:r>
-              <w:t>Gestión de participación</w:t>
+              <w:t>Organización de equipo</w:t>
             </w:r>
           </w:p>
         </w:tc>
@@ -18009,7 +17754,7 @@
           </w:tcPr>
           <w:p>
             <w:r>
-              <w:t>El sistema debe permitir a los organizadores reportar incidencias ocurridas en los partidos, como suspensiones por lluvia, expulsiones por conducta antideportiva o cualquier situación relevante. Dichos reportes quedarán registrados y visibles para administradores demás roles.</w:t>
+              <w:t>El sistema debe permitir a los usuarios consultar un historial de torneos y partidos anteriores, incluyendo resultados, estadísticas y campeones, con el fin de mantener un registro histórico accesible desde la plataforma.</w:t>
             </w:r>
           </w:p>
         </w:tc>
@@ -18079,7 +17824,7 @@
           </w:tcPr>
           <w:p>
             <w:r>
-              <w:t>RNF02</w:t>
+              <w:t>RNF03</w:t>
             </w:r>
           </w:p>
         </w:tc>
@@ -18113,7 +17858,7 @@
           </w:tcPr>
           <w:p>
             <w:r>
-              <w:t> </w:t>
+              <w:t>RNF06</w:t>
             </w:r>
           </w:p>
         </w:tc>
@@ -18182,390 +17927,6 @@
           </w:tcPr>
           <w:p>
             <w:r>
-              <w:t>Media</w:t>
-            </w:r>
-          </w:p>
-        </w:tc>
-      </w:tr>
-    </w:tbl>
-    <w:p/>
-    <w:p/>
-    <w:p/>
-    <w:p/>
-    <w:p/>
-    <w:tbl>
-      <w:tblPr>
-        <w:tblStyle w:val="afff"/>
-        <w:tblW w:w="8272" w:type="dxa"/>
-        <w:tblInd w:w="0" w:type="dxa"/>
-        <w:tblBorders>
-          <w:top w:val="single" w:sz="4" w:space="0" w:color="000000"/>
-          <w:left w:val="single" w:sz="4" w:space="0" w:color="000000"/>
-          <w:bottom w:val="single" w:sz="4" w:space="0" w:color="000000"/>
-          <w:right w:val="single" w:sz="4" w:space="0" w:color="000000"/>
-          <w:insideH w:val="single" w:sz="4" w:space="0" w:color="000000"/>
-          <w:insideV w:val="single" w:sz="4" w:space="0" w:color="000000"/>
-        </w:tblBorders>
-        <w:tblLayout w:type="fixed"/>
-        <w:tblLook w:val="0400" w:firstRow="0" w:lastRow="0" w:firstColumn="0" w:lastColumn="0" w:noHBand="0" w:noVBand="1"/>
-      </w:tblPr>
-      <w:tblGrid>
-        <w:gridCol w:w="2393"/>
-        <w:gridCol w:w="5879"/>
-      </w:tblGrid>
-      <w:tr>
-        <w:trPr>
-          <w:trHeight w:val="315"/>
-        </w:trPr>
-        <w:tc>
-          <w:tcPr>
-            <w:tcW w:w="2393" w:type="dxa"/>
-          </w:tcPr>
-          <w:p>
-            <w:pPr>
-              <w:rPr>
-                <w:b/>
-                <w:bCs/>
-              </w:rPr>
-            </w:pPr>
-            <w:r>
-              <w:rPr>
-                <w:b/>
-                <w:bCs/>
-              </w:rPr>
-              <w:t>Identificación del requerimiento:</w:t>
-            </w:r>
-          </w:p>
-        </w:tc>
-        <w:tc>
-          <w:tcPr>
-            <w:tcW w:w="5879" w:type="dxa"/>
-          </w:tcPr>
-          <w:p>
-            <w:r>
-              <w:t>RF15</w:t>
-            </w:r>
-          </w:p>
-        </w:tc>
-      </w:tr>
-      <w:tr>
-        <w:trPr>
-          <w:trHeight w:val="300"/>
-        </w:trPr>
-        <w:tc>
-          <w:tcPr>
-            <w:tcW w:w="2393" w:type="dxa"/>
-            <w:vMerge w:val="restart"/>
-          </w:tcPr>
-          <w:p>
-            <w:pPr>
-              <w:rPr>
-                <w:b/>
-                <w:bCs/>
-              </w:rPr>
-            </w:pPr>
-            <w:r>
-              <w:rPr>
-                <w:b/>
-                <w:bCs/>
-              </w:rPr>
-              <w:t>Nombre del Requerimiento:</w:t>
-            </w:r>
-          </w:p>
-        </w:tc>
-        <w:tc>
-          <w:tcPr>
-            <w:tcW w:w="5879" w:type="dxa"/>
-            <w:vMerge w:val="restart"/>
-          </w:tcPr>
-          <w:p>
-            <w:r>
-              <w:t>Historial de torneos y partidos</w:t>
-            </w:r>
-          </w:p>
-        </w:tc>
-      </w:tr>
-      <w:tr>
-        <w:trPr>
-          <w:trHeight w:val="315"/>
-        </w:trPr>
-        <w:tc>
-          <w:tcPr>
-            <w:tcW w:w="2393" w:type="dxa"/>
-            <w:vMerge/>
-          </w:tcPr>
-          <w:p>
-            <w:pPr>
-              <w:widowControl w:val="0"/>
-              <w:pBdr>
-                <w:top w:val="nil"/>
-                <w:left w:val="nil"/>
-                <w:bottom w:val="nil"/>
-                <w:right w:val="nil"/>
-                <w:between w:val="nil"/>
-              </w:pBdr>
-              <w:spacing w:line="276" w:lineRule="auto"/>
-            </w:pPr>
-          </w:p>
-        </w:tc>
-        <w:tc>
-          <w:tcPr>
-            <w:tcW w:w="5879" w:type="dxa"/>
-            <w:vMerge/>
-          </w:tcPr>
-          <w:p>
-            <w:pPr>
-              <w:widowControl w:val="0"/>
-              <w:pBdr>
-                <w:top w:val="nil"/>
-                <w:left w:val="nil"/>
-                <w:bottom w:val="nil"/>
-                <w:right w:val="nil"/>
-                <w:between w:val="nil"/>
-              </w:pBdr>
-              <w:spacing w:line="276" w:lineRule="auto"/>
-            </w:pPr>
-          </w:p>
-        </w:tc>
-      </w:tr>
-      <w:tr>
-        <w:trPr>
-          <w:trHeight w:val="315"/>
-        </w:trPr>
-        <w:tc>
-          <w:tcPr>
-            <w:tcW w:w="2393" w:type="dxa"/>
-          </w:tcPr>
-          <w:p>
-            <w:pPr>
-              <w:rPr>
-                <w:b/>
-                <w:bCs/>
-              </w:rPr>
-            </w:pPr>
-            <w:r>
-              <w:rPr>
-                <w:b/>
-                <w:bCs/>
-              </w:rPr>
-              <w:t>Características:</w:t>
-            </w:r>
-          </w:p>
-        </w:tc>
-        <w:tc>
-          <w:tcPr>
-            <w:tcW w:w="5879" w:type="dxa"/>
-          </w:tcPr>
-          <w:p>
-            <w:r>
-              <w:t>Organización de equipo</w:t>
-            </w:r>
-          </w:p>
-        </w:tc>
-      </w:tr>
-      <w:tr>
-        <w:trPr>
-          <w:trHeight w:val="315"/>
-        </w:trPr>
-        <w:tc>
-          <w:tcPr>
-            <w:tcW w:w="2393" w:type="dxa"/>
-          </w:tcPr>
-          <w:p>
-            <w:pPr>
-              <w:rPr>
-                <w:b/>
-                <w:bCs/>
-              </w:rPr>
-            </w:pPr>
-            <w:r>
-              <w:rPr>
-                <w:b/>
-                <w:bCs/>
-              </w:rPr>
-              <w:t>Descripción del requerimiento:</w:t>
-            </w:r>
-          </w:p>
-        </w:tc>
-        <w:tc>
-          <w:tcPr>
-            <w:tcW w:w="5879" w:type="dxa"/>
-          </w:tcPr>
-          <w:p>
-            <w:r>
-              <w:t>El sistema debe permitir a los usuarios consultar un historial de torneos y partidos anteriores, incluyendo resultados, estadísticas y campeones, con el fin de mantener un registro histórico accesible desde la plataforma.</w:t>
-            </w:r>
-          </w:p>
-        </w:tc>
-      </w:tr>
-      <w:tr>
-        <w:trPr>
-          <w:trHeight w:val="315"/>
-        </w:trPr>
-        <w:tc>
-          <w:tcPr>
-            <w:tcW w:w="2393" w:type="dxa"/>
-            <w:vMerge w:val="restart"/>
-          </w:tcPr>
-          <w:p>
-            <w:pPr>
-              <w:rPr>
-                <w:b/>
-                <w:bCs/>
-              </w:rPr>
-            </w:pPr>
-            <w:r>
-              <w:rPr>
-                <w:b/>
-                <w:bCs/>
-              </w:rPr>
-              <w:t>Requerimiento NO funcional:</w:t>
-            </w:r>
-          </w:p>
-        </w:tc>
-        <w:tc>
-          <w:tcPr>
-            <w:tcW w:w="5879" w:type="dxa"/>
-          </w:tcPr>
-          <w:p>
-            <w:r>
-              <w:t>RNF01</w:t>
-            </w:r>
-          </w:p>
-        </w:tc>
-      </w:tr>
-      <w:tr>
-        <w:trPr>
-          <w:trHeight w:val="315"/>
-        </w:trPr>
-        <w:tc>
-          <w:tcPr>
-            <w:tcW w:w="2393" w:type="dxa"/>
-            <w:vMerge/>
-          </w:tcPr>
-          <w:p>
-            <w:pPr>
-              <w:widowControl w:val="0"/>
-              <w:pBdr>
-                <w:top w:val="nil"/>
-                <w:left w:val="nil"/>
-                <w:bottom w:val="nil"/>
-                <w:right w:val="nil"/>
-                <w:between w:val="nil"/>
-              </w:pBdr>
-              <w:spacing w:line="276" w:lineRule="auto"/>
-            </w:pPr>
-          </w:p>
-        </w:tc>
-        <w:tc>
-          <w:tcPr>
-            <w:tcW w:w="5879" w:type="dxa"/>
-          </w:tcPr>
-          <w:p>
-            <w:r>
-              <w:t>RNF03</w:t>
-            </w:r>
-          </w:p>
-        </w:tc>
-      </w:tr>
-      <w:tr>
-        <w:trPr>
-          <w:trHeight w:val="315"/>
-        </w:trPr>
-        <w:tc>
-          <w:tcPr>
-            <w:tcW w:w="2393" w:type="dxa"/>
-            <w:vMerge/>
-          </w:tcPr>
-          <w:p>
-            <w:pPr>
-              <w:widowControl w:val="0"/>
-              <w:pBdr>
-                <w:top w:val="nil"/>
-                <w:left w:val="nil"/>
-                <w:bottom w:val="nil"/>
-                <w:right w:val="nil"/>
-                <w:between w:val="nil"/>
-              </w:pBdr>
-              <w:spacing w:line="276" w:lineRule="auto"/>
-            </w:pPr>
-          </w:p>
-        </w:tc>
-        <w:tc>
-          <w:tcPr>
-            <w:tcW w:w="5879" w:type="dxa"/>
-          </w:tcPr>
-          <w:p>
-            <w:r>
-              <w:t>RNF06</w:t>
-            </w:r>
-          </w:p>
-        </w:tc>
-      </w:tr>
-      <w:tr>
-        <w:trPr>
-          <w:trHeight w:val="315"/>
-        </w:trPr>
-        <w:tc>
-          <w:tcPr>
-            <w:tcW w:w="2393" w:type="dxa"/>
-            <w:vMerge/>
-          </w:tcPr>
-          <w:p>
-            <w:pPr>
-              <w:widowControl w:val="0"/>
-              <w:pBdr>
-                <w:top w:val="nil"/>
-                <w:left w:val="nil"/>
-                <w:bottom w:val="nil"/>
-                <w:right w:val="nil"/>
-                <w:between w:val="nil"/>
-              </w:pBdr>
-              <w:spacing w:line="276" w:lineRule="auto"/>
-            </w:pPr>
-          </w:p>
-        </w:tc>
-        <w:tc>
-          <w:tcPr>
-            <w:tcW w:w="5879" w:type="dxa"/>
-          </w:tcPr>
-          <w:p>
-            <w:r>
-              <w:t> </w:t>
-            </w:r>
-          </w:p>
-        </w:tc>
-      </w:tr>
-      <w:tr>
-        <w:trPr>
-          <w:trHeight w:val="315"/>
-        </w:trPr>
-        <w:tc>
-          <w:tcPr>
-            <w:tcW w:w="2393" w:type="dxa"/>
-          </w:tcPr>
-          <w:p>
-            <w:pPr>
-              <w:rPr>
-                <w:b/>
-                <w:bCs/>
-              </w:rPr>
-            </w:pPr>
-            <w:r>
-              <w:rPr>
-                <w:b/>
-                <w:bCs/>
-              </w:rPr>
-              <w:t xml:space="preserve">Prioridad del requerimiento: </w:t>
-            </w:r>
-          </w:p>
-        </w:tc>
-        <w:tc>
-          <w:tcPr>
-            <w:tcW w:w="5879" w:type="dxa"/>
-          </w:tcPr>
-          <w:p>
-            <w:r>
               <w:t>Alta</w:t>
             </w:r>
           </w:p>
@@ -18602,10 +17963,10 @@
         <w:pStyle w:val="Ttulo2"/>
         <w:numPr>
           <w:ilvl w:val="1"/>
-          <w:numId w:val="1"/>
+          <w:numId w:val="25"/>
         </w:numPr>
       </w:pPr>
-      <w:bookmarkStart w:id="20" w:name="_heading=h.w6lbyn57pz21" w:colFirst="0" w:colLast="0"/>
+      <w:bookmarkStart w:id="20" w:name="_etpf6u61igtn" w:colFirst="0" w:colLast="0"/>
       <w:bookmarkEnd w:id="20"/>
       <w:r>
         <w:t>Requisitos no funcionales</w:t>
@@ -18614,9 +17975,7 @@
     <w:p/>
     <w:tbl>
       <w:tblPr>
-        <w:tblStyle w:val="afff0"/>
         <w:tblW w:w="8272" w:type="dxa"/>
-        <w:tblInd w:w="0" w:type="dxa"/>
         <w:tblBorders>
           <w:top w:val="single" w:sz="4" w:space="0" w:color="000000"/>
           <w:left w:val="single" w:sz="4" w:space="0" w:color="000000"/>
@@ -18856,9 +18215,7 @@
     <w:p/>
     <w:tbl>
       <w:tblPr>
-        <w:tblStyle w:val="afff1"/>
         <w:tblW w:w="8272" w:type="dxa"/>
-        <w:tblInd w:w="0" w:type="dxa"/>
         <w:tblBorders>
           <w:top w:val="single" w:sz="4" w:space="0" w:color="000000"/>
           <w:left w:val="single" w:sz="4" w:space="0" w:color="000000"/>
@@ -19098,9 +18455,7 @@
     <w:p/>
     <w:tbl>
       <w:tblPr>
-        <w:tblStyle w:val="afff2"/>
         <w:tblW w:w="8272" w:type="dxa"/>
-        <w:tblInd w:w="0" w:type="dxa"/>
         <w:tblBorders>
           <w:top w:val="single" w:sz="4" w:space="0" w:color="000000"/>
           <w:left w:val="single" w:sz="4" w:space="0" w:color="000000"/>
@@ -19242,7 +18597,6 @@
                 <w:b/>
                 <w:bCs/>
               </w:rPr>
-              <w:lastRenderedPageBreak/>
               <w:t xml:space="preserve">Descripción del requerimiento: </w:t>
             </w:r>
           </w:p>
@@ -19254,19 +18608,7 @@
           </w:tcPr>
           <w:p>
             <w:r>
-              <w:t>El sistema debe responder en</w:t>
-            </w:r>
-            <w:r>
-              <w:t xml:space="preserve"> menos de</w:t>
-            </w:r>
-            <w:r>
-              <w:t xml:space="preserve"> </w:t>
-            </w:r>
-            <w:r>
-              <w:t>5</w:t>
-            </w:r>
-            <w:r>
-              <w:t xml:space="preserve"> segundos en condiciones normales.</w:t>
+              <w:t>El sistema debe responder en menos de 2 segundos en condiciones normales.</w:t>
             </w:r>
           </w:p>
         </w:tc>
@@ -19353,9 +18695,7 @@
     <w:p/>
     <w:tbl>
       <w:tblPr>
-        <w:tblStyle w:val="afff3"/>
         <w:tblW w:w="8272" w:type="dxa"/>
-        <w:tblInd w:w="0" w:type="dxa"/>
         <w:tblBorders>
           <w:top w:val="single" w:sz="4" w:space="0" w:color="000000"/>
           <w:left w:val="single" w:sz="4" w:space="0" w:color="000000"/>
@@ -19426,6 +18766,7 @@
                 <w:b/>
                 <w:bCs/>
               </w:rPr>
+              <w:lastRenderedPageBreak/>
               <w:t xml:space="preserve">Nombre del Requerimiento: </w:t>
             </w:r>
           </w:p>
@@ -19604,9 +18945,7 @@
     <w:p/>
     <w:tbl>
       <w:tblPr>
-        <w:tblStyle w:val="afff4"/>
         <w:tblW w:w="8272" w:type="dxa"/>
-        <w:tblInd w:w="0" w:type="dxa"/>
         <w:tblBorders>
           <w:top w:val="single" w:sz="4" w:space="0" w:color="000000"/>
           <w:left w:val="single" w:sz="4" w:space="0" w:color="000000"/>
@@ -19846,9 +19185,7 @@
     <w:p/>
     <w:tbl>
       <w:tblPr>
-        <w:tblStyle w:val="afff5"/>
         <w:tblW w:w="8272" w:type="dxa"/>
-        <w:tblInd w:w="0" w:type="dxa"/>
         <w:tblBorders>
           <w:top w:val="single" w:sz="4" w:space="0" w:color="000000"/>
           <w:left w:val="single" w:sz="4" w:space="0" w:color="000000"/>
@@ -20088,9 +19425,7 @@
     <w:p/>
     <w:tbl>
       <w:tblPr>
-        <w:tblStyle w:val="afff6"/>
         <w:tblW w:w="8272" w:type="dxa"/>
-        <w:tblInd w:w="0" w:type="dxa"/>
         <w:tblBorders>
           <w:top w:val="single" w:sz="4" w:space="0" w:color="000000"/>
           <w:left w:val="single" w:sz="4" w:space="0" w:color="000000"/>
@@ -20330,9 +19665,7 @@
     <w:p/>
     <w:tbl>
       <w:tblPr>
-        <w:tblStyle w:val="afff7"/>
         <w:tblW w:w="8272" w:type="dxa"/>
-        <w:tblInd w:w="0" w:type="dxa"/>
         <w:tblBorders>
           <w:top w:val="single" w:sz="4" w:space="0" w:color="000000"/>
           <w:left w:val="single" w:sz="4" w:space="0" w:color="000000"/>
@@ -20368,7 +19701,6 @@
                 <w:b/>
                 <w:bCs/>
               </w:rPr>
-              <w:lastRenderedPageBreak/>
               <w:t xml:space="preserve">Identificación del requerimiento: </w:t>
             </w:r>
           </w:p>
@@ -20554,6 +19886,7 @@
                 <w:b/>
                 <w:bCs/>
               </w:rPr>
+              <w:lastRenderedPageBreak/>
               <w:t xml:space="preserve">Prioridad del requerimiento:     </w:t>
             </w:r>
           </w:p>
@@ -20573,9 +19906,7 @@
     <w:p/>
     <w:tbl>
       <w:tblPr>
-        <w:tblStyle w:val="afff8"/>
         <w:tblW w:w="8272" w:type="dxa"/>
-        <w:tblInd w:w="0" w:type="dxa"/>
         <w:tblBorders>
           <w:top w:val="single" w:sz="4" w:space="0" w:color="000000"/>
           <w:left w:val="single" w:sz="4" w:space="0" w:color="000000"/>
@@ -20832,10 +20163,10 @@
         <w:pStyle w:val="Ttulo3"/>
         <w:numPr>
           <w:ilvl w:val="2"/>
-          <w:numId w:val="1"/>
+          <w:numId w:val="25"/>
         </w:numPr>
       </w:pPr>
-      <w:bookmarkStart w:id="21" w:name="_heading=h.8dn06iym8mns" w:colFirst="0" w:colLast="0"/>
+      <w:bookmarkStart w:id="21" w:name="_3mfepoak8q4y" w:colFirst="0" w:colLast="0"/>
       <w:bookmarkEnd w:id="21"/>
       <w:r>
         <w:t>Requisitos de rendimiento</w:t>
@@ -20859,21 +20190,36 @@
     <w:p>
       <w:pPr>
         <w:ind w:left="720"/>
-        <w:rPr>
-          <w:color w:val="000000"/>
-        </w:rPr>
       </w:pPr>
       <w:r>
         <w:t>- El sistema debe soportar un mínimo de 100 usuarios simultáneamente conectados sin degradación del rendimiento.</w:t>
       </w:r>
+    </w:p>
+    <w:p>
+      <w:pPr>
+        <w:ind w:left="720"/>
+      </w:pPr>
       <w:r>
         <w:br/>
         <w:t>- El 95% de las transacciones (como inscripción de equipos, programación de partidos) deben completarse en menos de 5 segundo.</w:t>
       </w:r>
+    </w:p>
+    <w:p>
+      <w:pPr>
+        <w:ind w:left="720"/>
+      </w:pPr>
       <w:r>
         <w:br/>
         <w:t>- El sistema debe ser capaz de gestionar hasta 100 registros de partidos por día sin pérdida de datos.</w:t>
       </w:r>
+    </w:p>
+    <w:p>
+      <w:pPr>
+        <w:ind w:left="720"/>
+        <w:rPr>
+          <w:color w:val="000000"/>
+        </w:rPr>
+      </w:pPr>
       <w:r>
         <w:br/>
         <w:t>- El tiempo de respuesta del sistema, desde la autenticación hasta el despliegue de la interfaz principal, no debe superar los 5 segundos.</w:t>
@@ -20884,10 +20230,10 @@
         <w:pStyle w:val="Ttulo3"/>
         <w:numPr>
           <w:ilvl w:val="2"/>
-          <w:numId w:val="1"/>
+          <w:numId w:val="25"/>
         </w:numPr>
       </w:pPr>
-      <w:bookmarkStart w:id="22" w:name="_heading=h.py8afpr7rzw5" w:colFirst="0" w:colLast="0"/>
+      <w:bookmarkStart w:id="22" w:name="_i2xxhuaecixy" w:colFirst="0" w:colLast="0"/>
       <w:bookmarkEnd w:id="22"/>
       <w:r>
         <w:t>Seguridad</w:t>
@@ -20897,62 +20243,54 @@
     <w:p>
       <w:pPr>
         <w:ind w:left="720"/>
-        <w:rPr>
-          <w:shd w:val="clear" w:color="auto" w:fill="E06666"/>
-        </w:rPr>
       </w:pPr>
       <w:r>
-        <w:t xml:space="preserve">- Todas las comunicaciones entre el cliente y el servidor deben utilizar el protocolo </w:t>
+        <w:t>- Todas las comunicaciones entre el cliente y el servidor deben utilizar el protocolo HTTPS.</w:t>
+      </w:r>
+    </w:p>
+    <w:p>
+      <w:pPr>
+        <w:ind w:left="720"/>
+      </w:pPr>
+    </w:p>
+    <w:p>
+      <w:pPr>
+        <w:ind w:left="720"/>
+      </w:pPr>
+      <w:r>
+        <w:t>“forma segura de navegar por internet. Asegura que nadie más vea lo que estás haciendo en la página. Siempre lo ves en las páginas que empiezan con “https://”.</w:t>
+      </w:r>
+    </w:p>
+    <w:p>
+      <w:pPr>
+        <w:ind w:left="720"/>
+      </w:pPr>
+      <w:r>
+        <w:br/>
+        <w:t>- Debe haber registro de actividad ('logs') para acciones críticas como inicio de sesión, modificación de datos y asignación de roles.</w:t>
+      </w:r>
+    </w:p>
+    <w:p>
+      <w:pPr>
+        <w:ind w:left="720"/>
+      </w:pPr>
+    </w:p>
+    <w:p>
+      <w:pPr>
+        <w:ind w:left="720"/>
+      </w:pPr>
+      <w:r>
+        <w:t>“Registros que guarda el sistema automáticamente para saber qué hizo cada usuario (por ejemplo, si entró, cambió algo o elimino algo). Sirven para revisar errores o ver</w:t>
       </w:r>
       <w:r>
         <w:rPr>
-          <w:shd w:val="clear" w:color="auto" w:fill="E06666"/>
-        </w:rPr>
-        <w:t>HTTPS.</w:t>
-      </w:r>
-    </w:p>
-    <w:p>
-      <w:pPr>
-        <w:ind w:left="720"/>
-        <w:rPr>
-          <w:highlight w:val="white"/>
-        </w:rPr>
-      </w:pPr>
-      <w:proofErr w:type="gramStart"/>
-      <w:r>
-        <w:rPr>
           <w:shd w:val="clear" w:color="auto" w:fill="6D9EEB"/>
         </w:rPr>
-        <w:t>“ forma</w:t>
-      </w:r>
-      <w:proofErr w:type="gramEnd"/>
-      <w:r>
-        <w:rPr>
-          <w:shd w:val="clear" w:color="auto" w:fill="6D9EEB"/>
-        </w:rPr>
-        <w:t xml:space="preserve"> segura de navegar por internet. Asegura que nadie más vea lo que estás haciendo en la página. Siempre lo ves en las páginas que empiezan con “https://”.</w:t>
+        <w:t xml:space="preserve"> </w:t>
       </w:r>
       <w:r>
-        <w:br/>
+        <w:t>qué pasó en el sistema.</w:t>
       </w:r>
-      <w:r>
-        <w:rPr>
-          <w:highlight w:val="white"/>
-        </w:rPr>
-        <w:t>- Debe haber registro de actividad</w:t>
-      </w:r>
-      <w:r>
-        <w:rPr>
-          <w:shd w:val="clear" w:color="auto" w:fill="E06666"/>
-        </w:rPr>
-        <w:t xml:space="preserve"> ('logs')</w:t>
-      </w:r>
-      <w:r>
-        <w:rPr>
-          <w:highlight w:val="white"/>
-        </w:rPr>
-        <w:t xml:space="preserve"> para acciones críticas como inicio de sesión, modificación de datos y asignación de roles.</w:t>
-      </w:r>
     </w:p>
     <w:p>
       <w:pPr>
@@ -20961,12 +20299,6 @@
           <w:shd w:val="clear" w:color="auto" w:fill="6D9EEB"/>
         </w:rPr>
       </w:pPr>
-      <w:r>
-        <w:rPr>
-          <w:shd w:val="clear" w:color="auto" w:fill="6D9EEB"/>
-        </w:rPr>
-        <w:t>“Registros que guarda el sistema automáticamente para saber qué hizo cada usuario (por ejemplo, si entró, cambió algo o elimino algo). Sirven para revisar errores o ver qué pasó en el sistema.</w:t>
-      </w:r>
     </w:p>
     <w:p>
       <w:pPr>
@@ -20975,6 +20307,11 @@
       <w:r>
         <w:t xml:space="preserve">- Las contraseñas de los usuarios deben almacenarse cifradas </w:t>
       </w:r>
+    </w:p>
+    <w:p>
+      <w:pPr>
+        <w:ind w:left="720"/>
+      </w:pPr>
       <w:r>
         <w:br/>
         <w:t>- El acceso a módulos administrativos estará restringido a usuarios con privilegios específicos.</w:t>
@@ -21017,10 +20354,10 @@
         <w:pStyle w:val="Ttulo3"/>
         <w:numPr>
           <w:ilvl w:val="2"/>
-          <w:numId w:val="1"/>
+          <w:numId w:val="25"/>
         </w:numPr>
       </w:pPr>
-      <w:bookmarkStart w:id="23" w:name="_heading=h.qxi6v6hmzeli" w:colFirst="0" w:colLast="0"/>
+      <w:bookmarkStart w:id="23" w:name="_qyiw3x3bbqtl" w:colFirst="0" w:colLast="0"/>
       <w:bookmarkEnd w:id="23"/>
       <w:r>
         <w:t>Fiabilidad</w:t>
@@ -21085,10 +20422,10 @@
         <w:pStyle w:val="Ttulo3"/>
         <w:numPr>
           <w:ilvl w:val="2"/>
-          <w:numId w:val="1"/>
+          <w:numId w:val="25"/>
         </w:numPr>
       </w:pPr>
-      <w:bookmarkStart w:id="24" w:name="_heading=h.h6garqu33dgr" w:colFirst="0" w:colLast="0"/>
+      <w:bookmarkStart w:id="24" w:name="_ephgw5frd1ii" w:colFirst="0" w:colLast="0"/>
       <w:bookmarkEnd w:id="24"/>
       <w:r>
         <w:lastRenderedPageBreak/>
@@ -21146,7 +20483,7 @@
         <w:pStyle w:val="Ttulo3"/>
         <w:numPr>
           <w:ilvl w:val="2"/>
-          <w:numId w:val="1"/>
+          <w:numId w:val="25"/>
         </w:numPr>
       </w:pPr>
       <w:r>
@@ -21221,7 +20558,7 @@
       <w:pPr>
         <w:numPr>
           <w:ilvl w:val="0"/>
-          <w:numId w:val="20"/>
+          <w:numId w:val="37"/>
         </w:numPr>
         <w:pBdr>
           <w:top w:val="nil"/>
@@ -21268,7 +20605,7 @@
       <w:pPr>
         <w:numPr>
           <w:ilvl w:val="0"/>
-          <w:numId w:val="20"/>
+          <w:numId w:val="37"/>
         </w:numPr>
         <w:pBdr>
           <w:top w:val="nil"/>
@@ -21330,7 +20667,7 @@
       <w:pPr>
         <w:numPr>
           <w:ilvl w:val="0"/>
-          <w:numId w:val="20"/>
+          <w:numId w:val="37"/>
         </w:numPr>
         <w:pBdr>
           <w:top w:val="nil"/>
@@ -21355,20 +20692,7 @@
         <w:rPr>
           <w:color w:val="000000"/>
         </w:rPr>
-        <w:t>: El proyecto debe gestionarse mediante un sistema de control de versiones (por ejemplo</w:t>
-      </w:r>
-      <w:r>
-        <w:rPr>
-          <w:color w:val="000000"/>
-          <w:shd w:val="clear" w:color="auto" w:fill="E06666"/>
-        </w:rPr>
-        <w:t>, Git</w:t>
-      </w:r>
-      <w:r>
-        <w:rPr>
-          <w:color w:val="000000"/>
-        </w:rPr>
-        <w:t>), con ramas claras para desarrollo, pruebas y producción.</w:t>
+        <w:t>: El proyecto debe gestionarse mediante un sistema de control de versiones (por ejemplo, Git), con ramas claras para desarrollo, pruebas y producción.</w:t>
       </w:r>
     </w:p>
     <w:p>
@@ -21382,15 +20706,9 @@
         </w:pBdr>
         <w:ind w:left="2136"/>
         <w:rPr>
-          <w:shd w:val="clear" w:color="auto" w:fill="A4C2F4"/>
-        </w:rPr>
-      </w:pPr>
-      <w:r>
-        <w:rPr>
-          <w:shd w:val="clear" w:color="auto" w:fill="A4C2F4"/>
-        </w:rPr>
-        <w:t>“sirve para controlar versiones de código.</w:t>
-      </w:r>
+          <w:color w:val="000000"/>
+        </w:rPr>
+      </w:pPr>
     </w:p>
     <w:p>
       <w:pPr>
@@ -21403,28 +20721,14 @@
         </w:pBdr>
         <w:ind w:left="2136"/>
         <w:rPr>
-          <w:shd w:val="clear" w:color="auto" w:fill="A4C2F4"/>
+          <w:color w:val="000000"/>
         </w:rPr>
       </w:pPr>
       <w:r>
         <w:rPr>
-          <w:shd w:val="clear" w:color="auto" w:fill="A4C2F4"/>
-        </w:rPr>
-        <w:t>Guardar el historial de cambios en tus archivos.</w:t>
-      </w:r>
-    </w:p>
-    <w:p>
-      <w:pPr>
-        <w:ind w:left="2136"/>
-        <w:rPr>
-          <w:shd w:val="clear" w:color="auto" w:fill="A4C2F4"/>
-        </w:rPr>
-      </w:pPr>
-      <w:r>
-        <w:rPr>
-          <w:shd w:val="clear" w:color="auto" w:fill="A4C2F4"/>
-        </w:rPr>
-        <w:t>Volver a versiones anteriores si algo sale mal.</w:t>
+          <w:color w:val="000000"/>
+        </w:rPr>
+        <w:t>“sirve para controlar versiones de código.</w:t>
       </w:r>
     </w:p>
     <w:p>
@@ -21436,6 +20740,41 @@
           <w:right w:val="nil"/>
           <w:between w:val="nil"/>
         </w:pBdr>
+        <w:ind w:left="2136"/>
+        <w:rPr>
+          <w:color w:val="000000"/>
+        </w:rPr>
+      </w:pPr>
+      <w:r>
+        <w:rPr>
+          <w:color w:val="000000"/>
+        </w:rPr>
+        <w:t>Guardar el historial de cambios en tus archivos.</w:t>
+      </w:r>
+    </w:p>
+    <w:p>
+      <w:pPr>
+        <w:ind w:left="2136"/>
+        <w:rPr>
+          <w:color w:val="000000"/>
+        </w:rPr>
+      </w:pPr>
+      <w:r>
+        <w:rPr>
+          <w:color w:val="000000"/>
+        </w:rPr>
+        <w:t>Volver a versiones anteriores si algo sale mal.</w:t>
+      </w:r>
+    </w:p>
+    <w:p>
+      <w:pPr>
+        <w:pBdr>
+          <w:top w:val="nil"/>
+          <w:left w:val="nil"/>
+          <w:bottom w:val="nil"/>
+          <w:right w:val="nil"/>
+          <w:between w:val="nil"/>
+        </w:pBdr>
         <w:rPr>
           <w:color w:val="000000"/>
         </w:rPr>
@@ -21445,7 +20784,7 @@
       <w:pPr>
         <w:numPr>
           <w:ilvl w:val="0"/>
-          <w:numId w:val="20"/>
+          <w:numId w:val="37"/>
         </w:numPr>
         <w:pBdr>
           <w:top w:val="nil"/>
@@ -21507,7 +20846,7 @@
       <w:pPr>
         <w:numPr>
           <w:ilvl w:val="0"/>
-          <w:numId w:val="20"/>
+          <w:numId w:val="37"/>
         </w:numPr>
         <w:pBdr>
           <w:top w:val="nil"/>
@@ -21555,10 +20894,10 @@
         <w:pStyle w:val="Ttulo3"/>
         <w:numPr>
           <w:ilvl w:val="2"/>
-          <w:numId w:val="1"/>
+          <w:numId w:val="25"/>
         </w:numPr>
       </w:pPr>
-      <w:bookmarkStart w:id="25" w:name="_heading=h.6e47x5nujpyk" w:colFirst="0" w:colLast="0"/>
+      <w:bookmarkStart w:id="25" w:name="_k31ngdlfmfo4" w:colFirst="0" w:colLast="0"/>
       <w:bookmarkEnd w:id="25"/>
       <w:r>
         <w:t>Portabilidad</w:t>
@@ -21583,7 +20922,7 @@
       <w:pPr>
         <w:numPr>
           <w:ilvl w:val="0"/>
-          <w:numId w:val="15"/>
+          <w:numId w:val="31"/>
         </w:numPr>
         <w:pBdr>
           <w:top w:val="nil"/>
@@ -21598,58 +20937,7 @@
         <w:rPr>
           <w:color w:val="000000"/>
         </w:rPr>
-        <w:t xml:space="preserve">El sistema debe ser desarrollado utilizando tecnologías multiplataforma como JavaScript (Node.js para el </w:t>
-      </w:r>
-      <w:proofErr w:type="spellStart"/>
-      <w:r>
-        <w:rPr>
-          <w:color w:val="000000"/>
-          <w:shd w:val="clear" w:color="auto" w:fill="E06666"/>
-        </w:rPr>
-        <w:t>backend</w:t>
-      </w:r>
-      <w:proofErr w:type="spellEnd"/>
-      <w:r>
-        <w:rPr>
-          <w:color w:val="000000"/>
-        </w:rPr>
-        <w:t xml:space="preserve"> y </w:t>
-      </w:r>
-      <w:proofErr w:type="spellStart"/>
-      <w:r>
-        <w:rPr>
-          <w:color w:val="000000"/>
-        </w:rPr>
-        <w:t>React</w:t>
-      </w:r>
-      <w:proofErr w:type="spellEnd"/>
-      <w:r>
-        <w:rPr>
-          <w:color w:val="000000"/>
-        </w:rPr>
-        <w:t xml:space="preserve"> para el</w:t>
-      </w:r>
-      <w:r>
-        <w:rPr>
-          <w:color w:val="000000"/>
-          <w:shd w:val="clear" w:color="auto" w:fill="E06666"/>
-        </w:rPr>
-        <w:t xml:space="preserve"> </w:t>
-      </w:r>
-      <w:proofErr w:type="spellStart"/>
-      <w:r>
-        <w:rPr>
-          <w:color w:val="000000"/>
-          <w:shd w:val="clear" w:color="auto" w:fill="E06666"/>
-        </w:rPr>
-        <w:t>frontend</w:t>
-      </w:r>
-      <w:proofErr w:type="spellEnd"/>
-      <w:r>
-        <w:rPr>
-          <w:color w:val="000000"/>
-        </w:rPr>
-        <w:t>), lo que facilitará su ejecución en diferentes entornos.</w:t>
+        <w:t>El sistema debe ser desarrollado utilizando tecnologías multiplataforma como JavaScript (Node.js para el backend y React para el frontend), lo que facilitará su ejecución en diferentes entornos.</w:t>
       </w:r>
     </w:p>
     <w:p>
@@ -21667,33 +20955,11 @@
           <w:shd w:val="clear" w:color="auto" w:fill="A4C2F4"/>
         </w:rPr>
       </w:pPr>
-      <w:proofErr w:type="spellStart"/>
-      <w:proofErr w:type="gramStart"/>
       <w:r>
         <w:rPr>
-          <w:shd w:val="clear" w:color="auto" w:fill="E06666"/>
-        </w:rPr>
-        <w:t>backend</w:t>
-      </w:r>
-      <w:r>
-        <w:rPr>
-          <w:shd w:val="clear" w:color="auto" w:fill="A4C2F4"/>
-        </w:rPr>
-        <w:t>“</w:t>
-      </w:r>
-      <w:proofErr w:type="gramEnd"/>
-      <w:r>
-        <w:rPr>
-          <w:shd w:val="clear" w:color="auto" w:fill="A4C2F4"/>
-        </w:rPr>
-        <w:t>Es</w:t>
-      </w:r>
-      <w:proofErr w:type="spellEnd"/>
-      <w:r>
-        <w:rPr>
-          <w:shd w:val="clear" w:color="auto" w:fill="A4C2F4"/>
-        </w:rPr>
-        <w:t xml:space="preserve"> la parte del sistema que no se ve, pero hace que todo funcione. Se encarga de guardar información, validar datos y conectar con la base de datos.”</w:t>
+          <w:color w:val="000000"/>
+        </w:rPr>
+        <w:t>backend “Es la parte del sistema que no se ve, pero hace que todo funcione. Se encarga de guardar información, validar datos y conectar con la base de datos.”</w:t>
       </w:r>
     </w:p>
     <w:p>
@@ -21714,53 +20980,9 @@
     </w:p>
     <w:p>
       <w:pPr>
-        <w:spacing w:line="278" w:lineRule="auto"/>
-        <w:ind w:left="720"/>
-        <w:rPr>
-          <w:shd w:val="clear" w:color="auto" w:fill="A4C2F4"/>
-        </w:rPr>
-      </w:pPr>
-      <w:r>
-        <w:rPr>
-          <w:shd w:val="clear" w:color="auto" w:fill="E06666"/>
-        </w:rPr>
-        <w:t xml:space="preserve"> </w:t>
-      </w:r>
-      <w:proofErr w:type="spellStart"/>
-      <w:r>
-        <w:rPr>
-          <w:shd w:val="clear" w:color="auto" w:fill="E06666"/>
-        </w:rPr>
-        <w:t>frontend</w:t>
-      </w:r>
-      <w:proofErr w:type="spellEnd"/>
-      <w:r>
-        <w:rPr>
-          <w:shd w:val="clear" w:color="auto" w:fill="E06666"/>
-        </w:rPr>
-        <w:t xml:space="preserve"> </w:t>
-      </w:r>
-      <w:r>
-        <w:rPr>
-          <w:shd w:val="clear" w:color="auto" w:fill="A4C2F4"/>
-        </w:rPr>
-        <w:t>“es la parte del sistema que ve el usuario, como los botones, formularios y pantallas. Se diseña para que sea fácil de usar.</w:t>
-      </w:r>
-    </w:p>
-    <w:p>
-      <w:pPr>
-        <w:spacing w:line="278" w:lineRule="auto"/>
-        <w:ind w:left="720"/>
-        <w:rPr>
-          <w:shd w:val="clear" w:color="auto" w:fill="A4C2F4"/>
-        </w:rPr>
-      </w:pPr>
-    </w:p>
-    <w:p>
-      <w:pPr>
         <w:numPr>
           <w:ilvl w:val="0"/>
-          <w:numId w:val="15"/>
+          <w:numId w:val="31"/>
         </w:numPr>
         <w:pBdr>
           <w:top w:val="nil"/>
@@ -21770,6 +20992,40 @@
           <w:between w:val="nil"/>
         </w:pBdr>
         <w:spacing w:line="278" w:lineRule="auto"/>
+        <w:rPr>
+          <w:color w:val="000000"/>
+        </w:rPr>
+      </w:pPr>
+      <w:r>
+        <w:rPr>
+          <w:color w:val="000000"/>
+        </w:rPr>
+        <w:t>Frontend “ es la parte del sistema que ve el usuario, como los botones, formularios y pantallas. Se diseña para que sea fácil de usar.</w:t>
+      </w:r>
+    </w:p>
+    <w:p>
+      <w:pPr>
+        <w:spacing w:line="278" w:lineRule="auto"/>
+        <w:ind w:left="720"/>
+        <w:rPr>
+          <w:shd w:val="clear" w:color="auto" w:fill="A4C2F4"/>
+        </w:rPr>
+      </w:pPr>
+    </w:p>
+    <w:p>
+      <w:pPr>
+        <w:numPr>
+          <w:ilvl w:val="0"/>
+          <w:numId w:val="31"/>
+        </w:numPr>
+        <w:pBdr>
+          <w:top w:val="nil"/>
+          <w:left w:val="nil"/>
+          <w:bottom w:val="nil"/>
+          <w:right w:val="nil"/>
+          <w:between w:val="nil"/>
+        </w:pBdr>
+        <w:spacing w:line="278" w:lineRule="auto"/>
       </w:pPr>
       <w:r>
         <w:rPr>
@@ -21782,7 +21038,7 @@
       <w:pPr>
         <w:numPr>
           <w:ilvl w:val="0"/>
-          <w:numId w:val="15"/>
+          <w:numId w:val="31"/>
         </w:numPr>
         <w:pBdr>
           <w:top w:val="nil"/>
@@ -21823,10 +21079,10 @@
         <w:pStyle w:val="Ttulo2"/>
         <w:numPr>
           <w:ilvl w:val="1"/>
-          <w:numId w:val="1"/>
+          <w:numId w:val="25"/>
         </w:numPr>
       </w:pPr>
-      <w:bookmarkStart w:id="26" w:name="_heading=h.qblp3fsknoiw" w:colFirst="0" w:colLast="0"/>
+      <w:bookmarkStart w:id="26" w:name="_d9zdxmfr7ov4" w:colFirst="0" w:colLast="0"/>
       <w:bookmarkEnd w:id="26"/>
       <w:r>
         <w:lastRenderedPageBreak/>
@@ -21852,7 +21108,7 @@
       <w:pPr>
         <w:numPr>
           <w:ilvl w:val="0"/>
-          <w:numId w:val="16"/>
+          <w:numId w:val="32"/>
         </w:numPr>
         <w:pBdr>
           <w:top w:val="nil"/>
@@ -21874,7 +21130,7 @@
       <w:pPr>
         <w:numPr>
           <w:ilvl w:val="0"/>
-          <w:numId w:val="16"/>
+          <w:numId w:val="32"/>
         </w:numPr>
         <w:pBdr>
           <w:top w:val="nil"/>
@@ -21912,10 +21168,10 @@
         <w:pStyle w:val="Ttulo1"/>
         <w:numPr>
           <w:ilvl w:val="0"/>
-          <w:numId w:val="1"/>
+          <w:numId w:val="25"/>
         </w:numPr>
       </w:pPr>
-      <w:bookmarkStart w:id="27" w:name="_heading=h.i447qu7e38bm" w:colFirst="0" w:colLast="0"/>
+      <w:bookmarkStart w:id="27" w:name="_xuephmdpap0g" w:colFirst="0" w:colLast="0"/>
       <w:bookmarkEnd w:id="27"/>
       <w:r>
         <w:t xml:space="preserve">Aprendices </w:t>
@@ -21964,6 +21220,7 @@
         </w:r>
       </w:hyperlink>
     </w:p>
+    <w:p/>
     <w:sectPr>
       <w:headerReference w:type="default" r:id="rId120"/>
       <w:footerReference w:type="default" r:id="rId121"/>
@@ -22015,9 +21272,7 @@
   </w:p>
   <w:tbl>
     <w:tblPr>
-      <w:tblStyle w:val="afffc"/>
       <w:tblW w:w="8504" w:type="dxa"/>
-      <w:tblInd w:w="0" w:type="dxa"/>
       <w:tblBorders>
         <w:top w:val="single" w:sz="4" w:space="0" w:color="292929"/>
       </w:tblBorders>
@@ -22025,9 +21280,9 @@
       <w:tblLook w:val="0000" w:firstRow="0" w:lastRow="0" w:firstColumn="0" w:lastColumn="0" w:noHBand="0" w:noVBand="0"/>
     </w:tblPr>
     <w:tblGrid>
-      <w:gridCol w:w="1913"/>
-      <w:gridCol w:w="160"/>
-      <w:gridCol w:w="6431"/>
+      <w:gridCol w:w="1897"/>
+      <w:gridCol w:w="236"/>
+      <w:gridCol w:w="6371"/>
     </w:tblGrid>
     <w:tr>
       <w:tc>
@@ -22223,9 +21478,7 @@
   </w:p>
   <w:tbl>
     <w:tblPr>
-      <w:tblStyle w:val="afff9"/>
       <w:tblW w:w="8504" w:type="dxa"/>
-      <w:tblInd w:w="0" w:type="dxa"/>
       <w:tblBorders>
         <w:bottom w:val="single" w:sz="4" w:space="0" w:color="292929"/>
       </w:tblBorders>
@@ -22273,10 +21526,10 @@
               <w:color w:val="241A61"/>
             </w:rPr>
             <w:drawing>
-              <wp:inline distT="0" distB="0" distL="0" distR="0" wp14:anchorId="0BE1FC88" wp14:editId="77A1AA2C">
+              <wp:inline distT="0" distB="0" distL="0" distR="0" wp14:anchorId="738F7DE1" wp14:editId="62DD1999">
                 <wp:extent cx="1143000" cy="466725"/>
                 <wp:effectExtent l="0" t="0" r="0" b="0"/>
-                <wp:docPr id="7" name="image1.png"/>
+                <wp:docPr id="1" name="image1.png"/>
                 <wp:cNvGraphicFramePr/>
                 <a:graphic xmlns:a="http://schemas.openxmlformats.org/drawingml/2006/main">
                   <a:graphicData uri="http://schemas.openxmlformats.org/drawingml/2006/picture">
@@ -22517,10 +21770,8 @@
   </w:p>
   <w:tbl>
     <w:tblPr>
-      <w:tblStyle w:val="afffa"/>
       <w:tblpPr w:leftFromText="180" w:rightFromText="180" w:topFromText="180" w:bottomFromText="180" w:vertAnchor="text" w:tblpX="-35"/>
       <w:tblW w:w="8504" w:type="dxa"/>
-      <w:tblInd w:w="0" w:type="dxa"/>
       <w:tblBorders>
         <w:bottom w:val="single" w:sz="4" w:space="0" w:color="292929"/>
       </w:tblBorders>
@@ -22662,13 +21913,6 @@
               <w:color w:val="241A61"/>
             </w:rPr>
             <w:fldChar w:fldCharType="separate"/>
-          </w:r>
-          <w:r>
-            <w:rPr>
-              <w:noProof/>
-              <w:color w:val="241A61"/>
-            </w:rPr>
-            <w:t>2</w:t>
           </w:r>
           <w:r>
             <w:rPr>
@@ -22997,6 +22241,364 @@
 <file path=word/numbering.xml><?xml version="1.0" encoding="utf-8"?>
 <w:numbering xmlns:wpc="http://schemas.microsoft.com/office/word/2010/wordprocessingCanvas" xmlns:cx="http://schemas.microsoft.com/office/drawing/2014/chartex" xmlns:cx1="http://schemas.microsoft.com/office/drawing/2015/9/8/chartex" xmlns:cx2="http://schemas.microsoft.com/office/drawing/2015/10/21/chartex" xmlns:cx3="http://schemas.microsoft.com/office/drawing/2016/5/9/chartex" xmlns:cx4="http://schemas.microsoft.com/office/drawing/2016/5/10/chartex" xmlns:cx5="http://schemas.microsoft.com/office/drawing/2016/5/11/chartex" xmlns:cx6="http://schemas.microsoft.com/office/drawing/2016/5/12/chartex" xmlns:cx7="http://schemas.microsoft.com/office/drawing/2016/5/13/chartex" xmlns:cx8="http://schemas.microsoft.com/office/drawing/2016/5/14/chartex" xmlns:mc="http://schemas.openxmlformats.org/markup-compatibility/2006" xmlns:aink="http://schemas.microsoft.com/office/drawing/2016/ink" xmlns:am3d="http://schemas.microsoft.com/office/drawing/2017/model3d" xmlns:o="urn:schemas-microsoft-com:office:office" xmlns:oel="http://schemas.microsoft.com/office/2019/extlst" xmlns:r="http://schemas.openxmlformats.org/officeDocument/2006/relationships" xmlns:m="http://schemas.openxmlformats.org/officeDocument/2006/math" xmlns:v="urn:schemas-microsoft-com:vml" xmlns:wp14="http://schemas.microsoft.com/office/word/2010/wordprocessingDrawing" xmlns:wp="http://schemas.openxmlformats.org/drawingml/2006/wordprocessingDrawing" xmlns:w10="urn:schemas-microsoft-com:office:word" xmlns:w="http://schemas.openxmlformats.org/wordprocessingml/2006/main" xmlns:w14="http://schemas.microsoft.com/office/word/2010/wordml" xmlns:w15="http://schemas.microsoft.com/office/word/2012/wordml" xmlns:w16cex="http://schemas.microsoft.com/office/word/2018/wordml/cex" xmlns:w16cid="http://schemas.microsoft.com/office/word/2016/wordml/cid" xmlns:w16="http://schemas.microsoft.com/office/word/2018/wordml" xmlns:w16du="http://schemas.microsoft.com/office/word/2023/wordml/word16du" xmlns:w16sdtdh="http://schemas.microsoft.com/office/word/2020/wordml/sdtdatahash" xmlns:w16sdtfl="http://schemas.microsoft.com/office/word/2024/wordml/sdtformatlock" xmlns:w16se="http://schemas.microsoft.com/office/word/2015/wordml/symex" xmlns:wpg="http://schemas.microsoft.com/office/word/2010/wordprocessingGroup" xmlns:wpi="http://schemas.microsoft.com/office/word/2010/wordprocessingInk" xmlns:wne="http://schemas.microsoft.com/office/word/2006/wordml" xmlns:wps="http://schemas.microsoft.com/office/word/2010/wordprocessingShape" mc:Ignorable="w14 w15 w16se w16cid w16 w16cex w16sdtdh w16sdtfl w16du wp14">
   <w:abstractNum w:abstractNumId="0" w15:restartNumberingAfterBreak="0">
+    <w:nsid w:val="07945C4E"/>
+    <w:multiLevelType w:val="multilevel"/>
+    <w:tmpl w:val="D9C61662"/>
+    <w:lvl w:ilvl="0">
+      <w:start w:val="1"/>
+      <w:numFmt w:val="bullet"/>
+      <w:lvlText w:val="●"/>
+      <w:lvlJc w:val="left"/>
+      <w:pPr>
+        <w:ind w:left="720" w:hanging="360"/>
+      </w:pPr>
+      <w:rPr>
+        <w:rFonts w:ascii="Noto Sans Symbols" w:eastAsia="Noto Sans Symbols" w:hAnsi="Noto Sans Symbols" w:cs="Noto Sans Symbols"/>
+        <w:sz w:val="20"/>
+        <w:szCs w:val="20"/>
+      </w:rPr>
+    </w:lvl>
+    <w:lvl w:ilvl="1">
+      <w:start w:val="1"/>
+      <w:numFmt w:val="bullet"/>
+      <w:lvlText w:val="o"/>
+      <w:lvlJc w:val="left"/>
+      <w:pPr>
+        <w:ind w:left="1440" w:hanging="360"/>
+      </w:pPr>
+      <w:rPr>
+        <w:rFonts w:ascii="Courier New" w:eastAsia="Courier New" w:hAnsi="Courier New" w:cs="Courier New"/>
+        <w:sz w:val="20"/>
+        <w:szCs w:val="20"/>
+      </w:rPr>
+    </w:lvl>
+    <w:lvl w:ilvl="2">
+      <w:start w:val="1"/>
+      <w:numFmt w:val="bullet"/>
+      <w:lvlText w:val="▪"/>
+      <w:lvlJc w:val="left"/>
+      <w:pPr>
+        <w:ind w:left="2160" w:hanging="360"/>
+      </w:pPr>
+      <w:rPr>
+        <w:rFonts w:ascii="Noto Sans Symbols" w:eastAsia="Noto Sans Symbols" w:hAnsi="Noto Sans Symbols" w:cs="Noto Sans Symbols"/>
+        <w:sz w:val="20"/>
+        <w:szCs w:val="20"/>
+      </w:rPr>
+    </w:lvl>
+    <w:lvl w:ilvl="3">
+      <w:start w:val="1"/>
+      <w:numFmt w:val="bullet"/>
+      <w:lvlText w:val="▪"/>
+      <w:lvlJc w:val="left"/>
+      <w:pPr>
+        <w:ind w:left="2880" w:hanging="360"/>
+      </w:pPr>
+      <w:rPr>
+        <w:rFonts w:ascii="Noto Sans Symbols" w:eastAsia="Noto Sans Symbols" w:hAnsi="Noto Sans Symbols" w:cs="Noto Sans Symbols"/>
+        <w:sz w:val="20"/>
+        <w:szCs w:val="20"/>
+      </w:rPr>
+    </w:lvl>
+    <w:lvl w:ilvl="4">
+      <w:start w:val="1"/>
+      <w:numFmt w:val="bullet"/>
+      <w:lvlText w:val="▪"/>
+      <w:lvlJc w:val="left"/>
+      <w:pPr>
+        <w:ind w:left="3600" w:hanging="360"/>
+      </w:pPr>
+      <w:rPr>
+        <w:rFonts w:ascii="Noto Sans Symbols" w:eastAsia="Noto Sans Symbols" w:hAnsi="Noto Sans Symbols" w:cs="Noto Sans Symbols"/>
+        <w:sz w:val="20"/>
+        <w:szCs w:val="20"/>
+      </w:rPr>
+    </w:lvl>
+    <w:lvl w:ilvl="5">
+      <w:start w:val="1"/>
+      <w:numFmt w:val="bullet"/>
+      <w:lvlText w:val="▪"/>
+      <w:lvlJc w:val="left"/>
+      <w:pPr>
+        <w:ind w:left="4320" w:hanging="360"/>
+      </w:pPr>
+      <w:rPr>
+        <w:rFonts w:ascii="Noto Sans Symbols" w:eastAsia="Noto Sans Symbols" w:hAnsi="Noto Sans Symbols" w:cs="Noto Sans Symbols"/>
+        <w:sz w:val="20"/>
+        <w:szCs w:val="20"/>
+      </w:rPr>
+    </w:lvl>
+    <w:lvl w:ilvl="6">
+      <w:start w:val="1"/>
+      <w:numFmt w:val="bullet"/>
+      <w:lvlText w:val="▪"/>
+      <w:lvlJc w:val="left"/>
+      <w:pPr>
+        <w:ind w:left="5040" w:hanging="360"/>
+      </w:pPr>
+      <w:rPr>
+        <w:rFonts w:ascii="Noto Sans Symbols" w:eastAsia="Noto Sans Symbols" w:hAnsi="Noto Sans Symbols" w:cs="Noto Sans Symbols"/>
+        <w:sz w:val="20"/>
+        <w:szCs w:val="20"/>
+      </w:rPr>
+    </w:lvl>
+    <w:lvl w:ilvl="7">
+      <w:start w:val="1"/>
+      <w:numFmt w:val="bullet"/>
+      <w:lvlText w:val="▪"/>
+      <w:lvlJc w:val="left"/>
+      <w:pPr>
+        <w:ind w:left="5760" w:hanging="360"/>
+      </w:pPr>
+      <w:rPr>
+        <w:rFonts w:ascii="Noto Sans Symbols" w:eastAsia="Noto Sans Symbols" w:hAnsi="Noto Sans Symbols" w:cs="Noto Sans Symbols"/>
+        <w:sz w:val="20"/>
+        <w:szCs w:val="20"/>
+      </w:rPr>
+    </w:lvl>
+    <w:lvl w:ilvl="8">
+      <w:start w:val="1"/>
+      <w:numFmt w:val="bullet"/>
+      <w:lvlText w:val="▪"/>
+      <w:lvlJc w:val="left"/>
+      <w:pPr>
+        <w:ind w:left="6480" w:hanging="360"/>
+      </w:pPr>
+      <w:rPr>
+        <w:rFonts w:ascii="Noto Sans Symbols" w:eastAsia="Noto Sans Symbols" w:hAnsi="Noto Sans Symbols" w:cs="Noto Sans Symbols"/>
+        <w:sz w:val="20"/>
+        <w:szCs w:val="20"/>
+      </w:rPr>
+    </w:lvl>
+  </w:abstractNum>
+  <w:abstractNum w:abstractNumId="1" w15:restartNumberingAfterBreak="0">
+    <w:nsid w:val="07DB1F08"/>
+    <w:multiLevelType w:val="multilevel"/>
+    <w:tmpl w:val="62C82B40"/>
+    <w:lvl w:ilvl="0">
+      <w:start w:val="1"/>
+      <w:numFmt w:val="bullet"/>
+      <w:lvlText w:val="●"/>
+      <w:lvlJc w:val="left"/>
+      <w:pPr>
+        <w:ind w:left="1440" w:hanging="360"/>
+      </w:pPr>
+      <w:rPr>
+        <w:rFonts w:ascii="Noto Sans Symbols" w:eastAsia="Noto Sans Symbols" w:hAnsi="Noto Sans Symbols" w:cs="Noto Sans Symbols"/>
+      </w:rPr>
+    </w:lvl>
+    <w:lvl w:ilvl="1">
+      <w:start w:val="1"/>
+      <w:numFmt w:val="bullet"/>
+      <w:lvlText w:val="o"/>
+      <w:lvlJc w:val="left"/>
+      <w:pPr>
+        <w:ind w:left="2160" w:hanging="360"/>
+      </w:pPr>
+      <w:rPr>
+        <w:rFonts w:ascii="Courier New" w:eastAsia="Courier New" w:hAnsi="Courier New" w:cs="Courier New"/>
+      </w:rPr>
+    </w:lvl>
+    <w:lvl w:ilvl="2">
+      <w:start w:val="1"/>
+      <w:numFmt w:val="bullet"/>
+      <w:lvlText w:val="▪"/>
+      <w:lvlJc w:val="left"/>
+      <w:pPr>
+        <w:ind w:left="2880" w:hanging="360"/>
+      </w:pPr>
+      <w:rPr>
+        <w:rFonts w:ascii="Noto Sans Symbols" w:eastAsia="Noto Sans Symbols" w:hAnsi="Noto Sans Symbols" w:cs="Noto Sans Symbols"/>
+      </w:rPr>
+    </w:lvl>
+    <w:lvl w:ilvl="3">
+      <w:start w:val="1"/>
+      <w:numFmt w:val="bullet"/>
+      <w:lvlText w:val="●"/>
+      <w:lvlJc w:val="left"/>
+      <w:pPr>
+        <w:ind w:left="3600" w:hanging="360"/>
+      </w:pPr>
+      <w:rPr>
+        <w:rFonts w:ascii="Noto Sans Symbols" w:eastAsia="Noto Sans Symbols" w:hAnsi="Noto Sans Symbols" w:cs="Noto Sans Symbols"/>
+      </w:rPr>
+    </w:lvl>
+    <w:lvl w:ilvl="4">
+      <w:start w:val="1"/>
+      <w:numFmt w:val="bullet"/>
+      <w:lvlText w:val="o"/>
+      <w:lvlJc w:val="left"/>
+      <w:pPr>
+        <w:ind w:left="4320" w:hanging="360"/>
+      </w:pPr>
+      <w:rPr>
+        <w:rFonts w:ascii="Courier New" w:eastAsia="Courier New" w:hAnsi="Courier New" w:cs="Courier New"/>
+      </w:rPr>
+    </w:lvl>
+    <w:lvl w:ilvl="5">
+      <w:start w:val="1"/>
+      <w:numFmt w:val="bullet"/>
+      <w:lvlText w:val="▪"/>
+      <w:lvlJc w:val="left"/>
+      <w:pPr>
+        <w:ind w:left="5040" w:hanging="360"/>
+      </w:pPr>
+      <w:rPr>
+        <w:rFonts w:ascii="Noto Sans Symbols" w:eastAsia="Noto Sans Symbols" w:hAnsi="Noto Sans Symbols" w:cs="Noto Sans Symbols"/>
+      </w:rPr>
+    </w:lvl>
+    <w:lvl w:ilvl="6">
+      <w:start w:val="1"/>
+      <w:numFmt w:val="bullet"/>
+      <w:lvlText w:val="●"/>
+      <w:lvlJc w:val="left"/>
+      <w:pPr>
+        <w:ind w:left="5760" w:hanging="360"/>
+      </w:pPr>
+      <w:rPr>
+        <w:rFonts w:ascii="Noto Sans Symbols" w:eastAsia="Noto Sans Symbols" w:hAnsi="Noto Sans Symbols" w:cs="Noto Sans Symbols"/>
+      </w:rPr>
+    </w:lvl>
+    <w:lvl w:ilvl="7">
+      <w:start w:val="1"/>
+      <w:numFmt w:val="bullet"/>
+      <w:lvlText w:val="o"/>
+      <w:lvlJc w:val="left"/>
+      <w:pPr>
+        <w:ind w:left="6480" w:hanging="360"/>
+      </w:pPr>
+      <w:rPr>
+        <w:rFonts w:ascii="Courier New" w:eastAsia="Courier New" w:hAnsi="Courier New" w:cs="Courier New"/>
+      </w:rPr>
+    </w:lvl>
+    <w:lvl w:ilvl="8">
+      <w:start w:val="1"/>
+      <w:numFmt w:val="bullet"/>
+      <w:lvlText w:val="▪"/>
+      <w:lvlJc w:val="left"/>
+      <w:pPr>
+        <w:ind w:left="7200" w:hanging="360"/>
+      </w:pPr>
+      <w:rPr>
+        <w:rFonts w:ascii="Noto Sans Symbols" w:eastAsia="Noto Sans Symbols" w:hAnsi="Noto Sans Symbols" w:cs="Noto Sans Symbols"/>
+      </w:rPr>
+    </w:lvl>
+  </w:abstractNum>
+  <w:abstractNum w:abstractNumId="2" w15:restartNumberingAfterBreak="0">
+    <w:nsid w:val="08531BE5"/>
+    <w:multiLevelType w:val="multilevel"/>
+    <w:tmpl w:val="8BACCD82"/>
+    <w:lvl w:ilvl="0">
+      <w:start w:val="1"/>
+      <w:numFmt w:val="bullet"/>
+      <w:lvlText w:val="▪"/>
+      <w:lvlJc w:val="left"/>
+      <w:pPr>
+        <w:ind w:left="1668" w:hanging="360"/>
+      </w:pPr>
+      <w:rPr>
+        <w:rFonts w:ascii="Noto Sans Symbols" w:eastAsia="Noto Sans Symbols" w:hAnsi="Noto Sans Symbols" w:cs="Noto Sans Symbols"/>
+        <w:color w:val="0000FF"/>
+      </w:rPr>
+    </w:lvl>
+    <w:lvl w:ilvl="1">
+      <w:start w:val="1"/>
+      <w:numFmt w:val="bullet"/>
+      <w:lvlText w:val="o"/>
+      <w:lvlJc w:val="left"/>
+      <w:pPr>
+        <w:ind w:left="2040" w:hanging="360"/>
+      </w:pPr>
+      <w:rPr>
+        <w:rFonts w:ascii="Courier New" w:eastAsia="Courier New" w:hAnsi="Courier New" w:cs="Courier New"/>
+      </w:rPr>
+    </w:lvl>
+    <w:lvl w:ilvl="2">
+      <w:start w:val="1"/>
+      <w:numFmt w:val="bullet"/>
+      <w:lvlText w:val="▪"/>
+      <w:lvlJc w:val="left"/>
+      <w:pPr>
+        <w:ind w:left="2760" w:hanging="360"/>
+      </w:pPr>
+      <w:rPr>
+        <w:rFonts w:ascii="Noto Sans Symbols" w:eastAsia="Noto Sans Symbols" w:hAnsi="Noto Sans Symbols" w:cs="Noto Sans Symbols"/>
+      </w:rPr>
+    </w:lvl>
+    <w:lvl w:ilvl="3">
+      <w:start w:val="1"/>
+      <w:numFmt w:val="bullet"/>
+      <w:lvlText w:val="●"/>
+      <w:lvlJc w:val="left"/>
+      <w:pPr>
+        <w:ind w:left="3480" w:hanging="360"/>
+      </w:pPr>
+      <w:rPr>
+        <w:rFonts w:ascii="Noto Sans Symbols" w:eastAsia="Noto Sans Symbols" w:hAnsi="Noto Sans Symbols" w:cs="Noto Sans Symbols"/>
+      </w:rPr>
+    </w:lvl>
+    <w:lvl w:ilvl="4">
+      <w:start w:val="1"/>
+      <w:numFmt w:val="bullet"/>
+      <w:lvlText w:val="o"/>
+      <w:lvlJc w:val="left"/>
+      <w:pPr>
+        <w:ind w:left="4200" w:hanging="360"/>
+      </w:pPr>
+      <w:rPr>
+        <w:rFonts w:ascii="Courier New" w:eastAsia="Courier New" w:hAnsi="Courier New" w:cs="Courier New"/>
+      </w:rPr>
+    </w:lvl>
+    <w:lvl w:ilvl="5">
+      <w:start w:val="1"/>
+      <w:numFmt w:val="bullet"/>
+      <w:lvlText w:val="▪"/>
+      <w:lvlJc w:val="left"/>
+      <w:pPr>
+        <w:ind w:left="4920" w:hanging="360"/>
+      </w:pPr>
+      <w:rPr>
+        <w:rFonts w:ascii="Noto Sans Symbols" w:eastAsia="Noto Sans Symbols" w:hAnsi="Noto Sans Symbols" w:cs="Noto Sans Symbols"/>
+      </w:rPr>
+    </w:lvl>
+    <w:lvl w:ilvl="6">
+      <w:start w:val="1"/>
+      <w:numFmt w:val="bullet"/>
+      <w:lvlText w:val="●"/>
+      <w:lvlJc w:val="left"/>
+      <w:pPr>
+        <w:ind w:left="5640" w:hanging="360"/>
+      </w:pPr>
+      <w:rPr>
+        <w:rFonts w:ascii="Noto Sans Symbols" w:eastAsia="Noto Sans Symbols" w:hAnsi="Noto Sans Symbols" w:cs="Noto Sans Symbols"/>
+      </w:rPr>
+    </w:lvl>
+    <w:lvl w:ilvl="7">
+      <w:start w:val="1"/>
+      <w:numFmt w:val="bullet"/>
+      <w:lvlText w:val="o"/>
+      <w:lvlJc w:val="left"/>
+      <w:pPr>
+        <w:ind w:left="6360" w:hanging="360"/>
+      </w:pPr>
+      <w:rPr>
+        <w:rFonts w:ascii="Courier New" w:eastAsia="Courier New" w:hAnsi="Courier New" w:cs="Courier New"/>
+      </w:rPr>
+    </w:lvl>
+    <w:lvl w:ilvl="8">
+      <w:start w:val="1"/>
+      <w:numFmt w:val="bullet"/>
+      <w:lvlText w:val="▪"/>
+      <w:lvlJc w:val="left"/>
+      <w:pPr>
+        <w:ind w:left="7080" w:hanging="360"/>
+      </w:pPr>
+      <w:rPr>
+        <w:rFonts w:ascii="Noto Sans Symbols" w:eastAsia="Noto Sans Symbols" w:hAnsi="Noto Sans Symbols" w:cs="Noto Sans Symbols"/>
+      </w:rPr>
+    </w:lvl>
+  </w:abstractNum>
+  <w:abstractNum w:abstractNumId="3" w15:restartNumberingAfterBreak="0">
     <w:nsid w:val="0D122EE2"/>
     <w:multiLevelType w:val="hybridMultilevel"/>
     <w:tmpl w:val="548E1CC6"/>
@@ -23110,7 +22712,136 @@
       </w:rPr>
     </w:lvl>
   </w:abstractNum>
-  <w:abstractNum w:abstractNumId="1" w15:restartNumberingAfterBreak="0">
+  <w:abstractNum w:abstractNumId="4" w15:restartNumberingAfterBreak="0">
+    <w:nsid w:val="12BF5369"/>
+    <w:multiLevelType w:val="multilevel"/>
+    <w:tmpl w:val="3326967C"/>
+    <w:lvl w:ilvl="0">
+      <w:start w:val="1"/>
+      <w:numFmt w:val="bullet"/>
+      <w:lvlText w:val="●"/>
+      <w:lvlJc w:val="left"/>
+      <w:pPr>
+        <w:ind w:left="720" w:hanging="360"/>
+      </w:pPr>
+      <w:rPr>
+        <w:rFonts w:ascii="Noto Sans Symbols" w:eastAsia="Noto Sans Symbols" w:hAnsi="Noto Sans Symbols" w:cs="Noto Sans Symbols"/>
+        <w:sz w:val="20"/>
+        <w:szCs w:val="20"/>
+      </w:rPr>
+    </w:lvl>
+    <w:lvl w:ilvl="1">
+      <w:start w:val="1"/>
+      <w:numFmt w:val="bullet"/>
+      <w:lvlText w:val="●"/>
+      <w:lvlJc w:val="left"/>
+      <w:pPr>
+        <w:ind w:left="1440" w:hanging="360"/>
+      </w:pPr>
+      <w:rPr>
+        <w:rFonts w:ascii="Noto Sans Symbols" w:eastAsia="Noto Sans Symbols" w:hAnsi="Noto Sans Symbols" w:cs="Noto Sans Symbols"/>
+      </w:rPr>
+    </w:lvl>
+    <w:lvl w:ilvl="2">
+      <w:start w:val="1"/>
+      <w:numFmt w:val="bullet"/>
+      <w:lvlText w:val="▪"/>
+      <w:lvlJc w:val="left"/>
+      <w:pPr>
+        <w:ind w:left="2160" w:hanging="360"/>
+      </w:pPr>
+      <w:rPr>
+        <w:rFonts w:ascii="Noto Sans Symbols" w:eastAsia="Noto Sans Symbols" w:hAnsi="Noto Sans Symbols" w:cs="Noto Sans Symbols"/>
+        <w:sz w:val="20"/>
+        <w:szCs w:val="20"/>
+      </w:rPr>
+    </w:lvl>
+    <w:lvl w:ilvl="3">
+      <w:start w:val="1"/>
+      <w:numFmt w:val="bullet"/>
+      <w:lvlText w:val="▪"/>
+      <w:lvlJc w:val="left"/>
+      <w:pPr>
+        <w:ind w:left="2880" w:hanging="360"/>
+      </w:pPr>
+      <w:rPr>
+        <w:rFonts w:ascii="Noto Sans Symbols" w:eastAsia="Noto Sans Symbols" w:hAnsi="Noto Sans Symbols" w:cs="Noto Sans Symbols"/>
+        <w:sz w:val="20"/>
+        <w:szCs w:val="20"/>
+      </w:rPr>
+    </w:lvl>
+    <w:lvl w:ilvl="4">
+      <w:start w:val="1"/>
+      <w:numFmt w:val="bullet"/>
+      <w:lvlText w:val="▪"/>
+      <w:lvlJc w:val="left"/>
+      <w:pPr>
+        <w:ind w:left="3600" w:hanging="360"/>
+      </w:pPr>
+      <w:rPr>
+        <w:rFonts w:ascii="Noto Sans Symbols" w:eastAsia="Noto Sans Symbols" w:hAnsi="Noto Sans Symbols" w:cs="Noto Sans Symbols"/>
+        <w:sz w:val="20"/>
+        <w:szCs w:val="20"/>
+      </w:rPr>
+    </w:lvl>
+    <w:lvl w:ilvl="5">
+      <w:start w:val="1"/>
+      <w:numFmt w:val="bullet"/>
+      <w:lvlText w:val="▪"/>
+      <w:lvlJc w:val="left"/>
+      <w:pPr>
+        <w:ind w:left="4320" w:hanging="360"/>
+      </w:pPr>
+      <w:rPr>
+        <w:rFonts w:ascii="Noto Sans Symbols" w:eastAsia="Noto Sans Symbols" w:hAnsi="Noto Sans Symbols" w:cs="Noto Sans Symbols"/>
+        <w:sz w:val="20"/>
+        <w:szCs w:val="20"/>
+      </w:rPr>
+    </w:lvl>
+    <w:lvl w:ilvl="6">
+      <w:start w:val="1"/>
+      <w:numFmt w:val="bullet"/>
+      <w:lvlText w:val="▪"/>
+      <w:lvlJc w:val="left"/>
+      <w:pPr>
+        <w:ind w:left="5040" w:hanging="360"/>
+      </w:pPr>
+      <w:rPr>
+        <w:rFonts w:ascii="Noto Sans Symbols" w:eastAsia="Noto Sans Symbols" w:hAnsi="Noto Sans Symbols" w:cs="Noto Sans Symbols"/>
+        <w:sz w:val="20"/>
+        <w:szCs w:val="20"/>
+      </w:rPr>
+    </w:lvl>
+    <w:lvl w:ilvl="7">
+      <w:start w:val="1"/>
+      <w:numFmt w:val="bullet"/>
+      <w:lvlText w:val="▪"/>
+      <w:lvlJc w:val="left"/>
+      <w:pPr>
+        <w:ind w:left="5760" w:hanging="360"/>
+      </w:pPr>
+      <w:rPr>
+        <w:rFonts w:ascii="Noto Sans Symbols" w:eastAsia="Noto Sans Symbols" w:hAnsi="Noto Sans Symbols" w:cs="Noto Sans Symbols"/>
+        <w:sz w:val="20"/>
+        <w:szCs w:val="20"/>
+      </w:rPr>
+    </w:lvl>
+    <w:lvl w:ilvl="8">
+      <w:start w:val="1"/>
+      <w:numFmt w:val="bullet"/>
+      <w:lvlText w:val="▪"/>
+      <w:lvlJc w:val="left"/>
+      <w:pPr>
+        <w:ind w:left="6480" w:hanging="360"/>
+      </w:pPr>
+      <w:rPr>
+        <w:rFonts w:ascii="Noto Sans Symbols" w:eastAsia="Noto Sans Symbols" w:hAnsi="Noto Sans Symbols" w:cs="Noto Sans Symbols"/>
+        <w:sz w:val="20"/>
+        <w:szCs w:val="20"/>
+      </w:rPr>
+    </w:lvl>
+  </w:abstractNum>
+  <w:abstractNum w:abstractNumId="5" w15:restartNumberingAfterBreak="0">
     <w:nsid w:val="15A74B25"/>
     <w:multiLevelType w:val="multilevel"/>
     <w:tmpl w:val="F9061604"/>
@@ -23239,7 +22970,138 @@
       </w:rPr>
     </w:lvl>
   </w:abstractNum>
-  <w:abstractNum w:abstractNumId="2" w15:restartNumberingAfterBreak="0">
+  <w:abstractNum w:abstractNumId="6" w15:restartNumberingAfterBreak="0">
+    <w:nsid w:val="1DCF390C"/>
+    <w:multiLevelType w:val="multilevel"/>
+    <w:tmpl w:val="A35ED31A"/>
+    <w:lvl w:ilvl="0">
+      <w:start w:val="1"/>
+      <w:numFmt w:val="bullet"/>
+      <w:lvlText w:val="●"/>
+      <w:lvlJc w:val="left"/>
+      <w:pPr>
+        <w:ind w:left="720" w:hanging="360"/>
+      </w:pPr>
+      <w:rPr>
+        <w:rFonts w:ascii="Noto Sans Symbols" w:eastAsia="Noto Sans Symbols" w:hAnsi="Noto Sans Symbols" w:cs="Noto Sans Symbols"/>
+        <w:sz w:val="20"/>
+        <w:szCs w:val="20"/>
+      </w:rPr>
+    </w:lvl>
+    <w:lvl w:ilvl="1">
+      <w:start w:val="1"/>
+      <w:numFmt w:val="bullet"/>
+      <w:lvlText w:val="o"/>
+      <w:lvlJc w:val="left"/>
+      <w:pPr>
+        <w:ind w:left="1440" w:hanging="360"/>
+      </w:pPr>
+      <w:rPr>
+        <w:rFonts w:ascii="Courier New" w:eastAsia="Courier New" w:hAnsi="Courier New" w:cs="Courier New"/>
+        <w:sz w:val="20"/>
+        <w:szCs w:val="20"/>
+      </w:rPr>
+    </w:lvl>
+    <w:lvl w:ilvl="2">
+      <w:start w:val="1"/>
+      <w:numFmt w:val="bullet"/>
+      <w:lvlText w:val="▪"/>
+      <w:lvlJc w:val="left"/>
+      <w:pPr>
+        <w:ind w:left="2160" w:hanging="360"/>
+      </w:pPr>
+      <w:rPr>
+        <w:rFonts w:ascii="Noto Sans Symbols" w:eastAsia="Noto Sans Symbols" w:hAnsi="Noto Sans Symbols" w:cs="Noto Sans Symbols"/>
+        <w:sz w:val="20"/>
+        <w:szCs w:val="20"/>
+      </w:rPr>
+    </w:lvl>
+    <w:lvl w:ilvl="3">
+      <w:start w:val="1"/>
+      <w:numFmt w:val="bullet"/>
+      <w:lvlText w:val="▪"/>
+      <w:lvlJc w:val="left"/>
+      <w:pPr>
+        <w:ind w:left="2880" w:hanging="360"/>
+      </w:pPr>
+      <w:rPr>
+        <w:rFonts w:ascii="Noto Sans Symbols" w:eastAsia="Noto Sans Symbols" w:hAnsi="Noto Sans Symbols" w:cs="Noto Sans Symbols"/>
+        <w:sz w:val="20"/>
+        <w:szCs w:val="20"/>
+      </w:rPr>
+    </w:lvl>
+    <w:lvl w:ilvl="4">
+      <w:start w:val="1"/>
+      <w:numFmt w:val="bullet"/>
+      <w:lvlText w:val="▪"/>
+      <w:lvlJc w:val="left"/>
+      <w:pPr>
+        <w:ind w:left="3600" w:hanging="360"/>
+      </w:pPr>
+      <w:rPr>
+        <w:rFonts w:ascii="Noto Sans Symbols" w:eastAsia="Noto Sans Symbols" w:hAnsi="Noto Sans Symbols" w:cs="Noto Sans Symbols"/>
+        <w:sz w:val="20"/>
+        <w:szCs w:val="20"/>
+      </w:rPr>
+    </w:lvl>
+    <w:lvl w:ilvl="5">
+      <w:start w:val="1"/>
+      <w:numFmt w:val="bullet"/>
+      <w:lvlText w:val="▪"/>
+      <w:lvlJc w:val="left"/>
+      <w:pPr>
+        <w:ind w:left="4320" w:hanging="360"/>
+      </w:pPr>
+      <w:rPr>
+        <w:rFonts w:ascii="Noto Sans Symbols" w:eastAsia="Noto Sans Symbols" w:hAnsi="Noto Sans Symbols" w:cs="Noto Sans Symbols"/>
+        <w:sz w:val="20"/>
+        <w:szCs w:val="20"/>
+      </w:rPr>
+    </w:lvl>
+    <w:lvl w:ilvl="6">
+      <w:start w:val="1"/>
+      <w:numFmt w:val="bullet"/>
+      <w:lvlText w:val="▪"/>
+      <w:lvlJc w:val="left"/>
+      <w:pPr>
+        <w:ind w:left="5040" w:hanging="360"/>
+      </w:pPr>
+      <w:rPr>
+        <w:rFonts w:ascii="Noto Sans Symbols" w:eastAsia="Noto Sans Symbols" w:hAnsi="Noto Sans Symbols" w:cs="Noto Sans Symbols"/>
+        <w:sz w:val="20"/>
+        <w:szCs w:val="20"/>
+      </w:rPr>
+    </w:lvl>
+    <w:lvl w:ilvl="7">
+      <w:start w:val="1"/>
+      <w:numFmt w:val="bullet"/>
+      <w:lvlText w:val="▪"/>
+      <w:lvlJc w:val="left"/>
+      <w:pPr>
+        <w:ind w:left="5760" w:hanging="360"/>
+      </w:pPr>
+      <w:rPr>
+        <w:rFonts w:ascii="Noto Sans Symbols" w:eastAsia="Noto Sans Symbols" w:hAnsi="Noto Sans Symbols" w:cs="Noto Sans Symbols"/>
+        <w:sz w:val="20"/>
+        <w:szCs w:val="20"/>
+      </w:rPr>
+    </w:lvl>
+    <w:lvl w:ilvl="8">
+      <w:start w:val="1"/>
+      <w:numFmt w:val="bullet"/>
+      <w:lvlText w:val="▪"/>
+      <w:lvlJc w:val="left"/>
+      <w:pPr>
+        <w:ind w:left="6480" w:hanging="360"/>
+      </w:pPr>
+      <w:rPr>
+        <w:rFonts w:ascii="Noto Sans Symbols" w:eastAsia="Noto Sans Symbols" w:hAnsi="Noto Sans Symbols" w:cs="Noto Sans Symbols"/>
+        <w:sz w:val="20"/>
+        <w:szCs w:val="20"/>
+      </w:rPr>
+    </w:lvl>
+  </w:abstractNum>
+  <w:abstractNum w:abstractNumId="7" w15:restartNumberingAfterBreak="0">
     <w:nsid w:val="1F970BF7"/>
     <w:multiLevelType w:val="multilevel"/>
     <w:tmpl w:val="545EF10A"/>
@@ -23368,7 +23230,7 @@
       </w:rPr>
     </w:lvl>
   </w:abstractNum>
-  <w:abstractNum w:abstractNumId="3" w15:restartNumberingAfterBreak="0">
+  <w:abstractNum w:abstractNumId="8" w15:restartNumberingAfterBreak="0">
     <w:nsid w:val="23A11252"/>
     <w:multiLevelType w:val="multilevel"/>
     <w:tmpl w:val="24949A02"/>
@@ -23499,7 +23361,470 @@
       </w:rPr>
     </w:lvl>
   </w:abstractNum>
-  <w:abstractNum w:abstractNumId="4" w15:restartNumberingAfterBreak="0">
+  <w:abstractNum w:abstractNumId="9" w15:restartNumberingAfterBreak="0">
+    <w:nsid w:val="26A65C3A"/>
+    <w:multiLevelType w:val="multilevel"/>
+    <w:tmpl w:val="B8D2F560"/>
+    <w:lvl w:ilvl="0">
+      <w:start w:val="1"/>
+      <w:numFmt w:val="bullet"/>
+      <w:lvlText w:val="●"/>
+      <w:lvlJc w:val="left"/>
+      <w:pPr>
+        <w:ind w:left="720" w:hanging="360"/>
+      </w:pPr>
+      <w:rPr>
+        <w:rFonts w:ascii="Noto Sans Symbols" w:eastAsia="Noto Sans Symbols" w:hAnsi="Noto Sans Symbols" w:cs="Noto Sans Symbols"/>
+        <w:sz w:val="20"/>
+        <w:szCs w:val="20"/>
+      </w:rPr>
+    </w:lvl>
+    <w:lvl w:ilvl="1">
+      <w:start w:val="1"/>
+      <w:numFmt w:val="bullet"/>
+      <w:lvlText w:val="●"/>
+      <w:lvlJc w:val="left"/>
+      <w:pPr>
+        <w:ind w:left="1440" w:hanging="360"/>
+      </w:pPr>
+      <w:rPr>
+        <w:rFonts w:ascii="Noto Sans Symbols" w:eastAsia="Noto Sans Symbols" w:hAnsi="Noto Sans Symbols" w:cs="Noto Sans Symbols"/>
+      </w:rPr>
+    </w:lvl>
+    <w:lvl w:ilvl="2">
+      <w:start w:val="1"/>
+      <w:numFmt w:val="bullet"/>
+      <w:lvlText w:val="▪"/>
+      <w:lvlJc w:val="left"/>
+      <w:pPr>
+        <w:ind w:left="2160" w:hanging="360"/>
+      </w:pPr>
+      <w:rPr>
+        <w:rFonts w:ascii="Noto Sans Symbols" w:eastAsia="Noto Sans Symbols" w:hAnsi="Noto Sans Symbols" w:cs="Noto Sans Symbols"/>
+        <w:sz w:val="20"/>
+        <w:szCs w:val="20"/>
+      </w:rPr>
+    </w:lvl>
+    <w:lvl w:ilvl="3">
+      <w:start w:val="1"/>
+      <w:numFmt w:val="bullet"/>
+      <w:lvlText w:val="▪"/>
+      <w:lvlJc w:val="left"/>
+      <w:pPr>
+        <w:ind w:left="2880" w:hanging="360"/>
+      </w:pPr>
+      <w:rPr>
+        <w:rFonts w:ascii="Noto Sans Symbols" w:eastAsia="Noto Sans Symbols" w:hAnsi="Noto Sans Symbols" w:cs="Noto Sans Symbols"/>
+        <w:sz w:val="20"/>
+        <w:szCs w:val="20"/>
+      </w:rPr>
+    </w:lvl>
+    <w:lvl w:ilvl="4">
+      <w:start w:val="1"/>
+      <w:numFmt w:val="bullet"/>
+      <w:lvlText w:val="▪"/>
+      <w:lvlJc w:val="left"/>
+      <w:pPr>
+        <w:ind w:left="3600" w:hanging="360"/>
+      </w:pPr>
+      <w:rPr>
+        <w:rFonts w:ascii="Noto Sans Symbols" w:eastAsia="Noto Sans Symbols" w:hAnsi="Noto Sans Symbols" w:cs="Noto Sans Symbols"/>
+        <w:sz w:val="20"/>
+        <w:szCs w:val="20"/>
+      </w:rPr>
+    </w:lvl>
+    <w:lvl w:ilvl="5">
+      <w:start w:val="1"/>
+      <w:numFmt w:val="bullet"/>
+      <w:lvlText w:val="▪"/>
+      <w:lvlJc w:val="left"/>
+      <w:pPr>
+        <w:ind w:left="4320" w:hanging="360"/>
+      </w:pPr>
+      <w:rPr>
+        <w:rFonts w:ascii="Noto Sans Symbols" w:eastAsia="Noto Sans Symbols" w:hAnsi="Noto Sans Symbols" w:cs="Noto Sans Symbols"/>
+        <w:sz w:val="20"/>
+        <w:szCs w:val="20"/>
+      </w:rPr>
+    </w:lvl>
+    <w:lvl w:ilvl="6">
+      <w:start w:val="1"/>
+      <w:numFmt w:val="bullet"/>
+      <w:lvlText w:val="▪"/>
+      <w:lvlJc w:val="left"/>
+      <w:pPr>
+        <w:ind w:left="5040" w:hanging="360"/>
+      </w:pPr>
+      <w:rPr>
+        <w:rFonts w:ascii="Noto Sans Symbols" w:eastAsia="Noto Sans Symbols" w:hAnsi="Noto Sans Symbols" w:cs="Noto Sans Symbols"/>
+        <w:sz w:val="20"/>
+        <w:szCs w:val="20"/>
+      </w:rPr>
+    </w:lvl>
+    <w:lvl w:ilvl="7">
+      <w:start w:val="1"/>
+      <w:numFmt w:val="bullet"/>
+      <w:lvlText w:val="▪"/>
+      <w:lvlJc w:val="left"/>
+      <w:pPr>
+        <w:ind w:left="5760" w:hanging="360"/>
+      </w:pPr>
+      <w:rPr>
+        <w:rFonts w:ascii="Noto Sans Symbols" w:eastAsia="Noto Sans Symbols" w:hAnsi="Noto Sans Symbols" w:cs="Noto Sans Symbols"/>
+        <w:sz w:val="20"/>
+        <w:szCs w:val="20"/>
+      </w:rPr>
+    </w:lvl>
+    <w:lvl w:ilvl="8">
+      <w:start w:val="1"/>
+      <w:numFmt w:val="bullet"/>
+      <w:lvlText w:val="▪"/>
+      <w:lvlJc w:val="left"/>
+      <w:pPr>
+        <w:ind w:left="6480" w:hanging="360"/>
+      </w:pPr>
+      <w:rPr>
+        <w:rFonts w:ascii="Noto Sans Symbols" w:eastAsia="Noto Sans Symbols" w:hAnsi="Noto Sans Symbols" w:cs="Noto Sans Symbols"/>
+        <w:sz w:val="20"/>
+        <w:szCs w:val="20"/>
+      </w:rPr>
+    </w:lvl>
+  </w:abstractNum>
+  <w:abstractNum w:abstractNumId="10" w15:restartNumberingAfterBreak="0">
+    <w:nsid w:val="27FD537D"/>
+    <w:multiLevelType w:val="multilevel"/>
+    <w:tmpl w:val="391C6332"/>
+    <w:lvl w:ilvl="0">
+      <w:start w:val="1"/>
+      <w:numFmt w:val="decimal"/>
+      <w:lvlText w:val="%1"/>
+      <w:lvlJc w:val="left"/>
+      <w:pPr>
+        <w:ind w:left="360" w:hanging="360"/>
+      </w:pPr>
+    </w:lvl>
+    <w:lvl w:ilvl="1">
+      <w:start w:val="1"/>
+      <w:numFmt w:val="decimal"/>
+      <w:lvlText w:val="%1.%2"/>
+      <w:lvlJc w:val="left"/>
+      <w:pPr>
+        <w:ind w:left="1320" w:hanging="720"/>
+      </w:pPr>
+    </w:lvl>
+    <w:lvl w:ilvl="2">
+      <w:start w:val="1"/>
+      <w:numFmt w:val="decimal"/>
+      <w:lvlText w:val="%1.%2.%3"/>
+      <w:lvlJc w:val="left"/>
+      <w:pPr>
+        <w:ind w:left="1920" w:hanging="720"/>
+      </w:pPr>
+      <w:rPr>
+        <w:highlight w:val="white"/>
+      </w:rPr>
+    </w:lvl>
+    <w:lvl w:ilvl="3">
+      <w:start w:val="1"/>
+      <w:numFmt w:val="decimal"/>
+      <w:lvlText w:val="%1.%2.%3.%4"/>
+      <w:lvlJc w:val="left"/>
+      <w:pPr>
+        <w:ind w:left="2880" w:hanging="1080"/>
+      </w:pPr>
+    </w:lvl>
+    <w:lvl w:ilvl="4">
+      <w:start w:val="1"/>
+      <w:numFmt w:val="decimal"/>
+      <w:lvlText w:val="%1.%2.%3.%4.%5"/>
+      <w:lvlJc w:val="left"/>
+      <w:pPr>
+        <w:ind w:left="3480" w:hanging="1080"/>
+      </w:pPr>
+    </w:lvl>
+    <w:lvl w:ilvl="5">
+      <w:start w:val="1"/>
+      <w:numFmt w:val="decimal"/>
+      <w:lvlText w:val="%1.%2.%3.%4.%5.%6"/>
+      <w:lvlJc w:val="left"/>
+      <w:pPr>
+        <w:ind w:left="4440" w:hanging="1440"/>
+      </w:pPr>
+    </w:lvl>
+    <w:lvl w:ilvl="6">
+      <w:start w:val="1"/>
+      <w:numFmt w:val="decimal"/>
+      <w:lvlText w:val="%1.%2.%3.%4.%5.%6.%7"/>
+      <w:lvlJc w:val="left"/>
+      <w:pPr>
+        <w:ind w:left="5040" w:hanging="1440"/>
+      </w:pPr>
+    </w:lvl>
+    <w:lvl w:ilvl="7">
+      <w:start w:val="1"/>
+      <w:numFmt w:val="decimal"/>
+      <w:lvlText w:val="%1.%2.%3.%4.%5.%6.%7.%8"/>
+      <w:lvlJc w:val="left"/>
+      <w:pPr>
+        <w:ind w:left="6000" w:hanging="1800"/>
+      </w:pPr>
+    </w:lvl>
+    <w:lvl w:ilvl="8">
+      <w:start w:val="1"/>
+      <w:numFmt w:val="decimal"/>
+      <w:lvlText w:val="%1.%2.%3.%4.%5.%6.%7.%8.%9"/>
+      <w:lvlJc w:val="left"/>
+      <w:pPr>
+        <w:ind w:left="6960" w:hanging="2160"/>
+      </w:pPr>
+    </w:lvl>
+  </w:abstractNum>
+  <w:abstractNum w:abstractNumId="11" w15:restartNumberingAfterBreak="0">
+    <w:nsid w:val="2A1066D7"/>
+    <w:multiLevelType w:val="multilevel"/>
+    <w:tmpl w:val="1B143ECC"/>
+    <w:lvl w:ilvl="0">
+      <w:start w:val="1"/>
+      <w:numFmt w:val="bullet"/>
+      <w:lvlText w:val="▪"/>
+      <w:lvlJc w:val="left"/>
+      <w:pPr>
+        <w:ind w:left="1068" w:hanging="360"/>
+      </w:pPr>
+      <w:rPr>
+        <w:rFonts w:ascii="Noto Sans Symbols" w:eastAsia="Noto Sans Symbols" w:hAnsi="Noto Sans Symbols" w:cs="Noto Sans Symbols"/>
+        <w:color w:val="0000FF"/>
+      </w:rPr>
+    </w:lvl>
+    <w:lvl w:ilvl="1">
+      <w:start w:val="1"/>
+      <w:numFmt w:val="bullet"/>
+      <w:lvlText w:val="o"/>
+      <w:lvlJc w:val="left"/>
+      <w:pPr>
+        <w:ind w:left="1440" w:hanging="360"/>
+      </w:pPr>
+      <w:rPr>
+        <w:rFonts w:ascii="Courier New" w:eastAsia="Courier New" w:hAnsi="Courier New" w:cs="Courier New"/>
+      </w:rPr>
+    </w:lvl>
+    <w:lvl w:ilvl="2">
+      <w:start w:val="1"/>
+      <w:numFmt w:val="bullet"/>
+      <w:lvlText w:val="▪"/>
+      <w:lvlJc w:val="left"/>
+      <w:pPr>
+        <w:ind w:left="2160" w:hanging="360"/>
+      </w:pPr>
+      <w:rPr>
+        <w:rFonts w:ascii="Noto Sans Symbols" w:eastAsia="Noto Sans Symbols" w:hAnsi="Noto Sans Symbols" w:cs="Noto Sans Symbols"/>
+      </w:rPr>
+    </w:lvl>
+    <w:lvl w:ilvl="3">
+      <w:start w:val="1"/>
+      <w:numFmt w:val="bullet"/>
+      <w:lvlText w:val="●"/>
+      <w:lvlJc w:val="left"/>
+      <w:pPr>
+        <w:ind w:left="2880" w:hanging="360"/>
+      </w:pPr>
+      <w:rPr>
+        <w:rFonts w:ascii="Noto Sans Symbols" w:eastAsia="Noto Sans Symbols" w:hAnsi="Noto Sans Symbols" w:cs="Noto Sans Symbols"/>
+      </w:rPr>
+    </w:lvl>
+    <w:lvl w:ilvl="4">
+      <w:start w:val="1"/>
+      <w:numFmt w:val="bullet"/>
+      <w:lvlText w:val="o"/>
+      <w:lvlJc w:val="left"/>
+      <w:pPr>
+        <w:ind w:left="3600" w:hanging="360"/>
+      </w:pPr>
+      <w:rPr>
+        <w:rFonts w:ascii="Courier New" w:eastAsia="Courier New" w:hAnsi="Courier New" w:cs="Courier New"/>
+      </w:rPr>
+    </w:lvl>
+    <w:lvl w:ilvl="5">
+      <w:start w:val="1"/>
+      <w:numFmt w:val="bullet"/>
+      <w:lvlText w:val="▪"/>
+      <w:lvlJc w:val="left"/>
+      <w:pPr>
+        <w:ind w:left="4320" w:hanging="360"/>
+      </w:pPr>
+      <w:rPr>
+        <w:rFonts w:ascii="Noto Sans Symbols" w:eastAsia="Noto Sans Symbols" w:hAnsi="Noto Sans Symbols" w:cs="Noto Sans Symbols"/>
+      </w:rPr>
+    </w:lvl>
+    <w:lvl w:ilvl="6">
+      <w:start w:val="1"/>
+      <w:numFmt w:val="bullet"/>
+      <w:lvlText w:val="●"/>
+      <w:lvlJc w:val="left"/>
+      <w:pPr>
+        <w:ind w:left="5040" w:hanging="360"/>
+      </w:pPr>
+      <w:rPr>
+        <w:rFonts w:ascii="Noto Sans Symbols" w:eastAsia="Noto Sans Symbols" w:hAnsi="Noto Sans Symbols" w:cs="Noto Sans Symbols"/>
+      </w:rPr>
+    </w:lvl>
+    <w:lvl w:ilvl="7">
+      <w:start w:val="1"/>
+      <w:numFmt w:val="bullet"/>
+      <w:lvlText w:val="o"/>
+      <w:lvlJc w:val="left"/>
+      <w:pPr>
+        <w:ind w:left="5760" w:hanging="360"/>
+      </w:pPr>
+      <w:rPr>
+        <w:rFonts w:ascii="Courier New" w:eastAsia="Courier New" w:hAnsi="Courier New" w:cs="Courier New"/>
+      </w:rPr>
+    </w:lvl>
+    <w:lvl w:ilvl="8">
+      <w:start w:val="1"/>
+      <w:numFmt w:val="bullet"/>
+      <w:lvlText w:val="▪"/>
+      <w:lvlJc w:val="left"/>
+      <w:pPr>
+        <w:ind w:left="6480" w:hanging="360"/>
+      </w:pPr>
+      <w:rPr>
+        <w:rFonts w:ascii="Noto Sans Symbols" w:eastAsia="Noto Sans Symbols" w:hAnsi="Noto Sans Symbols" w:cs="Noto Sans Symbols"/>
+      </w:rPr>
+    </w:lvl>
+  </w:abstractNum>
+  <w:abstractNum w:abstractNumId="12" w15:restartNumberingAfterBreak="0">
+    <w:nsid w:val="2C7F48C1"/>
+    <w:multiLevelType w:val="multilevel"/>
+    <w:tmpl w:val="CA3605A0"/>
+    <w:lvl w:ilvl="0">
+      <w:start w:val="1"/>
+      <w:numFmt w:val="bullet"/>
+      <w:lvlText w:val="●"/>
+      <w:lvlJc w:val="left"/>
+      <w:pPr>
+        <w:ind w:left="2136" w:hanging="360"/>
+      </w:pPr>
+      <w:rPr>
+        <w:rFonts w:ascii="Noto Sans Symbols" w:eastAsia="Noto Sans Symbols" w:hAnsi="Noto Sans Symbols" w:cs="Noto Sans Symbols"/>
+        <w:sz w:val="20"/>
+        <w:szCs w:val="20"/>
+      </w:rPr>
+    </w:lvl>
+    <w:lvl w:ilvl="1">
+      <w:start w:val="1"/>
+      <w:numFmt w:val="bullet"/>
+      <w:lvlText w:val="o"/>
+      <w:lvlJc w:val="left"/>
+      <w:pPr>
+        <w:ind w:left="2856" w:hanging="360"/>
+      </w:pPr>
+      <w:rPr>
+        <w:rFonts w:ascii="Courier New" w:eastAsia="Courier New" w:hAnsi="Courier New" w:cs="Courier New"/>
+        <w:sz w:val="20"/>
+        <w:szCs w:val="20"/>
+      </w:rPr>
+    </w:lvl>
+    <w:lvl w:ilvl="2">
+      <w:start w:val="1"/>
+      <w:numFmt w:val="bullet"/>
+      <w:lvlText w:val="▪"/>
+      <w:lvlJc w:val="left"/>
+      <w:pPr>
+        <w:ind w:left="3576" w:hanging="360"/>
+      </w:pPr>
+      <w:rPr>
+        <w:rFonts w:ascii="Noto Sans Symbols" w:eastAsia="Noto Sans Symbols" w:hAnsi="Noto Sans Symbols" w:cs="Noto Sans Symbols"/>
+        <w:sz w:val="20"/>
+        <w:szCs w:val="20"/>
+      </w:rPr>
+    </w:lvl>
+    <w:lvl w:ilvl="3">
+      <w:start w:val="1"/>
+      <w:numFmt w:val="bullet"/>
+      <w:lvlText w:val="▪"/>
+      <w:lvlJc w:val="left"/>
+      <w:pPr>
+        <w:ind w:left="4296" w:hanging="360"/>
+      </w:pPr>
+      <w:rPr>
+        <w:rFonts w:ascii="Noto Sans Symbols" w:eastAsia="Noto Sans Symbols" w:hAnsi="Noto Sans Symbols" w:cs="Noto Sans Symbols"/>
+        <w:sz w:val="20"/>
+        <w:szCs w:val="20"/>
+      </w:rPr>
+    </w:lvl>
+    <w:lvl w:ilvl="4">
+      <w:start w:val="1"/>
+      <w:numFmt w:val="bullet"/>
+      <w:lvlText w:val="▪"/>
+      <w:lvlJc w:val="left"/>
+      <w:pPr>
+        <w:ind w:left="5016" w:hanging="360"/>
+      </w:pPr>
+      <w:rPr>
+        <w:rFonts w:ascii="Noto Sans Symbols" w:eastAsia="Noto Sans Symbols" w:hAnsi="Noto Sans Symbols" w:cs="Noto Sans Symbols"/>
+        <w:sz w:val="20"/>
+        <w:szCs w:val="20"/>
+      </w:rPr>
+    </w:lvl>
+    <w:lvl w:ilvl="5">
+      <w:start w:val="1"/>
+      <w:numFmt w:val="bullet"/>
+      <w:lvlText w:val="▪"/>
+      <w:lvlJc w:val="left"/>
+      <w:pPr>
+        <w:ind w:left="5736" w:hanging="360"/>
+      </w:pPr>
+      <w:rPr>
+        <w:rFonts w:ascii="Noto Sans Symbols" w:eastAsia="Noto Sans Symbols" w:hAnsi="Noto Sans Symbols" w:cs="Noto Sans Symbols"/>
+        <w:sz w:val="20"/>
+        <w:szCs w:val="20"/>
+      </w:rPr>
+    </w:lvl>
+    <w:lvl w:ilvl="6">
+      <w:start w:val="1"/>
+      <w:numFmt w:val="bullet"/>
+      <w:lvlText w:val="▪"/>
+      <w:lvlJc w:val="left"/>
+      <w:pPr>
+        <w:ind w:left="6456" w:hanging="360"/>
+      </w:pPr>
+      <w:rPr>
+        <w:rFonts w:ascii="Noto Sans Symbols" w:eastAsia="Noto Sans Symbols" w:hAnsi="Noto Sans Symbols" w:cs="Noto Sans Symbols"/>
+        <w:sz w:val="20"/>
+        <w:szCs w:val="20"/>
+      </w:rPr>
+    </w:lvl>
+    <w:lvl w:ilvl="7">
+      <w:start w:val="1"/>
+      <w:numFmt w:val="bullet"/>
+      <w:lvlText w:val="▪"/>
+      <w:lvlJc w:val="left"/>
+      <w:pPr>
+        <w:ind w:left="7176" w:hanging="360"/>
+      </w:pPr>
+      <w:rPr>
+        <w:rFonts w:ascii="Noto Sans Symbols" w:eastAsia="Noto Sans Symbols" w:hAnsi="Noto Sans Symbols" w:cs="Noto Sans Symbols"/>
+        <w:sz w:val="20"/>
+        <w:szCs w:val="20"/>
+      </w:rPr>
+    </w:lvl>
+    <w:lvl w:ilvl="8">
+      <w:start w:val="1"/>
+      <w:numFmt w:val="bullet"/>
+      <w:lvlText w:val="▪"/>
+      <w:lvlJc w:val="left"/>
+      <w:pPr>
+        <w:ind w:left="7896" w:hanging="360"/>
+      </w:pPr>
+      <w:rPr>
+        <w:rFonts w:ascii="Noto Sans Symbols" w:eastAsia="Noto Sans Symbols" w:hAnsi="Noto Sans Symbols" w:cs="Noto Sans Symbols"/>
+        <w:sz w:val="20"/>
+        <w:szCs w:val="20"/>
+      </w:rPr>
+    </w:lvl>
+  </w:abstractNum>
+  <w:abstractNum w:abstractNumId="13" w15:restartNumberingAfterBreak="0">
     <w:nsid w:val="2DFC5318"/>
     <w:multiLevelType w:val="multilevel"/>
     <w:tmpl w:val="2000F79C"/>
@@ -23630,7 +23955,7 @@
       </w:rPr>
     </w:lvl>
   </w:abstractNum>
-  <w:abstractNum w:abstractNumId="5" w15:restartNumberingAfterBreak="0">
+  <w:abstractNum w:abstractNumId="14" w15:restartNumberingAfterBreak="0">
     <w:nsid w:val="2ECA2C8F"/>
     <w:multiLevelType w:val="multilevel"/>
     <w:tmpl w:val="54C21AB8"/>
@@ -23744,7 +24069,7 @@
       </w:rPr>
     </w:lvl>
   </w:abstractNum>
-  <w:abstractNum w:abstractNumId="6" w15:restartNumberingAfterBreak="0">
+  <w:abstractNum w:abstractNumId="15" w15:restartNumberingAfterBreak="0">
     <w:nsid w:val="31375A56"/>
     <w:multiLevelType w:val="multilevel"/>
     <w:tmpl w:val="BE72BEC2"/>
@@ -23857,7 +24182,138 @@
       </w:rPr>
     </w:lvl>
   </w:abstractNum>
-  <w:abstractNum w:abstractNumId="7" w15:restartNumberingAfterBreak="0">
+  <w:abstractNum w:abstractNumId="16" w15:restartNumberingAfterBreak="0">
+    <w:nsid w:val="3166570D"/>
+    <w:multiLevelType w:val="multilevel"/>
+    <w:tmpl w:val="98687CBA"/>
+    <w:lvl w:ilvl="0">
+      <w:start w:val="1"/>
+      <w:numFmt w:val="bullet"/>
+      <w:lvlText w:val="●"/>
+      <w:lvlJc w:val="left"/>
+      <w:pPr>
+        <w:ind w:left="720" w:hanging="360"/>
+      </w:pPr>
+      <w:rPr>
+        <w:rFonts w:ascii="Noto Sans Symbols" w:eastAsia="Noto Sans Symbols" w:hAnsi="Noto Sans Symbols" w:cs="Noto Sans Symbols"/>
+        <w:sz w:val="20"/>
+        <w:szCs w:val="20"/>
+      </w:rPr>
+    </w:lvl>
+    <w:lvl w:ilvl="1">
+      <w:start w:val="1"/>
+      <w:numFmt w:val="bullet"/>
+      <w:lvlText w:val="o"/>
+      <w:lvlJc w:val="left"/>
+      <w:pPr>
+        <w:ind w:left="1440" w:hanging="360"/>
+      </w:pPr>
+      <w:rPr>
+        <w:rFonts w:ascii="Courier New" w:eastAsia="Courier New" w:hAnsi="Courier New" w:cs="Courier New"/>
+        <w:sz w:val="20"/>
+        <w:szCs w:val="20"/>
+      </w:rPr>
+    </w:lvl>
+    <w:lvl w:ilvl="2">
+      <w:start w:val="1"/>
+      <w:numFmt w:val="bullet"/>
+      <w:lvlText w:val="▪"/>
+      <w:lvlJc w:val="left"/>
+      <w:pPr>
+        <w:ind w:left="2160" w:hanging="360"/>
+      </w:pPr>
+      <w:rPr>
+        <w:rFonts w:ascii="Noto Sans Symbols" w:eastAsia="Noto Sans Symbols" w:hAnsi="Noto Sans Symbols" w:cs="Noto Sans Symbols"/>
+        <w:sz w:val="20"/>
+        <w:szCs w:val="20"/>
+      </w:rPr>
+    </w:lvl>
+    <w:lvl w:ilvl="3">
+      <w:start w:val="1"/>
+      <w:numFmt w:val="bullet"/>
+      <w:lvlText w:val="▪"/>
+      <w:lvlJc w:val="left"/>
+      <w:pPr>
+        <w:ind w:left="2880" w:hanging="360"/>
+      </w:pPr>
+      <w:rPr>
+        <w:rFonts w:ascii="Noto Sans Symbols" w:eastAsia="Noto Sans Symbols" w:hAnsi="Noto Sans Symbols" w:cs="Noto Sans Symbols"/>
+        <w:sz w:val="20"/>
+        <w:szCs w:val="20"/>
+      </w:rPr>
+    </w:lvl>
+    <w:lvl w:ilvl="4">
+      <w:start w:val="1"/>
+      <w:numFmt w:val="bullet"/>
+      <w:lvlText w:val="▪"/>
+      <w:lvlJc w:val="left"/>
+      <w:pPr>
+        <w:ind w:left="3600" w:hanging="360"/>
+      </w:pPr>
+      <w:rPr>
+        <w:rFonts w:ascii="Noto Sans Symbols" w:eastAsia="Noto Sans Symbols" w:hAnsi="Noto Sans Symbols" w:cs="Noto Sans Symbols"/>
+        <w:sz w:val="20"/>
+        <w:szCs w:val="20"/>
+      </w:rPr>
+    </w:lvl>
+    <w:lvl w:ilvl="5">
+      <w:start w:val="1"/>
+      <w:numFmt w:val="bullet"/>
+      <w:lvlText w:val="▪"/>
+      <w:lvlJc w:val="left"/>
+      <w:pPr>
+        <w:ind w:left="4320" w:hanging="360"/>
+      </w:pPr>
+      <w:rPr>
+        <w:rFonts w:ascii="Noto Sans Symbols" w:eastAsia="Noto Sans Symbols" w:hAnsi="Noto Sans Symbols" w:cs="Noto Sans Symbols"/>
+        <w:sz w:val="20"/>
+        <w:szCs w:val="20"/>
+      </w:rPr>
+    </w:lvl>
+    <w:lvl w:ilvl="6">
+      <w:start w:val="1"/>
+      <w:numFmt w:val="bullet"/>
+      <w:lvlText w:val="▪"/>
+      <w:lvlJc w:val="left"/>
+      <w:pPr>
+        <w:ind w:left="5040" w:hanging="360"/>
+      </w:pPr>
+      <w:rPr>
+        <w:rFonts w:ascii="Noto Sans Symbols" w:eastAsia="Noto Sans Symbols" w:hAnsi="Noto Sans Symbols" w:cs="Noto Sans Symbols"/>
+        <w:sz w:val="20"/>
+        <w:szCs w:val="20"/>
+      </w:rPr>
+    </w:lvl>
+    <w:lvl w:ilvl="7">
+      <w:start w:val="1"/>
+      <w:numFmt w:val="bullet"/>
+      <w:lvlText w:val="▪"/>
+      <w:lvlJc w:val="left"/>
+      <w:pPr>
+        <w:ind w:left="5760" w:hanging="360"/>
+      </w:pPr>
+      <w:rPr>
+        <w:rFonts w:ascii="Noto Sans Symbols" w:eastAsia="Noto Sans Symbols" w:hAnsi="Noto Sans Symbols" w:cs="Noto Sans Symbols"/>
+        <w:sz w:val="20"/>
+        <w:szCs w:val="20"/>
+      </w:rPr>
+    </w:lvl>
+    <w:lvl w:ilvl="8">
+      <w:start w:val="1"/>
+      <w:numFmt w:val="bullet"/>
+      <w:lvlText w:val="▪"/>
+      <w:lvlJc w:val="left"/>
+      <w:pPr>
+        <w:ind w:left="6480" w:hanging="360"/>
+      </w:pPr>
+      <w:rPr>
+        <w:rFonts w:ascii="Noto Sans Symbols" w:eastAsia="Noto Sans Symbols" w:hAnsi="Noto Sans Symbols" w:cs="Noto Sans Symbols"/>
+        <w:sz w:val="20"/>
+        <w:szCs w:val="20"/>
+      </w:rPr>
+    </w:lvl>
+  </w:abstractNum>
+  <w:abstractNum w:abstractNumId="17" w15:restartNumberingAfterBreak="0">
     <w:nsid w:val="341B3F29"/>
     <w:multiLevelType w:val="multilevel"/>
     <w:tmpl w:val="9274E85E"/>
@@ -23988,7 +24444,7 @@
       </w:rPr>
     </w:lvl>
   </w:abstractNum>
-  <w:abstractNum w:abstractNumId="8" w15:restartNumberingAfterBreak="0">
+  <w:abstractNum w:abstractNumId="18" w15:restartNumberingAfterBreak="0">
     <w:nsid w:val="389C0520"/>
     <w:multiLevelType w:val="multilevel"/>
     <w:tmpl w:val="7D5CAC68"/>
@@ -24119,7 +24575,7 @@
       </w:rPr>
     </w:lvl>
   </w:abstractNum>
-  <w:abstractNum w:abstractNumId="9" w15:restartNumberingAfterBreak="0">
+  <w:abstractNum w:abstractNumId="19" w15:restartNumberingAfterBreak="0">
     <w:nsid w:val="38BF2DA0"/>
     <w:multiLevelType w:val="multilevel"/>
     <w:tmpl w:val="14124432"/>
@@ -24210,7 +24666,7 @@
       </w:pPr>
     </w:lvl>
   </w:abstractNum>
-  <w:abstractNum w:abstractNumId="10" w15:restartNumberingAfterBreak="0">
+  <w:abstractNum w:abstractNumId="20" w15:restartNumberingAfterBreak="0">
     <w:nsid w:val="3D7E3B21"/>
     <w:multiLevelType w:val="multilevel"/>
     <w:tmpl w:val="34C84FA8"/>
@@ -24339,7 +24795,7 @@
       </w:rPr>
     </w:lvl>
   </w:abstractNum>
-  <w:abstractNum w:abstractNumId="11" w15:restartNumberingAfterBreak="0">
+  <w:abstractNum w:abstractNumId="21" w15:restartNumberingAfterBreak="0">
     <w:nsid w:val="3E7C527B"/>
     <w:multiLevelType w:val="multilevel"/>
     <w:tmpl w:val="ECBA42A8"/>
@@ -24468,7 +24924,136 @@
       </w:rPr>
     </w:lvl>
   </w:abstractNum>
-  <w:abstractNum w:abstractNumId="12" w15:restartNumberingAfterBreak="0">
+  <w:abstractNum w:abstractNumId="22" w15:restartNumberingAfterBreak="0">
+    <w:nsid w:val="3EDF3895"/>
+    <w:multiLevelType w:val="multilevel"/>
+    <w:tmpl w:val="F120FFAC"/>
+    <w:lvl w:ilvl="0">
+      <w:start w:val="1"/>
+      <w:numFmt w:val="bullet"/>
+      <w:lvlText w:val="●"/>
+      <w:lvlJc w:val="left"/>
+      <w:pPr>
+        <w:ind w:left="720" w:hanging="360"/>
+      </w:pPr>
+      <w:rPr>
+        <w:rFonts w:ascii="Noto Sans Symbols" w:eastAsia="Noto Sans Symbols" w:hAnsi="Noto Sans Symbols" w:cs="Noto Sans Symbols"/>
+        <w:sz w:val="20"/>
+        <w:szCs w:val="20"/>
+      </w:rPr>
+    </w:lvl>
+    <w:lvl w:ilvl="1">
+      <w:start w:val="1"/>
+      <w:numFmt w:val="bullet"/>
+      <w:lvlText w:val="●"/>
+      <w:lvlJc w:val="left"/>
+      <w:pPr>
+        <w:ind w:left="1440" w:hanging="360"/>
+      </w:pPr>
+      <w:rPr>
+        <w:rFonts w:ascii="Noto Sans Symbols" w:eastAsia="Noto Sans Symbols" w:hAnsi="Noto Sans Symbols" w:cs="Noto Sans Symbols"/>
+      </w:rPr>
+    </w:lvl>
+    <w:lvl w:ilvl="2">
+      <w:start w:val="1"/>
+      <w:numFmt w:val="bullet"/>
+      <w:lvlText w:val="▪"/>
+      <w:lvlJc w:val="left"/>
+      <w:pPr>
+        <w:ind w:left="2160" w:hanging="360"/>
+      </w:pPr>
+      <w:rPr>
+        <w:rFonts w:ascii="Noto Sans Symbols" w:eastAsia="Noto Sans Symbols" w:hAnsi="Noto Sans Symbols" w:cs="Noto Sans Symbols"/>
+        <w:sz w:val="20"/>
+        <w:szCs w:val="20"/>
+      </w:rPr>
+    </w:lvl>
+    <w:lvl w:ilvl="3">
+      <w:start w:val="1"/>
+      <w:numFmt w:val="bullet"/>
+      <w:lvlText w:val="▪"/>
+      <w:lvlJc w:val="left"/>
+      <w:pPr>
+        <w:ind w:left="2880" w:hanging="360"/>
+      </w:pPr>
+      <w:rPr>
+        <w:rFonts w:ascii="Noto Sans Symbols" w:eastAsia="Noto Sans Symbols" w:hAnsi="Noto Sans Symbols" w:cs="Noto Sans Symbols"/>
+        <w:sz w:val="20"/>
+        <w:szCs w:val="20"/>
+      </w:rPr>
+    </w:lvl>
+    <w:lvl w:ilvl="4">
+      <w:start w:val="1"/>
+      <w:numFmt w:val="bullet"/>
+      <w:lvlText w:val="▪"/>
+      <w:lvlJc w:val="left"/>
+      <w:pPr>
+        <w:ind w:left="3600" w:hanging="360"/>
+      </w:pPr>
+      <w:rPr>
+        <w:rFonts w:ascii="Noto Sans Symbols" w:eastAsia="Noto Sans Symbols" w:hAnsi="Noto Sans Symbols" w:cs="Noto Sans Symbols"/>
+        <w:sz w:val="20"/>
+        <w:szCs w:val="20"/>
+      </w:rPr>
+    </w:lvl>
+    <w:lvl w:ilvl="5">
+      <w:start w:val="1"/>
+      <w:numFmt w:val="bullet"/>
+      <w:lvlText w:val="▪"/>
+      <w:lvlJc w:val="left"/>
+      <w:pPr>
+        <w:ind w:left="4320" w:hanging="360"/>
+      </w:pPr>
+      <w:rPr>
+        <w:rFonts w:ascii="Noto Sans Symbols" w:eastAsia="Noto Sans Symbols" w:hAnsi="Noto Sans Symbols" w:cs="Noto Sans Symbols"/>
+        <w:sz w:val="20"/>
+        <w:szCs w:val="20"/>
+      </w:rPr>
+    </w:lvl>
+    <w:lvl w:ilvl="6">
+      <w:start w:val="1"/>
+      <w:numFmt w:val="bullet"/>
+      <w:lvlText w:val="▪"/>
+      <w:lvlJc w:val="left"/>
+      <w:pPr>
+        <w:ind w:left="5040" w:hanging="360"/>
+      </w:pPr>
+      <w:rPr>
+        <w:rFonts w:ascii="Noto Sans Symbols" w:eastAsia="Noto Sans Symbols" w:hAnsi="Noto Sans Symbols" w:cs="Noto Sans Symbols"/>
+        <w:sz w:val="20"/>
+        <w:szCs w:val="20"/>
+      </w:rPr>
+    </w:lvl>
+    <w:lvl w:ilvl="7">
+      <w:start w:val="1"/>
+      <w:numFmt w:val="bullet"/>
+      <w:lvlText w:val="▪"/>
+      <w:lvlJc w:val="left"/>
+      <w:pPr>
+        <w:ind w:left="5760" w:hanging="360"/>
+      </w:pPr>
+      <w:rPr>
+        <w:rFonts w:ascii="Noto Sans Symbols" w:eastAsia="Noto Sans Symbols" w:hAnsi="Noto Sans Symbols" w:cs="Noto Sans Symbols"/>
+        <w:sz w:val="20"/>
+        <w:szCs w:val="20"/>
+      </w:rPr>
+    </w:lvl>
+    <w:lvl w:ilvl="8">
+      <w:start w:val="1"/>
+      <w:numFmt w:val="bullet"/>
+      <w:lvlText w:val="▪"/>
+      <w:lvlJc w:val="left"/>
+      <w:pPr>
+        <w:ind w:left="6480" w:hanging="360"/>
+      </w:pPr>
+      <w:rPr>
+        <w:rFonts w:ascii="Noto Sans Symbols" w:eastAsia="Noto Sans Symbols" w:hAnsi="Noto Sans Symbols" w:cs="Noto Sans Symbols"/>
+        <w:sz w:val="20"/>
+        <w:szCs w:val="20"/>
+      </w:rPr>
+    </w:lvl>
+  </w:abstractNum>
+  <w:abstractNum w:abstractNumId="23" w15:restartNumberingAfterBreak="0">
     <w:nsid w:val="41C67E96"/>
     <w:multiLevelType w:val="hybridMultilevel"/>
     <w:tmpl w:val="775C7260"/>
@@ -24581,7 +25166,7 @@
       </w:rPr>
     </w:lvl>
   </w:abstractNum>
-  <w:abstractNum w:abstractNumId="13" w15:restartNumberingAfterBreak="0">
+  <w:abstractNum w:abstractNumId="24" w15:restartNumberingAfterBreak="0">
     <w:nsid w:val="42B71FB5"/>
     <w:multiLevelType w:val="multilevel"/>
     <w:tmpl w:val="47982582"/>
@@ -24712,7 +25297,252 @@
       </w:rPr>
     </w:lvl>
   </w:abstractNum>
-  <w:abstractNum w:abstractNumId="14" w15:restartNumberingAfterBreak="0">
+  <w:abstractNum w:abstractNumId="25" w15:restartNumberingAfterBreak="0">
+    <w:nsid w:val="45255C15"/>
+    <w:multiLevelType w:val="multilevel"/>
+    <w:tmpl w:val="A314E3C2"/>
+    <w:lvl w:ilvl="0">
+      <w:start w:val="1"/>
+      <w:numFmt w:val="bullet"/>
+      <w:lvlText w:val="●"/>
+      <w:lvlJc w:val="left"/>
+      <w:pPr>
+        <w:ind w:left="720" w:hanging="360"/>
+      </w:pPr>
+      <w:rPr>
+        <w:rFonts w:ascii="Noto Sans Symbols" w:eastAsia="Noto Sans Symbols" w:hAnsi="Noto Sans Symbols" w:cs="Noto Sans Symbols"/>
+        <w:sz w:val="20"/>
+        <w:szCs w:val="20"/>
+      </w:rPr>
+    </w:lvl>
+    <w:lvl w:ilvl="1">
+      <w:start w:val="1"/>
+      <w:numFmt w:val="bullet"/>
+      <w:lvlText w:val="o"/>
+      <w:lvlJc w:val="left"/>
+      <w:pPr>
+        <w:ind w:left="1440" w:hanging="360"/>
+      </w:pPr>
+      <w:rPr>
+        <w:rFonts w:ascii="Courier New" w:eastAsia="Courier New" w:hAnsi="Courier New" w:cs="Courier New"/>
+        <w:sz w:val="20"/>
+        <w:szCs w:val="20"/>
+      </w:rPr>
+    </w:lvl>
+    <w:lvl w:ilvl="2">
+      <w:start w:val="1"/>
+      <w:numFmt w:val="bullet"/>
+      <w:lvlText w:val="▪"/>
+      <w:lvlJc w:val="left"/>
+      <w:pPr>
+        <w:ind w:left="2160" w:hanging="360"/>
+      </w:pPr>
+      <w:rPr>
+        <w:rFonts w:ascii="Noto Sans Symbols" w:eastAsia="Noto Sans Symbols" w:hAnsi="Noto Sans Symbols" w:cs="Noto Sans Symbols"/>
+        <w:sz w:val="20"/>
+        <w:szCs w:val="20"/>
+      </w:rPr>
+    </w:lvl>
+    <w:lvl w:ilvl="3">
+      <w:start w:val="1"/>
+      <w:numFmt w:val="bullet"/>
+      <w:lvlText w:val="▪"/>
+      <w:lvlJc w:val="left"/>
+      <w:pPr>
+        <w:ind w:left="2880" w:hanging="360"/>
+      </w:pPr>
+      <w:rPr>
+        <w:rFonts w:ascii="Noto Sans Symbols" w:eastAsia="Noto Sans Symbols" w:hAnsi="Noto Sans Symbols" w:cs="Noto Sans Symbols"/>
+        <w:sz w:val="20"/>
+        <w:szCs w:val="20"/>
+      </w:rPr>
+    </w:lvl>
+    <w:lvl w:ilvl="4">
+      <w:start w:val="1"/>
+      <w:numFmt w:val="bullet"/>
+      <w:lvlText w:val="▪"/>
+      <w:lvlJc w:val="left"/>
+      <w:pPr>
+        <w:ind w:left="3600" w:hanging="360"/>
+      </w:pPr>
+      <w:rPr>
+        <w:rFonts w:ascii="Noto Sans Symbols" w:eastAsia="Noto Sans Symbols" w:hAnsi="Noto Sans Symbols" w:cs="Noto Sans Symbols"/>
+        <w:sz w:val="20"/>
+        <w:szCs w:val="20"/>
+      </w:rPr>
+    </w:lvl>
+    <w:lvl w:ilvl="5">
+      <w:start w:val="1"/>
+      <w:numFmt w:val="bullet"/>
+      <w:lvlText w:val="▪"/>
+      <w:lvlJc w:val="left"/>
+      <w:pPr>
+        <w:ind w:left="4320" w:hanging="360"/>
+      </w:pPr>
+      <w:rPr>
+        <w:rFonts w:ascii="Noto Sans Symbols" w:eastAsia="Noto Sans Symbols" w:hAnsi="Noto Sans Symbols" w:cs="Noto Sans Symbols"/>
+        <w:sz w:val="20"/>
+        <w:szCs w:val="20"/>
+      </w:rPr>
+    </w:lvl>
+    <w:lvl w:ilvl="6">
+      <w:start w:val="1"/>
+      <w:numFmt w:val="bullet"/>
+      <w:lvlText w:val="▪"/>
+      <w:lvlJc w:val="left"/>
+      <w:pPr>
+        <w:ind w:left="5040" w:hanging="360"/>
+      </w:pPr>
+      <w:rPr>
+        <w:rFonts w:ascii="Noto Sans Symbols" w:eastAsia="Noto Sans Symbols" w:hAnsi="Noto Sans Symbols" w:cs="Noto Sans Symbols"/>
+        <w:sz w:val="20"/>
+        <w:szCs w:val="20"/>
+      </w:rPr>
+    </w:lvl>
+    <w:lvl w:ilvl="7">
+      <w:start w:val="1"/>
+      <w:numFmt w:val="bullet"/>
+      <w:lvlText w:val="▪"/>
+      <w:lvlJc w:val="left"/>
+      <w:pPr>
+        <w:ind w:left="5760" w:hanging="360"/>
+      </w:pPr>
+      <w:rPr>
+        <w:rFonts w:ascii="Noto Sans Symbols" w:eastAsia="Noto Sans Symbols" w:hAnsi="Noto Sans Symbols" w:cs="Noto Sans Symbols"/>
+        <w:sz w:val="20"/>
+        <w:szCs w:val="20"/>
+      </w:rPr>
+    </w:lvl>
+    <w:lvl w:ilvl="8">
+      <w:start w:val="1"/>
+      <w:numFmt w:val="bullet"/>
+      <w:lvlText w:val="▪"/>
+      <w:lvlJc w:val="left"/>
+      <w:pPr>
+        <w:ind w:left="6480" w:hanging="360"/>
+      </w:pPr>
+      <w:rPr>
+        <w:rFonts w:ascii="Noto Sans Symbols" w:eastAsia="Noto Sans Symbols" w:hAnsi="Noto Sans Symbols" w:cs="Noto Sans Symbols"/>
+        <w:sz w:val="20"/>
+        <w:szCs w:val="20"/>
+      </w:rPr>
+    </w:lvl>
+  </w:abstractNum>
+  <w:abstractNum w:abstractNumId="26" w15:restartNumberingAfterBreak="0">
+    <w:nsid w:val="45980D14"/>
+    <w:multiLevelType w:val="multilevel"/>
+    <w:tmpl w:val="B67071A6"/>
+    <w:lvl w:ilvl="0">
+      <w:start w:val="1"/>
+      <w:numFmt w:val="bullet"/>
+      <w:lvlText w:val="▪"/>
+      <w:lvlJc w:val="left"/>
+      <w:pPr>
+        <w:ind w:left="1668" w:hanging="360"/>
+      </w:pPr>
+      <w:rPr>
+        <w:rFonts w:ascii="Noto Sans Symbols" w:eastAsia="Noto Sans Symbols" w:hAnsi="Noto Sans Symbols" w:cs="Noto Sans Symbols"/>
+        <w:color w:val="0000FF"/>
+      </w:rPr>
+    </w:lvl>
+    <w:lvl w:ilvl="1">
+      <w:start w:val="1"/>
+      <w:numFmt w:val="bullet"/>
+      <w:lvlText w:val="o"/>
+      <w:lvlJc w:val="left"/>
+      <w:pPr>
+        <w:ind w:left="2040" w:hanging="360"/>
+      </w:pPr>
+      <w:rPr>
+        <w:rFonts w:ascii="Courier New" w:eastAsia="Courier New" w:hAnsi="Courier New" w:cs="Courier New"/>
+      </w:rPr>
+    </w:lvl>
+    <w:lvl w:ilvl="2">
+      <w:start w:val="1"/>
+      <w:numFmt w:val="bullet"/>
+      <w:lvlText w:val="▪"/>
+      <w:lvlJc w:val="left"/>
+      <w:pPr>
+        <w:ind w:left="2760" w:hanging="360"/>
+      </w:pPr>
+      <w:rPr>
+        <w:rFonts w:ascii="Noto Sans Symbols" w:eastAsia="Noto Sans Symbols" w:hAnsi="Noto Sans Symbols" w:cs="Noto Sans Symbols"/>
+      </w:rPr>
+    </w:lvl>
+    <w:lvl w:ilvl="3">
+      <w:start w:val="1"/>
+      <w:numFmt w:val="bullet"/>
+      <w:lvlText w:val="●"/>
+      <w:lvlJc w:val="left"/>
+      <w:pPr>
+        <w:ind w:left="3480" w:hanging="360"/>
+      </w:pPr>
+      <w:rPr>
+        <w:rFonts w:ascii="Noto Sans Symbols" w:eastAsia="Noto Sans Symbols" w:hAnsi="Noto Sans Symbols" w:cs="Noto Sans Symbols"/>
+      </w:rPr>
+    </w:lvl>
+    <w:lvl w:ilvl="4">
+      <w:start w:val="1"/>
+      <w:numFmt w:val="bullet"/>
+      <w:lvlText w:val="o"/>
+      <w:lvlJc w:val="left"/>
+      <w:pPr>
+        <w:ind w:left="4200" w:hanging="360"/>
+      </w:pPr>
+      <w:rPr>
+        <w:rFonts w:ascii="Courier New" w:eastAsia="Courier New" w:hAnsi="Courier New" w:cs="Courier New"/>
+      </w:rPr>
+    </w:lvl>
+    <w:lvl w:ilvl="5">
+      <w:start w:val="1"/>
+      <w:numFmt w:val="bullet"/>
+      <w:lvlText w:val="▪"/>
+      <w:lvlJc w:val="left"/>
+      <w:pPr>
+        <w:ind w:left="4920" w:hanging="360"/>
+      </w:pPr>
+      <w:rPr>
+        <w:rFonts w:ascii="Noto Sans Symbols" w:eastAsia="Noto Sans Symbols" w:hAnsi="Noto Sans Symbols" w:cs="Noto Sans Symbols"/>
+      </w:rPr>
+    </w:lvl>
+    <w:lvl w:ilvl="6">
+      <w:start w:val="1"/>
+      <w:numFmt w:val="bullet"/>
+      <w:lvlText w:val="●"/>
+      <w:lvlJc w:val="left"/>
+      <w:pPr>
+        <w:ind w:left="5640" w:hanging="360"/>
+      </w:pPr>
+      <w:rPr>
+        <w:rFonts w:ascii="Noto Sans Symbols" w:eastAsia="Noto Sans Symbols" w:hAnsi="Noto Sans Symbols" w:cs="Noto Sans Symbols"/>
+      </w:rPr>
+    </w:lvl>
+    <w:lvl w:ilvl="7">
+      <w:start w:val="1"/>
+      <w:numFmt w:val="bullet"/>
+      <w:lvlText w:val="o"/>
+      <w:lvlJc w:val="left"/>
+      <w:pPr>
+        <w:ind w:left="6360" w:hanging="360"/>
+      </w:pPr>
+      <w:rPr>
+        <w:rFonts w:ascii="Courier New" w:eastAsia="Courier New" w:hAnsi="Courier New" w:cs="Courier New"/>
+      </w:rPr>
+    </w:lvl>
+    <w:lvl w:ilvl="8">
+      <w:start w:val="1"/>
+      <w:numFmt w:val="bullet"/>
+      <w:lvlText w:val="▪"/>
+      <w:lvlJc w:val="left"/>
+      <w:pPr>
+        <w:ind w:left="7080" w:hanging="360"/>
+      </w:pPr>
+      <w:rPr>
+        <w:rFonts w:ascii="Noto Sans Symbols" w:eastAsia="Noto Sans Symbols" w:hAnsi="Noto Sans Symbols" w:cs="Noto Sans Symbols"/>
+      </w:rPr>
+    </w:lvl>
+  </w:abstractNum>
+  <w:abstractNum w:abstractNumId="27" w15:restartNumberingAfterBreak="0">
     <w:nsid w:val="47490CB1"/>
     <w:multiLevelType w:val="multilevel"/>
     <w:tmpl w:val="4B6831CC"/>
@@ -24841,7 +25671,7 @@
       </w:rPr>
     </w:lvl>
   </w:abstractNum>
-  <w:abstractNum w:abstractNumId="15" w15:restartNumberingAfterBreak="0">
+  <w:abstractNum w:abstractNumId="28" w15:restartNumberingAfterBreak="0">
     <w:nsid w:val="4AA01A23"/>
     <w:multiLevelType w:val="multilevel"/>
     <w:tmpl w:val="466AB940"/>
@@ -24930,7 +25760,7 @@
       </w:pPr>
     </w:lvl>
   </w:abstractNum>
-  <w:abstractNum w:abstractNumId="16" w15:restartNumberingAfterBreak="0">
+  <w:abstractNum w:abstractNumId="29" w15:restartNumberingAfterBreak="0">
     <w:nsid w:val="4B45669E"/>
     <w:multiLevelType w:val="multilevel"/>
     <w:tmpl w:val="2E9C96A6"/>
@@ -25061,7 +25891,474 @@
       </w:rPr>
     </w:lvl>
   </w:abstractNum>
-  <w:abstractNum w:abstractNumId="17" w15:restartNumberingAfterBreak="0">
+  <w:abstractNum w:abstractNumId="30" w15:restartNumberingAfterBreak="0">
+    <w:nsid w:val="4CAA56E3"/>
+    <w:multiLevelType w:val="multilevel"/>
+    <w:tmpl w:val="0D9C931E"/>
+    <w:lvl w:ilvl="0">
+      <w:start w:val="1"/>
+      <w:numFmt w:val="bullet"/>
+      <w:lvlText w:val="●"/>
+      <w:lvlJc w:val="left"/>
+      <w:pPr>
+        <w:ind w:left="720" w:hanging="360"/>
+      </w:pPr>
+      <w:rPr>
+        <w:rFonts w:ascii="Noto Sans Symbols" w:eastAsia="Noto Sans Symbols" w:hAnsi="Noto Sans Symbols" w:cs="Noto Sans Symbols"/>
+        <w:sz w:val="20"/>
+        <w:szCs w:val="20"/>
+      </w:rPr>
+    </w:lvl>
+    <w:lvl w:ilvl="1">
+      <w:start w:val="1"/>
+      <w:numFmt w:val="bullet"/>
+      <w:lvlText w:val="o"/>
+      <w:lvlJc w:val="left"/>
+      <w:pPr>
+        <w:ind w:left="1440" w:hanging="360"/>
+      </w:pPr>
+      <w:rPr>
+        <w:rFonts w:ascii="Courier New" w:eastAsia="Courier New" w:hAnsi="Courier New" w:cs="Courier New"/>
+        <w:sz w:val="20"/>
+        <w:szCs w:val="20"/>
+      </w:rPr>
+    </w:lvl>
+    <w:lvl w:ilvl="2">
+      <w:start w:val="1"/>
+      <w:numFmt w:val="bullet"/>
+      <w:lvlText w:val="▪"/>
+      <w:lvlJc w:val="left"/>
+      <w:pPr>
+        <w:ind w:left="2160" w:hanging="360"/>
+      </w:pPr>
+      <w:rPr>
+        <w:rFonts w:ascii="Noto Sans Symbols" w:eastAsia="Noto Sans Symbols" w:hAnsi="Noto Sans Symbols" w:cs="Noto Sans Symbols"/>
+        <w:sz w:val="20"/>
+        <w:szCs w:val="20"/>
+      </w:rPr>
+    </w:lvl>
+    <w:lvl w:ilvl="3">
+      <w:start w:val="1"/>
+      <w:numFmt w:val="bullet"/>
+      <w:lvlText w:val="▪"/>
+      <w:lvlJc w:val="left"/>
+      <w:pPr>
+        <w:ind w:left="2880" w:hanging="360"/>
+      </w:pPr>
+      <w:rPr>
+        <w:rFonts w:ascii="Noto Sans Symbols" w:eastAsia="Noto Sans Symbols" w:hAnsi="Noto Sans Symbols" w:cs="Noto Sans Symbols"/>
+        <w:sz w:val="20"/>
+        <w:szCs w:val="20"/>
+      </w:rPr>
+    </w:lvl>
+    <w:lvl w:ilvl="4">
+      <w:start w:val="1"/>
+      <w:numFmt w:val="bullet"/>
+      <w:lvlText w:val="▪"/>
+      <w:lvlJc w:val="left"/>
+      <w:pPr>
+        <w:ind w:left="3600" w:hanging="360"/>
+      </w:pPr>
+      <w:rPr>
+        <w:rFonts w:ascii="Noto Sans Symbols" w:eastAsia="Noto Sans Symbols" w:hAnsi="Noto Sans Symbols" w:cs="Noto Sans Symbols"/>
+        <w:sz w:val="20"/>
+        <w:szCs w:val="20"/>
+      </w:rPr>
+    </w:lvl>
+    <w:lvl w:ilvl="5">
+      <w:start w:val="1"/>
+      <w:numFmt w:val="bullet"/>
+      <w:lvlText w:val="▪"/>
+      <w:lvlJc w:val="left"/>
+      <w:pPr>
+        <w:ind w:left="4320" w:hanging="360"/>
+      </w:pPr>
+      <w:rPr>
+        <w:rFonts w:ascii="Noto Sans Symbols" w:eastAsia="Noto Sans Symbols" w:hAnsi="Noto Sans Symbols" w:cs="Noto Sans Symbols"/>
+        <w:sz w:val="20"/>
+        <w:szCs w:val="20"/>
+      </w:rPr>
+    </w:lvl>
+    <w:lvl w:ilvl="6">
+      <w:start w:val="1"/>
+      <w:numFmt w:val="bullet"/>
+      <w:lvlText w:val="▪"/>
+      <w:lvlJc w:val="left"/>
+      <w:pPr>
+        <w:ind w:left="5040" w:hanging="360"/>
+      </w:pPr>
+      <w:rPr>
+        <w:rFonts w:ascii="Noto Sans Symbols" w:eastAsia="Noto Sans Symbols" w:hAnsi="Noto Sans Symbols" w:cs="Noto Sans Symbols"/>
+        <w:sz w:val="20"/>
+        <w:szCs w:val="20"/>
+      </w:rPr>
+    </w:lvl>
+    <w:lvl w:ilvl="7">
+      <w:start w:val="1"/>
+      <w:numFmt w:val="bullet"/>
+      <w:lvlText w:val="▪"/>
+      <w:lvlJc w:val="left"/>
+      <w:pPr>
+        <w:ind w:left="5760" w:hanging="360"/>
+      </w:pPr>
+      <w:rPr>
+        <w:rFonts w:ascii="Noto Sans Symbols" w:eastAsia="Noto Sans Symbols" w:hAnsi="Noto Sans Symbols" w:cs="Noto Sans Symbols"/>
+        <w:sz w:val="20"/>
+        <w:szCs w:val="20"/>
+      </w:rPr>
+    </w:lvl>
+    <w:lvl w:ilvl="8">
+      <w:start w:val="1"/>
+      <w:numFmt w:val="bullet"/>
+      <w:lvlText w:val="▪"/>
+      <w:lvlJc w:val="left"/>
+      <w:pPr>
+        <w:ind w:left="6480" w:hanging="360"/>
+      </w:pPr>
+      <w:rPr>
+        <w:rFonts w:ascii="Noto Sans Symbols" w:eastAsia="Noto Sans Symbols" w:hAnsi="Noto Sans Symbols" w:cs="Noto Sans Symbols"/>
+        <w:sz w:val="20"/>
+        <w:szCs w:val="20"/>
+      </w:rPr>
+    </w:lvl>
+  </w:abstractNum>
+  <w:abstractNum w:abstractNumId="31" w15:restartNumberingAfterBreak="0">
+    <w:nsid w:val="4DC12CD0"/>
+    <w:multiLevelType w:val="multilevel"/>
+    <w:tmpl w:val="D1122E42"/>
+    <w:lvl w:ilvl="0">
+      <w:start w:val="1"/>
+      <w:numFmt w:val="decimal"/>
+      <w:lvlText w:val="%1."/>
+      <w:lvlJc w:val="left"/>
+      <w:pPr>
+        <w:ind w:left="720" w:hanging="360"/>
+      </w:pPr>
+    </w:lvl>
+    <w:lvl w:ilvl="1">
+      <w:start w:val="1"/>
+      <w:numFmt w:val="bullet"/>
+      <w:lvlText w:val="o"/>
+      <w:lvlJc w:val="left"/>
+      <w:pPr>
+        <w:ind w:left="1440" w:hanging="360"/>
+      </w:pPr>
+      <w:rPr>
+        <w:rFonts w:ascii="Courier New" w:eastAsia="Courier New" w:hAnsi="Courier New" w:cs="Courier New"/>
+        <w:sz w:val="20"/>
+        <w:szCs w:val="20"/>
+      </w:rPr>
+    </w:lvl>
+    <w:lvl w:ilvl="2">
+      <w:start w:val="1"/>
+      <w:numFmt w:val="decimal"/>
+      <w:lvlText w:val="%3."/>
+      <w:lvlJc w:val="left"/>
+      <w:pPr>
+        <w:ind w:left="2160" w:hanging="360"/>
+      </w:pPr>
+    </w:lvl>
+    <w:lvl w:ilvl="3">
+      <w:start w:val="1"/>
+      <w:numFmt w:val="decimal"/>
+      <w:lvlText w:val="%4."/>
+      <w:lvlJc w:val="left"/>
+      <w:pPr>
+        <w:ind w:left="2880" w:hanging="360"/>
+      </w:pPr>
+    </w:lvl>
+    <w:lvl w:ilvl="4">
+      <w:start w:val="1"/>
+      <w:numFmt w:val="decimal"/>
+      <w:lvlText w:val="%5."/>
+      <w:lvlJc w:val="left"/>
+      <w:pPr>
+        <w:ind w:left="3600" w:hanging="360"/>
+      </w:pPr>
+    </w:lvl>
+    <w:lvl w:ilvl="5">
+      <w:start w:val="1"/>
+      <w:numFmt w:val="decimal"/>
+      <w:lvlText w:val="%6."/>
+      <w:lvlJc w:val="left"/>
+      <w:pPr>
+        <w:ind w:left="4320" w:hanging="360"/>
+      </w:pPr>
+    </w:lvl>
+    <w:lvl w:ilvl="6">
+      <w:start w:val="1"/>
+      <w:numFmt w:val="decimal"/>
+      <w:lvlText w:val="%7."/>
+      <w:lvlJc w:val="left"/>
+      <w:pPr>
+        <w:ind w:left="5040" w:hanging="360"/>
+      </w:pPr>
+    </w:lvl>
+    <w:lvl w:ilvl="7">
+      <w:start w:val="1"/>
+      <w:numFmt w:val="decimal"/>
+      <w:lvlText w:val="%8."/>
+      <w:lvlJc w:val="left"/>
+      <w:pPr>
+        <w:ind w:left="5760" w:hanging="360"/>
+      </w:pPr>
+    </w:lvl>
+    <w:lvl w:ilvl="8">
+      <w:start w:val="1"/>
+      <w:numFmt w:val="decimal"/>
+      <w:lvlText w:val="%9."/>
+      <w:lvlJc w:val="left"/>
+      <w:pPr>
+        <w:ind w:left="6480" w:hanging="360"/>
+      </w:pPr>
+    </w:lvl>
+  </w:abstractNum>
+  <w:abstractNum w:abstractNumId="32" w15:restartNumberingAfterBreak="0">
+    <w:nsid w:val="520713C9"/>
+    <w:multiLevelType w:val="multilevel"/>
+    <w:tmpl w:val="5FAA545C"/>
+    <w:lvl w:ilvl="0">
+      <w:start w:val="1"/>
+      <w:numFmt w:val="bullet"/>
+      <w:lvlText w:val="●"/>
+      <w:lvlJc w:val="left"/>
+      <w:pPr>
+        <w:ind w:left="720" w:hanging="360"/>
+      </w:pPr>
+      <w:rPr>
+        <w:rFonts w:ascii="Noto Sans Symbols" w:eastAsia="Noto Sans Symbols" w:hAnsi="Noto Sans Symbols" w:cs="Noto Sans Symbols"/>
+        <w:sz w:val="20"/>
+        <w:szCs w:val="20"/>
+      </w:rPr>
+    </w:lvl>
+    <w:lvl w:ilvl="1">
+      <w:start w:val="1"/>
+      <w:numFmt w:val="bullet"/>
+      <w:lvlText w:val="o"/>
+      <w:lvlJc w:val="left"/>
+      <w:pPr>
+        <w:ind w:left="1440" w:hanging="360"/>
+      </w:pPr>
+      <w:rPr>
+        <w:rFonts w:ascii="Courier New" w:eastAsia="Courier New" w:hAnsi="Courier New" w:cs="Courier New"/>
+        <w:sz w:val="20"/>
+        <w:szCs w:val="20"/>
+      </w:rPr>
+    </w:lvl>
+    <w:lvl w:ilvl="2">
+      <w:start w:val="1"/>
+      <w:numFmt w:val="bullet"/>
+      <w:lvlText w:val="▪"/>
+      <w:lvlJc w:val="left"/>
+      <w:pPr>
+        <w:ind w:left="2160" w:hanging="360"/>
+      </w:pPr>
+      <w:rPr>
+        <w:rFonts w:ascii="Noto Sans Symbols" w:eastAsia="Noto Sans Symbols" w:hAnsi="Noto Sans Symbols" w:cs="Noto Sans Symbols"/>
+        <w:sz w:val="20"/>
+        <w:szCs w:val="20"/>
+      </w:rPr>
+    </w:lvl>
+    <w:lvl w:ilvl="3">
+      <w:start w:val="1"/>
+      <w:numFmt w:val="bullet"/>
+      <w:lvlText w:val="▪"/>
+      <w:lvlJc w:val="left"/>
+      <w:pPr>
+        <w:ind w:left="2880" w:hanging="360"/>
+      </w:pPr>
+      <w:rPr>
+        <w:rFonts w:ascii="Noto Sans Symbols" w:eastAsia="Noto Sans Symbols" w:hAnsi="Noto Sans Symbols" w:cs="Noto Sans Symbols"/>
+        <w:sz w:val="20"/>
+        <w:szCs w:val="20"/>
+      </w:rPr>
+    </w:lvl>
+    <w:lvl w:ilvl="4">
+      <w:start w:val="1"/>
+      <w:numFmt w:val="bullet"/>
+      <w:lvlText w:val="▪"/>
+      <w:lvlJc w:val="left"/>
+      <w:pPr>
+        <w:ind w:left="3600" w:hanging="360"/>
+      </w:pPr>
+      <w:rPr>
+        <w:rFonts w:ascii="Noto Sans Symbols" w:eastAsia="Noto Sans Symbols" w:hAnsi="Noto Sans Symbols" w:cs="Noto Sans Symbols"/>
+        <w:sz w:val="20"/>
+        <w:szCs w:val="20"/>
+      </w:rPr>
+    </w:lvl>
+    <w:lvl w:ilvl="5">
+      <w:start w:val="1"/>
+      <w:numFmt w:val="bullet"/>
+      <w:lvlText w:val="▪"/>
+      <w:lvlJc w:val="left"/>
+      <w:pPr>
+        <w:ind w:left="4320" w:hanging="360"/>
+      </w:pPr>
+      <w:rPr>
+        <w:rFonts w:ascii="Noto Sans Symbols" w:eastAsia="Noto Sans Symbols" w:hAnsi="Noto Sans Symbols" w:cs="Noto Sans Symbols"/>
+        <w:sz w:val="20"/>
+        <w:szCs w:val="20"/>
+      </w:rPr>
+    </w:lvl>
+    <w:lvl w:ilvl="6">
+      <w:start w:val="1"/>
+      <w:numFmt w:val="bullet"/>
+      <w:lvlText w:val="▪"/>
+      <w:lvlJc w:val="left"/>
+      <w:pPr>
+        <w:ind w:left="5040" w:hanging="360"/>
+      </w:pPr>
+      <w:rPr>
+        <w:rFonts w:ascii="Noto Sans Symbols" w:eastAsia="Noto Sans Symbols" w:hAnsi="Noto Sans Symbols" w:cs="Noto Sans Symbols"/>
+        <w:sz w:val="20"/>
+        <w:szCs w:val="20"/>
+      </w:rPr>
+    </w:lvl>
+    <w:lvl w:ilvl="7">
+      <w:start w:val="1"/>
+      <w:numFmt w:val="bullet"/>
+      <w:lvlText w:val="▪"/>
+      <w:lvlJc w:val="left"/>
+      <w:pPr>
+        <w:ind w:left="5760" w:hanging="360"/>
+      </w:pPr>
+      <w:rPr>
+        <w:rFonts w:ascii="Noto Sans Symbols" w:eastAsia="Noto Sans Symbols" w:hAnsi="Noto Sans Symbols" w:cs="Noto Sans Symbols"/>
+        <w:sz w:val="20"/>
+        <w:szCs w:val="20"/>
+      </w:rPr>
+    </w:lvl>
+    <w:lvl w:ilvl="8">
+      <w:start w:val="1"/>
+      <w:numFmt w:val="bullet"/>
+      <w:lvlText w:val="▪"/>
+      <w:lvlJc w:val="left"/>
+      <w:pPr>
+        <w:ind w:left="6480" w:hanging="360"/>
+      </w:pPr>
+      <w:rPr>
+        <w:rFonts w:ascii="Noto Sans Symbols" w:eastAsia="Noto Sans Symbols" w:hAnsi="Noto Sans Symbols" w:cs="Noto Sans Symbols"/>
+        <w:sz w:val="20"/>
+        <w:szCs w:val="20"/>
+      </w:rPr>
+    </w:lvl>
+  </w:abstractNum>
+  <w:abstractNum w:abstractNumId="33" w15:restartNumberingAfterBreak="0">
+    <w:nsid w:val="575F31E0"/>
+    <w:multiLevelType w:val="multilevel"/>
+    <w:tmpl w:val="2DE4F1BE"/>
+    <w:lvl w:ilvl="0">
+      <w:start w:val="1"/>
+      <w:numFmt w:val="bullet"/>
+      <w:lvlText w:val="▪"/>
+      <w:lvlJc w:val="left"/>
+      <w:pPr>
+        <w:ind w:left="1668" w:hanging="360"/>
+      </w:pPr>
+      <w:rPr>
+        <w:rFonts w:ascii="Noto Sans Symbols" w:eastAsia="Noto Sans Symbols" w:hAnsi="Noto Sans Symbols" w:cs="Noto Sans Symbols"/>
+        <w:color w:val="0000FF"/>
+      </w:rPr>
+    </w:lvl>
+    <w:lvl w:ilvl="1">
+      <w:start w:val="1"/>
+      <w:numFmt w:val="bullet"/>
+      <w:lvlText w:val="o"/>
+      <w:lvlJc w:val="left"/>
+      <w:pPr>
+        <w:ind w:left="2040" w:hanging="360"/>
+      </w:pPr>
+      <w:rPr>
+        <w:rFonts w:ascii="Courier New" w:eastAsia="Courier New" w:hAnsi="Courier New" w:cs="Courier New"/>
+      </w:rPr>
+    </w:lvl>
+    <w:lvl w:ilvl="2">
+      <w:start w:val="1"/>
+      <w:numFmt w:val="bullet"/>
+      <w:lvlText w:val="▪"/>
+      <w:lvlJc w:val="left"/>
+      <w:pPr>
+        <w:ind w:left="2760" w:hanging="360"/>
+      </w:pPr>
+      <w:rPr>
+        <w:rFonts w:ascii="Noto Sans Symbols" w:eastAsia="Noto Sans Symbols" w:hAnsi="Noto Sans Symbols" w:cs="Noto Sans Symbols"/>
+      </w:rPr>
+    </w:lvl>
+    <w:lvl w:ilvl="3">
+      <w:start w:val="1"/>
+      <w:numFmt w:val="bullet"/>
+      <w:lvlText w:val="●"/>
+      <w:lvlJc w:val="left"/>
+      <w:pPr>
+        <w:ind w:left="3480" w:hanging="360"/>
+      </w:pPr>
+      <w:rPr>
+        <w:rFonts w:ascii="Noto Sans Symbols" w:eastAsia="Noto Sans Symbols" w:hAnsi="Noto Sans Symbols" w:cs="Noto Sans Symbols"/>
+      </w:rPr>
+    </w:lvl>
+    <w:lvl w:ilvl="4">
+      <w:start w:val="1"/>
+      <w:numFmt w:val="bullet"/>
+      <w:lvlText w:val="o"/>
+      <w:lvlJc w:val="left"/>
+      <w:pPr>
+        <w:ind w:left="4200" w:hanging="360"/>
+      </w:pPr>
+      <w:rPr>
+        <w:rFonts w:ascii="Courier New" w:eastAsia="Courier New" w:hAnsi="Courier New" w:cs="Courier New"/>
+      </w:rPr>
+    </w:lvl>
+    <w:lvl w:ilvl="5">
+      <w:start w:val="1"/>
+      <w:numFmt w:val="bullet"/>
+      <w:lvlText w:val="▪"/>
+      <w:lvlJc w:val="left"/>
+      <w:pPr>
+        <w:ind w:left="4920" w:hanging="360"/>
+      </w:pPr>
+      <w:rPr>
+        <w:rFonts w:ascii="Noto Sans Symbols" w:eastAsia="Noto Sans Symbols" w:hAnsi="Noto Sans Symbols" w:cs="Noto Sans Symbols"/>
+      </w:rPr>
+    </w:lvl>
+    <w:lvl w:ilvl="6">
+      <w:start w:val="1"/>
+      <w:numFmt w:val="bullet"/>
+      <w:lvlText w:val="●"/>
+      <w:lvlJc w:val="left"/>
+      <w:pPr>
+        <w:ind w:left="5640" w:hanging="360"/>
+      </w:pPr>
+      <w:rPr>
+        <w:rFonts w:ascii="Noto Sans Symbols" w:eastAsia="Noto Sans Symbols" w:hAnsi="Noto Sans Symbols" w:cs="Noto Sans Symbols"/>
+      </w:rPr>
+    </w:lvl>
+    <w:lvl w:ilvl="7">
+      <w:start w:val="1"/>
+      <w:numFmt w:val="bullet"/>
+      <w:lvlText w:val="o"/>
+      <w:lvlJc w:val="left"/>
+      <w:pPr>
+        <w:ind w:left="6360" w:hanging="360"/>
+      </w:pPr>
+      <w:rPr>
+        <w:rFonts w:ascii="Courier New" w:eastAsia="Courier New" w:hAnsi="Courier New" w:cs="Courier New"/>
+      </w:rPr>
+    </w:lvl>
+    <w:lvl w:ilvl="8">
+      <w:start w:val="1"/>
+      <w:numFmt w:val="bullet"/>
+      <w:lvlText w:val="▪"/>
+      <w:lvlJc w:val="left"/>
+      <w:pPr>
+        <w:ind w:left="7080" w:hanging="360"/>
+      </w:pPr>
+      <w:rPr>
+        <w:rFonts w:ascii="Noto Sans Symbols" w:eastAsia="Noto Sans Symbols" w:hAnsi="Noto Sans Symbols" w:cs="Noto Sans Symbols"/>
+      </w:rPr>
+    </w:lvl>
+  </w:abstractNum>
+  <w:abstractNum w:abstractNumId="34" w15:restartNumberingAfterBreak="0">
     <w:nsid w:val="58531EAF"/>
     <w:multiLevelType w:val="multilevel"/>
     <w:tmpl w:val="A1D879B8"/>
@@ -25175,7 +26472,382 @@
       </w:rPr>
     </w:lvl>
   </w:abstractNum>
-  <w:abstractNum w:abstractNumId="18" w15:restartNumberingAfterBreak="0">
+  <w:abstractNum w:abstractNumId="35" w15:restartNumberingAfterBreak="0">
+    <w:nsid w:val="5AB81674"/>
+    <w:multiLevelType w:val="multilevel"/>
+    <w:tmpl w:val="39DACF54"/>
+    <w:lvl w:ilvl="0">
+      <w:start w:val="1"/>
+      <w:numFmt w:val="bullet"/>
+      <w:lvlText w:val="●"/>
+      <w:lvlJc w:val="left"/>
+      <w:pPr>
+        <w:ind w:left="720" w:hanging="360"/>
+      </w:pPr>
+      <w:rPr>
+        <w:rFonts w:ascii="Noto Sans Symbols" w:eastAsia="Noto Sans Symbols" w:hAnsi="Noto Sans Symbols" w:cs="Noto Sans Symbols"/>
+        <w:sz w:val="20"/>
+        <w:szCs w:val="20"/>
+      </w:rPr>
+    </w:lvl>
+    <w:lvl w:ilvl="1">
+      <w:start w:val="1"/>
+      <w:numFmt w:val="bullet"/>
+      <w:lvlText w:val="o"/>
+      <w:lvlJc w:val="left"/>
+      <w:pPr>
+        <w:ind w:left="1440" w:hanging="360"/>
+      </w:pPr>
+      <w:rPr>
+        <w:rFonts w:ascii="Courier New" w:eastAsia="Courier New" w:hAnsi="Courier New" w:cs="Courier New"/>
+        <w:sz w:val="20"/>
+        <w:szCs w:val="20"/>
+      </w:rPr>
+    </w:lvl>
+    <w:lvl w:ilvl="2">
+      <w:start w:val="1"/>
+      <w:numFmt w:val="bullet"/>
+      <w:lvlText w:val="▪"/>
+      <w:lvlJc w:val="left"/>
+      <w:pPr>
+        <w:ind w:left="2160" w:hanging="360"/>
+      </w:pPr>
+      <w:rPr>
+        <w:rFonts w:ascii="Noto Sans Symbols" w:eastAsia="Noto Sans Symbols" w:hAnsi="Noto Sans Symbols" w:cs="Noto Sans Symbols"/>
+        <w:sz w:val="20"/>
+        <w:szCs w:val="20"/>
+      </w:rPr>
+    </w:lvl>
+    <w:lvl w:ilvl="3">
+      <w:start w:val="1"/>
+      <w:numFmt w:val="bullet"/>
+      <w:lvlText w:val="▪"/>
+      <w:lvlJc w:val="left"/>
+      <w:pPr>
+        <w:ind w:left="2880" w:hanging="360"/>
+      </w:pPr>
+      <w:rPr>
+        <w:rFonts w:ascii="Noto Sans Symbols" w:eastAsia="Noto Sans Symbols" w:hAnsi="Noto Sans Symbols" w:cs="Noto Sans Symbols"/>
+        <w:sz w:val="20"/>
+        <w:szCs w:val="20"/>
+      </w:rPr>
+    </w:lvl>
+    <w:lvl w:ilvl="4">
+      <w:start w:val="1"/>
+      <w:numFmt w:val="bullet"/>
+      <w:lvlText w:val="▪"/>
+      <w:lvlJc w:val="left"/>
+      <w:pPr>
+        <w:ind w:left="3600" w:hanging="360"/>
+      </w:pPr>
+      <w:rPr>
+        <w:rFonts w:ascii="Noto Sans Symbols" w:eastAsia="Noto Sans Symbols" w:hAnsi="Noto Sans Symbols" w:cs="Noto Sans Symbols"/>
+        <w:sz w:val="20"/>
+        <w:szCs w:val="20"/>
+      </w:rPr>
+    </w:lvl>
+    <w:lvl w:ilvl="5">
+      <w:start w:val="1"/>
+      <w:numFmt w:val="bullet"/>
+      <w:lvlText w:val="▪"/>
+      <w:lvlJc w:val="left"/>
+      <w:pPr>
+        <w:ind w:left="4320" w:hanging="360"/>
+      </w:pPr>
+      <w:rPr>
+        <w:rFonts w:ascii="Noto Sans Symbols" w:eastAsia="Noto Sans Symbols" w:hAnsi="Noto Sans Symbols" w:cs="Noto Sans Symbols"/>
+        <w:sz w:val="20"/>
+        <w:szCs w:val="20"/>
+      </w:rPr>
+    </w:lvl>
+    <w:lvl w:ilvl="6">
+      <w:start w:val="1"/>
+      <w:numFmt w:val="bullet"/>
+      <w:lvlText w:val="▪"/>
+      <w:lvlJc w:val="left"/>
+      <w:pPr>
+        <w:ind w:left="5040" w:hanging="360"/>
+      </w:pPr>
+      <w:rPr>
+        <w:rFonts w:ascii="Noto Sans Symbols" w:eastAsia="Noto Sans Symbols" w:hAnsi="Noto Sans Symbols" w:cs="Noto Sans Symbols"/>
+        <w:sz w:val="20"/>
+        <w:szCs w:val="20"/>
+      </w:rPr>
+    </w:lvl>
+    <w:lvl w:ilvl="7">
+      <w:start w:val="1"/>
+      <w:numFmt w:val="bullet"/>
+      <w:lvlText w:val="▪"/>
+      <w:lvlJc w:val="left"/>
+      <w:pPr>
+        <w:ind w:left="5760" w:hanging="360"/>
+      </w:pPr>
+      <w:rPr>
+        <w:rFonts w:ascii="Noto Sans Symbols" w:eastAsia="Noto Sans Symbols" w:hAnsi="Noto Sans Symbols" w:cs="Noto Sans Symbols"/>
+        <w:sz w:val="20"/>
+        <w:szCs w:val="20"/>
+      </w:rPr>
+    </w:lvl>
+    <w:lvl w:ilvl="8">
+      <w:start w:val="1"/>
+      <w:numFmt w:val="bullet"/>
+      <w:lvlText w:val="▪"/>
+      <w:lvlJc w:val="left"/>
+      <w:pPr>
+        <w:ind w:left="6480" w:hanging="360"/>
+      </w:pPr>
+      <w:rPr>
+        <w:rFonts w:ascii="Noto Sans Symbols" w:eastAsia="Noto Sans Symbols" w:hAnsi="Noto Sans Symbols" w:cs="Noto Sans Symbols"/>
+        <w:sz w:val="20"/>
+        <w:szCs w:val="20"/>
+      </w:rPr>
+    </w:lvl>
+  </w:abstractNum>
+  <w:abstractNum w:abstractNumId="36" w15:restartNumberingAfterBreak="0">
+    <w:nsid w:val="5B5933E3"/>
+    <w:multiLevelType w:val="multilevel"/>
+    <w:tmpl w:val="6E38C970"/>
+    <w:lvl w:ilvl="0">
+      <w:start w:val="1"/>
+      <w:numFmt w:val="bullet"/>
+      <w:lvlText w:val="●"/>
+      <w:lvlJc w:val="left"/>
+      <w:pPr>
+        <w:ind w:left="720" w:hanging="360"/>
+      </w:pPr>
+      <w:rPr>
+        <w:rFonts w:ascii="Noto Sans Symbols" w:eastAsia="Noto Sans Symbols" w:hAnsi="Noto Sans Symbols" w:cs="Noto Sans Symbols"/>
+        <w:sz w:val="20"/>
+        <w:szCs w:val="20"/>
+      </w:rPr>
+    </w:lvl>
+    <w:lvl w:ilvl="1">
+      <w:start w:val="1"/>
+      <w:numFmt w:val="bullet"/>
+      <w:lvlText w:val="o"/>
+      <w:lvlJc w:val="left"/>
+      <w:pPr>
+        <w:ind w:left="1440" w:hanging="360"/>
+      </w:pPr>
+      <w:rPr>
+        <w:rFonts w:ascii="Courier New" w:eastAsia="Courier New" w:hAnsi="Courier New" w:cs="Courier New"/>
+        <w:sz w:val="20"/>
+        <w:szCs w:val="20"/>
+      </w:rPr>
+    </w:lvl>
+    <w:lvl w:ilvl="2">
+      <w:start w:val="1"/>
+      <w:numFmt w:val="bullet"/>
+      <w:lvlText w:val="▪"/>
+      <w:lvlJc w:val="left"/>
+      <w:pPr>
+        <w:ind w:left="2160" w:hanging="360"/>
+      </w:pPr>
+      <w:rPr>
+        <w:rFonts w:ascii="Noto Sans Symbols" w:eastAsia="Noto Sans Symbols" w:hAnsi="Noto Sans Symbols" w:cs="Noto Sans Symbols"/>
+        <w:sz w:val="20"/>
+        <w:szCs w:val="20"/>
+      </w:rPr>
+    </w:lvl>
+    <w:lvl w:ilvl="3">
+      <w:start w:val="1"/>
+      <w:numFmt w:val="bullet"/>
+      <w:lvlText w:val="▪"/>
+      <w:lvlJc w:val="left"/>
+      <w:pPr>
+        <w:ind w:left="2880" w:hanging="360"/>
+      </w:pPr>
+      <w:rPr>
+        <w:rFonts w:ascii="Noto Sans Symbols" w:eastAsia="Noto Sans Symbols" w:hAnsi="Noto Sans Symbols" w:cs="Noto Sans Symbols"/>
+        <w:sz w:val="20"/>
+        <w:szCs w:val="20"/>
+      </w:rPr>
+    </w:lvl>
+    <w:lvl w:ilvl="4">
+      <w:start w:val="1"/>
+      <w:numFmt w:val="bullet"/>
+      <w:lvlText w:val="▪"/>
+      <w:lvlJc w:val="left"/>
+      <w:pPr>
+        <w:ind w:left="3600" w:hanging="360"/>
+      </w:pPr>
+      <w:rPr>
+        <w:rFonts w:ascii="Noto Sans Symbols" w:eastAsia="Noto Sans Symbols" w:hAnsi="Noto Sans Symbols" w:cs="Noto Sans Symbols"/>
+        <w:sz w:val="20"/>
+        <w:szCs w:val="20"/>
+      </w:rPr>
+    </w:lvl>
+    <w:lvl w:ilvl="5">
+      <w:start w:val="1"/>
+      <w:numFmt w:val="bullet"/>
+      <w:lvlText w:val="▪"/>
+      <w:lvlJc w:val="left"/>
+      <w:pPr>
+        <w:ind w:left="4320" w:hanging="360"/>
+      </w:pPr>
+      <w:rPr>
+        <w:rFonts w:ascii="Noto Sans Symbols" w:eastAsia="Noto Sans Symbols" w:hAnsi="Noto Sans Symbols" w:cs="Noto Sans Symbols"/>
+        <w:sz w:val="20"/>
+        <w:szCs w:val="20"/>
+      </w:rPr>
+    </w:lvl>
+    <w:lvl w:ilvl="6">
+      <w:start w:val="1"/>
+      <w:numFmt w:val="bullet"/>
+      <w:lvlText w:val="▪"/>
+      <w:lvlJc w:val="left"/>
+      <w:pPr>
+        <w:ind w:left="5040" w:hanging="360"/>
+      </w:pPr>
+      <w:rPr>
+        <w:rFonts w:ascii="Noto Sans Symbols" w:eastAsia="Noto Sans Symbols" w:hAnsi="Noto Sans Symbols" w:cs="Noto Sans Symbols"/>
+        <w:sz w:val="20"/>
+        <w:szCs w:val="20"/>
+      </w:rPr>
+    </w:lvl>
+    <w:lvl w:ilvl="7">
+      <w:start w:val="1"/>
+      <w:numFmt w:val="bullet"/>
+      <w:lvlText w:val="▪"/>
+      <w:lvlJc w:val="left"/>
+      <w:pPr>
+        <w:ind w:left="5760" w:hanging="360"/>
+      </w:pPr>
+      <w:rPr>
+        <w:rFonts w:ascii="Noto Sans Symbols" w:eastAsia="Noto Sans Symbols" w:hAnsi="Noto Sans Symbols" w:cs="Noto Sans Symbols"/>
+        <w:sz w:val="20"/>
+        <w:szCs w:val="20"/>
+      </w:rPr>
+    </w:lvl>
+    <w:lvl w:ilvl="8">
+      <w:start w:val="1"/>
+      <w:numFmt w:val="bullet"/>
+      <w:lvlText w:val="▪"/>
+      <w:lvlJc w:val="left"/>
+      <w:pPr>
+        <w:ind w:left="6480" w:hanging="360"/>
+      </w:pPr>
+      <w:rPr>
+        <w:rFonts w:ascii="Noto Sans Symbols" w:eastAsia="Noto Sans Symbols" w:hAnsi="Noto Sans Symbols" w:cs="Noto Sans Symbols"/>
+        <w:sz w:val="20"/>
+        <w:szCs w:val="20"/>
+      </w:rPr>
+    </w:lvl>
+  </w:abstractNum>
+  <w:abstractNum w:abstractNumId="37" w15:restartNumberingAfterBreak="0">
+    <w:nsid w:val="5D584B00"/>
+    <w:multiLevelType w:val="multilevel"/>
+    <w:tmpl w:val="1D98BE5E"/>
+    <w:lvl w:ilvl="0">
+      <w:start w:val="2"/>
+      <w:numFmt w:val="bullet"/>
+      <w:lvlText w:val="—"/>
+      <w:lvlJc w:val="left"/>
+      <w:pPr>
+        <w:ind w:left="1800" w:hanging="360"/>
+      </w:pPr>
+      <w:rPr>
+        <w:rFonts w:ascii="Arial" w:eastAsia="Arial" w:hAnsi="Arial" w:cs="Arial"/>
+      </w:rPr>
+    </w:lvl>
+    <w:lvl w:ilvl="1">
+      <w:start w:val="1"/>
+      <w:numFmt w:val="bullet"/>
+      <w:lvlText w:val="o"/>
+      <w:lvlJc w:val="left"/>
+      <w:pPr>
+        <w:ind w:left="2520" w:hanging="360"/>
+      </w:pPr>
+      <w:rPr>
+        <w:rFonts w:ascii="Courier New" w:eastAsia="Courier New" w:hAnsi="Courier New" w:cs="Courier New"/>
+      </w:rPr>
+    </w:lvl>
+    <w:lvl w:ilvl="2">
+      <w:start w:val="1"/>
+      <w:numFmt w:val="bullet"/>
+      <w:lvlText w:val="▪"/>
+      <w:lvlJc w:val="left"/>
+      <w:pPr>
+        <w:ind w:left="3240" w:hanging="360"/>
+      </w:pPr>
+      <w:rPr>
+        <w:rFonts w:ascii="Noto Sans Symbols" w:eastAsia="Noto Sans Symbols" w:hAnsi="Noto Sans Symbols" w:cs="Noto Sans Symbols"/>
+      </w:rPr>
+    </w:lvl>
+    <w:lvl w:ilvl="3">
+      <w:start w:val="1"/>
+      <w:numFmt w:val="bullet"/>
+      <w:lvlText w:val="●"/>
+      <w:lvlJc w:val="left"/>
+      <w:pPr>
+        <w:ind w:left="3960" w:hanging="360"/>
+      </w:pPr>
+      <w:rPr>
+        <w:rFonts w:ascii="Noto Sans Symbols" w:eastAsia="Noto Sans Symbols" w:hAnsi="Noto Sans Symbols" w:cs="Noto Sans Symbols"/>
+      </w:rPr>
+    </w:lvl>
+    <w:lvl w:ilvl="4">
+      <w:start w:val="1"/>
+      <w:numFmt w:val="bullet"/>
+      <w:lvlText w:val="o"/>
+      <w:lvlJc w:val="left"/>
+      <w:pPr>
+        <w:ind w:left="4680" w:hanging="360"/>
+      </w:pPr>
+      <w:rPr>
+        <w:rFonts w:ascii="Courier New" w:eastAsia="Courier New" w:hAnsi="Courier New" w:cs="Courier New"/>
+      </w:rPr>
+    </w:lvl>
+    <w:lvl w:ilvl="5">
+      <w:start w:val="1"/>
+      <w:numFmt w:val="bullet"/>
+      <w:lvlText w:val="▪"/>
+      <w:lvlJc w:val="left"/>
+      <w:pPr>
+        <w:ind w:left="5400" w:hanging="360"/>
+      </w:pPr>
+      <w:rPr>
+        <w:rFonts w:ascii="Noto Sans Symbols" w:eastAsia="Noto Sans Symbols" w:hAnsi="Noto Sans Symbols" w:cs="Noto Sans Symbols"/>
+      </w:rPr>
+    </w:lvl>
+    <w:lvl w:ilvl="6">
+      <w:start w:val="1"/>
+      <w:numFmt w:val="bullet"/>
+      <w:lvlText w:val="●"/>
+      <w:lvlJc w:val="left"/>
+      <w:pPr>
+        <w:ind w:left="6120" w:hanging="360"/>
+      </w:pPr>
+      <w:rPr>
+        <w:rFonts w:ascii="Noto Sans Symbols" w:eastAsia="Noto Sans Symbols" w:hAnsi="Noto Sans Symbols" w:cs="Noto Sans Symbols"/>
+      </w:rPr>
+    </w:lvl>
+    <w:lvl w:ilvl="7">
+      <w:start w:val="1"/>
+      <w:numFmt w:val="bullet"/>
+      <w:lvlText w:val="o"/>
+      <w:lvlJc w:val="left"/>
+      <w:pPr>
+        <w:ind w:left="6840" w:hanging="360"/>
+      </w:pPr>
+      <w:rPr>
+        <w:rFonts w:ascii="Courier New" w:eastAsia="Courier New" w:hAnsi="Courier New" w:cs="Courier New"/>
+      </w:rPr>
+    </w:lvl>
+    <w:lvl w:ilvl="8">
+      <w:start w:val="1"/>
+      <w:numFmt w:val="bullet"/>
+      <w:lvlText w:val="▪"/>
+      <w:lvlJc w:val="left"/>
+      <w:pPr>
+        <w:ind w:left="7560" w:hanging="360"/>
+      </w:pPr>
+      <w:rPr>
+        <w:rFonts w:ascii="Noto Sans Symbols" w:eastAsia="Noto Sans Symbols" w:hAnsi="Noto Sans Symbols" w:cs="Noto Sans Symbols"/>
+      </w:rPr>
+    </w:lvl>
+  </w:abstractNum>
+  <w:abstractNum w:abstractNumId="38" w15:restartNumberingAfterBreak="0">
     <w:nsid w:val="5D624F3A"/>
     <w:multiLevelType w:val="multilevel"/>
     <w:tmpl w:val="7876D9B4"/>
@@ -25289,7 +26961,265 @@
       </w:rPr>
     </w:lvl>
   </w:abstractNum>
-  <w:abstractNum w:abstractNumId="19" w15:restartNumberingAfterBreak="0">
+  <w:abstractNum w:abstractNumId="39" w15:restartNumberingAfterBreak="0">
+    <w:nsid w:val="5E095A56"/>
+    <w:multiLevelType w:val="multilevel"/>
+    <w:tmpl w:val="ABB4832C"/>
+    <w:lvl w:ilvl="0">
+      <w:start w:val="1"/>
+      <w:numFmt w:val="bullet"/>
+      <w:lvlText w:val="●"/>
+      <w:lvlJc w:val="left"/>
+      <w:pPr>
+        <w:ind w:left="720" w:hanging="360"/>
+      </w:pPr>
+      <w:rPr>
+        <w:rFonts w:ascii="Noto Sans Symbols" w:eastAsia="Noto Sans Symbols" w:hAnsi="Noto Sans Symbols" w:cs="Noto Sans Symbols"/>
+        <w:sz w:val="20"/>
+        <w:szCs w:val="20"/>
+      </w:rPr>
+    </w:lvl>
+    <w:lvl w:ilvl="1">
+      <w:start w:val="1"/>
+      <w:numFmt w:val="bullet"/>
+      <w:lvlText w:val="●"/>
+      <w:lvlJc w:val="left"/>
+      <w:pPr>
+        <w:ind w:left="1440" w:hanging="360"/>
+      </w:pPr>
+      <w:rPr>
+        <w:rFonts w:ascii="Noto Sans Symbols" w:eastAsia="Noto Sans Symbols" w:hAnsi="Noto Sans Symbols" w:cs="Noto Sans Symbols"/>
+      </w:rPr>
+    </w:lvl>
+    <w:lvl w:ilvl="2">
+      <w:start w:val="1"/>
+      <w:numFmt w:val="bullet"/>
+      <w:lvlText w:val="▪"/>
+      <w:lvlJc w:val="left"/>
+      <w:pPr>
+        <w:ind w:left="2160" w:hanging="360"/>
+      </w:pPr>
+      <w:rPr>
+        <w:rFonts w:ascii="Noto Sans Symbols" w:eastAsia="Noto Sans Symbols" w:hAnsi="Noto Sans Symbols" w:cs="Noto Sans Symbols"/>
+        <w:sz w:val="20"/>
+        <w:szCs w:val="20"/>
+      </w:rPr>
+    </w:lvl>
+    <w:lvl w:ilvl="3">
+      <w:start w:val="1"/>
+      <w:numFmt w:val="bullet"/>
+      <w:lvlText w:val="▪"/>
+      <w:lvlJc w:val="left"/>
+      <w:pPr>
+        <w:ind w:left="2880" w:hanging="360"/>
+      </w:pPr>
+      <w:rPr>
+        <w:rFonts w:ascii="Noto Sans Symbols" w:eastAsia="Noto Sans Symbols" w:hAnsi="Noto Sans Symbols" w:cs="Noto Sans Symbols"/>
+        <w:sz w:val="20"/>
+        <w:szCs w:val="20"/>
+      </w:rPr>
+    </w:lvl>
+    <w:lvl w:ilvl="4">
+      <w:start w:val="1"/>
+      <w:numFmt w:val="bullet"/>
+      <w:lvlText w:val="▪"/>
+      <w:lvlJc w:val="left"/>
+      <w:pPr>
+        <w:ind w:left="3600" w:hanging="360"/>
+      </w:pPr>
+      <w:rPr>
+        <w:rFonts w:ascii="Noto Sans Symbols" w:eastAsia="Noto Sans Symbols" w:hAnsi="Noto Sans Symbols" w:cs="Noto Sans Symbols"/>
+        <w:sz w:val="20"/>
+        <w:szCs w:val="20"/>
+      </w:rPr>
+    </w:lvl>
+    <w:lvl w:ilvl="5">
+      <w:start w:val="1"/>
+      <w:numFmt w:val="bullet"/>
+      <w:lvlText w:val="▪"/>
+      <w:lvlJc w:val="left"/>
+      <w:pPr>
+        <w:ind w:left="4320" w:hanging="360"/>
+      </w:pPr>
+      <w:rPr>
+        <w:rFonts w:ascii="Noto Sans Symbols" w:eastAsia="Noto Sans Symbols" w:hAnsi="Noto Sans Symbols" w:cs="Noto Sans Symbols"/>
+        <w:sz w:val="20"/>
+        <w:szCs w:val="20"/>
+      </w:rPr>
+    </w:lvl>
+    <w:lvl w:ilvl="6">
+      <w:start w:val="1"/>
+      <w:numFmt w:val="bullet"/>
+      <w:lvlText w:val="▪"/>
+      <w:lvlJc w:val="left"/>
+      <w:pPr>
+        <w:ind w:left="5040" w:hanging="360"/>
+      </w:pPr>
+      <w:rPr>
+        <w:rFonts w:ascii="Noto Sans Symbols" w:eastAsia="Noto Sans Symbols" w:hAnsi="Noto Sans Symbols" w:cs="Noto Sans Symbols"/>
+        <w:sz w:val="20"/>
+        <w:szCs w:val="20"/>
+      </w:rPr>
+    </w:lvl>
+    <w:lvl w:ilvl="7">
+      <w:start w:val="1"/>
+      <w:numFmt w:val="bullet"/>
+      <w:lvlText w:val="▪"/>
+      <w:lvlJc w:val="left"/>
+      <w:pPr>
+        <w:ind w:left="5760" w:hanging="360"/>
+      </w:pPr>
+      <w:rPr>
+        <w:rFonts w:ascii="Noto Sans Symbols" w:eastAsia="Noto Sans Symbols" w:hAnsi="Noto Sans Symbols" w:cs="Noto Sans Symbols"/>
+        <w:sz w:val="20"/>
+        <w:szCs w:val="20"/>
+      </w:rPr>
+    </w:lvl>
+    <w:lvl w:ilvl="8">
+      <w:start w:val="1"/>
+      <w:numFmt w:val="bullet"/>
+      <w:lvlText w:val="▪"/>
+      <w:lvlJc w:val="left"/>
+      <w:pPr>
+        <w:ind w:left="6480" w:hanging="360"/>
+      </w:pPr>
+      <w:rPr>
+        <w:rFonts w:ascii="Noto Sans Symbols" w:eastAsia="Noto Sans Symbols" w:hAnsi="Noto Sans Symbols" w:cs="Noto Sans Symbols"/>
+        <w:sz w:val="20"/>
+        <w:szCs w:val="20"/>
+      </w:rPr>
+    </w:lvl>
+  </w:abstractNum>
+  <w:abstractNum w:abstractNumId="40" w15:restartNumberingAfterBreak="0">
+    <w:nsid w:val="5F865817"/>
+    <w:multiLevelType w:val="multilevel"/>
+    <w:tmpl w:val="5D002324"/>
+    <w:lvl w:ilvl="0">
+      <w:start w:val="1"/>
+      <w:numFmt w:val="bullet"/>
+      <w:lvlText w:val="●"/>
+      <w:lvlJc w:val="left"/>
+      <w:pPr>
+        <w:ind w:left="720" w:hanging="360"/>
+      </w:pPr>
+      <w:rPr>
+        <w:rFonts w:ascii="Noto Sans Symbols" w:eastAsia="Noto Sans Symbols" w:hAnsi="Noto Sans Symbols" w:cs="Noto Sans Symbols"/>
+        <w:sz w:val="20"/>
+        <w:szCs w:val="20"/>
+      </w:rPr>
+    </w:lvl>
+    <w:lvl w:ilvl="1">
+      <w:start w:val="1"/>
+      <w:numFmt w:val="bullet"/>
+      <w:lvlText w:val="●"/>
+      <w:lvlJc w:val="left"/>
+      <w:pPr>
+        <w:ind w:left="1440" w:hanging="360"/>
+      </w:pPr>
+      <w:rPr>
+        <w:rFonts w:ascii="Noto Sans Symbols" w:eastAsia="Noto Sans Symbols" w:hAnsi="Noto Sans Symbols" w:cs="Noto Sans Symbols"/>
+      </w:rPr>
+    </w:lvl>
+    <w:lvl w:ilvl="2">
+      <w:start w:val="1"/>
+      <w:numFmt w:val="bullet"/>
+      <w:lvlText w:val="▪"/>
+      <w:lvlJc w:val="left"/>
+      <w:pPr>
+        <w:ind w:left="2160" w:hanging="360"/>
+      </w:pPr>
+      <w:rPr>
+        <w:rFonts w:ascii="Noto Sans Symbols" w:eastAsia="Noto Sans Symbols" w:hAnsi="Noto Sans Symbols" w:cs="Noto Sans Symbols"/>
+        <w:sz w:val="20"/>
+        <w:szCs w:val="20"/>
+      </w:rPr>
+    </w:lvl>
+    <w:lvl w:ilvl="3">
+      <w:start w:val="1"/>
+      <w:numFmt w:val="bullet"/>
+      <w:lvlText w:val="▪"/>
+      <w:lvlJc w:val="left"/>
+      <w:pPr>
+        <w:ind w:left="2880" w:hanging="360"/>
+      </w:pPr>
+      <w:rPr>
+        <w:rFonts w:ascii="Noto Sans Symbols" w:eastAsia="Noto Sans Symbols" w:hAnsi="Noto Sans Symbols" w:cs="Noto Sans Symbols"/>
+        <w:sz w:val="20"/>
+        <w:szCs w:val="20"/>
+      </w:rPr>
+    </w:lvl>
+    <w:lvl w:ilvl="4">
+      <w:start w:val="1"/>
+      <w:numFmt w:val="bullet"/>
+      <w:lvlText w:val="▪"/>
+      <w:lvlJc w:val="left"/>
+      <w:pPr>
+        <w:ind w:left="3600" w:hanging="360"/>
+      </w:pPr>
+      <w:rPr>
+        <w:rFonts w:ascii="Noto Sans Symbols" w:eastAsia="Noto Sans Symbols" w:hAnsi="Noto Sans Symbols" w:cs="Noto Sans Symbols"/>
+        <w:sz w:val="20"/>
+        <w:szCs w:val="20"/>
+      </w:rPr>
+    </w:lvl>
+    <w:lvl w:ilvl="5">
+      <w:start w:val="1"/>
+      <w:numFmt w:val="bullet"/>
+      <w:lvlText w:val="▪"/>
+      <w:lvlJc w:val="left"/>
+      <w:pPr>
+        <w:ind w:left="4320" w:hanging="360"/>
+      </w:pPr>
+      <w:rPr>
+        <w:rFonts w:ascii="Noto Sans Symbols" w:eastAsia="Noto Sans Symbols" w:hAnsi="Noto Sans Symbols" w:cs="Noto Sans Symbols"/>
+        <w:sz w:val="20"/>
+        <w:szCs w:val="20"/>
+      </w:rPr>
+    </w:lvl>
+    <w:lvl w:ilvl="6">
+      <w:start w:val="1"/>
+      <w:numFmt w:val="bullet"/>
+      <w:lvlText w:val="▪"/>
+      <w:lvlJc w:val="left"/>
+      <w:pPr>
+        <w:ind w:left="5040" w:hanging="360"/>
+      </w:pPr>
+      <w:rPr>
+        <w:rFonts w:ascii="Noto Sans Symbols" w:eastAsia="Noto Sans Symbols" w:hAnsi="Noto Sans Symbols" w:cs="Noto Sans Symbols"/>
+        <w:sz w:val="20"/>
+        <w:szCs w:val="20"/>
+      </w:rPr>
+    </w:lvl>
+    <w:lvl w:ilvl="7">
+      <w:start w:val="1"/>
+      <w:numFmt w:val="bullet"/>
+      <w:lvlText w:val="▪"/>
+      <w:lvlJc w:val="left"/>
+      <w:pPr>
+        <w:ind w:left="5760" w:hanging="360"/>
+      </w:pPr>
+      <w:rPr>
+        <w:rFonts w:ascii="Noto Sans Symbols" w:eastAsia="Noto Sans Symbols" w:hAnsi="Noto Sans Symbols" w:cs="Noto Sans Symbols"/>
+        <w:sz w:val="20"/>
+        <w:szCs w:val="20"/>
+      </w:rPr>
+    </w:lvl>
+    <w:lvl w:ilvl="8">
+      <w:start w:val="1"/>
+      <w:numFmt w:val="bullet"/>
+      <w:lvlText w:val="▪"/>
+      <w:lvlJc w:val="left"/>
+      <w:pPr>
+        <w:ind w:left="6480" w:hanging="360"/>
+      </w:pPr>
+      <w:rPr>
+        <w:rFonts w:ascii="Noto Sans Symbols" w:eastAsia="Noto Sans Symbols" w:hAnsi="Noto Sans Symbols" w:cs="Noto Sans Symbols"/>
+        <w:sz w:val="20"/>
+        <w:szCs w:val="20"/>
+      </w:rPr>
+    </w:lvl>
+  </w:abstractNum>
+  <w:abstractNum w:abstractNumId="41" w15:restartNumberingAfterBreak="0">
     <w:nsid w:val="654312F2"/>
     <w:multiLevelType w:val="multilevel"/>
     <w:tmpl w:val="15D04270"/>
@@ -25420,7 +27350,7 @@
       </w:rPr>
     </w:lvl>
   </w:abstractNum>
-  <w:abstractNum w:abstractNumId="20" w15:restartNumberingAfterBreak="0">
+  <w:abstractNum w:abstractNumId="42" w15:restartNumberingAfterBreak="0">
     <w:nsid w:val="68C172AA"/>
     <w:multiLevelType w:val="hybridMultilevel"/>
     <w:tmpl w:val="B3A42B88"/>
@@ -25533,7 +27463,7 @@
       </w:rPr>
     </w:lvl>
   </w:abstractNum>
-  <w:abstractNum w:abstractNumId="21" w15:restartNumberingAfterBreak="0">
+  <w:abstractNum w:abstractNumId="43" w15:restartNumberingAfterBreak="0">
     <w:nsid w:val="75A454A3"/>
     <w:multiLevelType w:val="multilevel"/>
     <w:tmpl w:val="61D82896"/>
@@ -25664,7 +27594,7 @@
       </w:rPr>
     </w:lvl>
   </w:abstractNum>
-  <w:abstractNum w:abstractNumId="22" w15:restartNumberingAfterBreak="0">
+  <w:abstractNum w:abstractNumId="44" w15:restartNumberingAfterBreak="0">
     <w:nsid w:val="773E5633"/>
     <w:multiLevelType w:val="multilevel"/>
     <w:tmpl w:val="4030CBB0"/>
@@ -25795,7 +27725,7 @@
       </w:rPr>
     </w:lvl>
   </w:abstractNum>
-  <w:abstractNum w:abstractNumId="23" w15:restartNumberingAfterBreak="0">
+  <w:abstractNum w:abstractNumId="45" w15:restartNumberingAfterBreak="0">
     <w:nsid w:val="7C343273"/>
     <w:multiLevelType w:val="multilevel"/>
     <w:tmpl w:val="236A1410"/>
@@ -25910,76 +27840,142 @@
     </w:lvl>
   </w:abstractNum>
   <w:num w:numId="1" w16cid:durableId="804930554">
+    <w:abstractNumId w:val="28"/>
+  </w:num>
+  <w:num w:numId="2" w16cid:durableId="1437991108">
+    <w:abstractNumId w:val="24"/>
+  </w:num>
+  <w:num w:numId="3" w16cid:durableId="1365904147">
+    <w:abstractNumId w:val="44"/>
+  </w:num>
+  <w:num w:numId="4" w16cid:durableId="1006832697">
+    <w:abstractNumId w:val="20"/>
+  </w:num>
+  <w:num w:numId="5" w16cid:durableId="667176933">
+    <w:abstractNumId w:val="27"/>
+  </w:num>
+  <w:num w:numId="6" w16cid:durableId="454905824">
+    <w:abstractNumId w:val="21"/>
+  </w:num>
+  <w:num w:numId="7" w16cid:durableId="1954971573">
+    <w:abstractNumId w:val="5"/>
+  </w:num>
+  <w:num w:numId="8" w16cid:durableId="1531213397">
+    <w:abstractNumId w:val="14"/>
+  </w:num>
+  <w:num w:numId="9" w16cid:durableId="1227303431">
+    <w:abstractNumId w:val="7"/>
+  </w:num>
+  <w:num w:numId="10" w16cid:durableId="337779776">
+    <w:abstractNumId w:val="13"/>
+  </w:num>
+  <w:num w:numId="11" w16cid:durableId="496918188">
     <w:abstractNumId w:val="15"/>
   </w:num>
-  <w:num w:numId="2" w16cid:durableId="1437991108">
-    <w:abstractNumId w:val="13"/>
+  <w:num w:numId="12" w16cid:durableId="931354304">
+    <w:abstractNumId w:val="43"/>
   </w:num>
-  <w:num w:numId="3" w16cid:durableId="1365904147">
+  <w:num w:numId="13" w16cid:durableId="70124677">
+    <w:abstractNumId w:val="19"/>
+  </w:num>
+  <w:num w:numId="14" w16cid:durableId="1653752626">
+    <w:abstractNumId w:val="41"/>
+  </w:num>
+  <w:num w:numId="15" w16cid:durableId="1730306684">
+    <w:abstractNumId w:val="18"/>
+  </w:num>
+  <w:num w:numId="16" w16cid:durableId="2062289812">
+    <w:abstractNumId w:val="29"/>
+  </w:num>
+  <w:num w:numId="17" w16cid:durableId="1573545949">
+    <w:abstractNumId w:val="34"/>
+  </w:num>
+  <w:num w:numId="18" w16cid:durableId="1042294040">
+    <w:abstractNumId w:val="45"/>
+  </w:num>
+  <w:num w:numId="19" w16cid:durableId="129787855">
+    <w:abstractNumId w:val="8"/>
+  </w:num>
+  <w:num w:numId="20" w16cid:durableId="2033922253">
+    <w:abstractNumId w:val="17"/>
+  </w:num>
+  <w:num w:numId="21" w16cid:durableId="1364329075">
+    <w:abstractNumId w:val="38"/>
+  </w:num>
+  <w:num w:numId="22" w16cid:durableId="862784053">
+    <w:abstractNumId w:val="42"/>
+  </w:num>
+  <w:num w:numId="23" w16cid:durableId="486022712">
+    <w:abstractNumId w:val="23"/>
+  </w:num>
+  <w:num w:numId="24" w16cid:durableId="2027822626">
+    <w:abstractNumId w:val="3"/>
+  </w:num>
+  <w:num w:numId="25" w16cid:durableId="749351830">
+    <w:abstractNumId w:val="10"/>
+  </w:num>
+  <w:num w:numId="26" w16cid:durableId="202139735">
+    <w:abstractNumId w:val="0"/>
+  </w:num>
+  <w:num w:numId="27" w16cid:durableId="1405641301">
+    <w:abstractNumId w:val="1"/>
+  </w:num>
+  <w:num w:numId="28" w16cid:durableId="997729880">
+    <w:abstractNumId w:val="36"/>
+  </w:num>
+  <w:num w:numId="29" w16cid:durableId="1368797156">
+    <w:abstractNumId w:val="31"/>
+  </w:num>
+  <w:num w:numId="30" w16cid:durableId="1073695340">
+    <w:abstractNumId w:val="35"/>
+  </w:num>
+  <w:num w:numId="31" w16cid:durableId="1598564887">
+    <w:abstractNumId w:val="16"/>
+  </w:num>
+  <w:num w:numId="32" w16cid:durableId="147984199">
+    <w:abstractNumId w:val="32"/>
+  </w:num>
+  <w:num w:numId="33" w16cid:durableId="1877160562">
+    <w:abstractNumId w:val="33"/>
+  </w:num>
+  <w:num w:numId="34" w16cid:durableId="1935164675">
+    <w:abstractNumId w:val="26"/>
+  </w:num>
+  <w:num w:numId="35" w16cid:durableId="140075586">
+    <w:abstractNumId w:val="6"/>
+  </w:num>
+  <w:num w:numId="36" w16cid:durableId="2005038545">
+    <w:abstractNumId w:val="25"/>
+  </w:num>
+  <w:num w:numId="37" w16cid:durableId="1243105859">
+    <w:abstractNumId w:val="12"/>
+  </w:num>
+  <w:num w:numId="38" w16cid:durableId="865170401">
+    <w:abstractNumId w:val="11"/>
+  </w:num>
+  <w:num w:numId="39" w16cid:durableId="450319863">
+    <w:abstractNumId w:val="37"/>
+  </w:num>
+  <w:num w:numId="40" w16cid:durableId="1411539477">
+    <w:abstractNumId w:val="30"/>
+  </w:num>
+  <w:num w:numId="41" w16cid:durableId="1551377491">
     <w:abstractNumId w:val="22"/>
   </w:num>
-  <w:num w:numId="4" w16cid:durableId="1006832697">
-    <w:abstractNumId w:val="10"/>
+  <w:num w:numId="42" w16cid:durableId="227694142">
+    <w:abstractNumId w:val="9"/>
   </w:num>
-  <w:num w:numId="5" w16cid:durableId="667176933">
-    <w:abstractNumId w:val="14"/>
+  <w:num w:numId="43" w16cid:durableId="1958827355">
+    <w:abstractNumId w:val="40"/>
   </w:num>
-  <w:num w:numId="6" w16cid:durableId="454905824">
-    <w:abstractNumId w:val="11"/>
+  <w:num w:numId="44" w16cid:durableId="421488958">
+    <w:abstractNumId w:val="39"/>
   </w:num>
-  <w:num w:numId="7" w16cid:durableId="1954971573">
-    <w:abstractNumId w:val="1"/>
-  </w:num>
-  <w:num w:numId="8" w16cid:durableId="1531213397">
-    <w:abstractNumId w:val="5"/>
-  </w:num>
-  <w:num w:numId="9" w16cid:durableId="1227303431">
+  <w:num w:numId="45" w16cid:durableId="899629553">
     <w:abstractNumId w:val="2"/>
   </w:num>
-  <w:num w:numId="10" w16cid:durableId="337779776">
+  <w:num w:numId="46" w16cid:durableId="1598170494">
     <w:abstractNumId w:val="4"/>
-  </w:num>
-  <w:num w:numId="11" w16cid:durableId="496918188">
-    <w:abstractNumId w:val="6"/>
-  </w:num>
-  <w:num w:numId="12" w16cid:durableId="931354304">
-    <w:abstractNumId w:val="21"/>
-  </w:num>
-  <w:num w:numId="13" w16cid:durableId="70124677">
-    <w:abstractNumId w:val="9"/>
-  </w:num>
-  <w:num w:numId="14" w16cid:durableId="1653752626">
-    <w:abstractNumId w:val="19"/>
-  </w:num>
-  <w:num w:numId="15" w16cid:durableId="1730306684">
-    <w:abstractNumId w:val="8"/>
-  </w:num>
-  <w:num w:numId="16" w16cid:durableId="2062289812">
-    <w:abstractNumId w:val="16"/>
-  </w:num>
-  <w:num w:numId="17" w16cid:durableId="1573545949">
-    <w:abstractNumId w:val="17"/>
-  </w:num>
-  <w:num w:numId="18" w16cid:durableId="1042294040">
-    <w:abstractNumId w:val="23"/>
-  </w:num>
-  <w:num w:numId="19" w16cid:durableId="129787855">
-    <w:abstractNumId w:val="3"/>
-  </w:num>
-  <w:num w:numId="20" w16cid:durableId="2033922253">
-    <w:abstractNumId w:val="7"/>
-  </w:num>
-  <w:num w:numId="21" w16cid:durableId="1364329075">
-    <w:abstractNumId w:val="18"/>
-  </w:num>
-  <w:num w:numId="22" w16cid:durableId="862784053">
-    <w:abstractNumId w:val="20"/>
-  </w:num>
-  <w:num w:numId="23" w16cid:durableId="486022712">
-    <w:abstractNumId w:val="12"/>
-  </w:num>
-  <w:num w:numId="24" w16cid:durableId="2027822626">
-    <w:abstractNumId w:val="0"/>
   </w:num>
 </w:numbering>
 </file>
